--- a/2.Iterazione1/Iterazione1.docx
+++ b/2.Iterazione1/Iterazione1.docx
@@ -5,10 +5,13 @@
   <w:body>
     <w:p>
       <w:pPr>
+        <w:pStyle w:val="Titolo1"/>
         <w:jc w:val="center"/>
         <w:rPr>
-          <w:rFonts w:ascii="Montserrat" w:eastAsiaTheme="majorEastAsia" w:hAnsi="Montserrat" w:cstheme="majorBidi"/>
+          <w:rFonts w:ascii="Montserrat" w:hAnsi="Montserrat"/>
           <w:color w:val="FF4129"/>
+          <w:sz w:val="64"/>
+          <w:szCs w:val="64"/>
         </w:rPr>
       </w:pPr>
       <w:bookmarkStart w:id="0" w:name="_Toc222162192"/>
@@ -8475,6 +8478,1834 @@
           <w:szCs w:val="26"/>
         </w:rPr>
       </w:pPr>
+    </w:p>
+    <w:p>
+      <w:pPr>
+        <w:pStyle w:val="Titolo2"/>
+        <w:rPr>
+          <w:rFonts w:ascii="Montserrat" w:hAnsi="Montserrat"/>
+          <w:color w:val="CC1903"/>
+          <w:sz w:val="36"/>
+          <w:szCs w:val="36"/>
+        </w:rPr>
+      </w:pPr>
+      <w:bookmarkStart w:id="13" w:name="_Toc222162205"/>
+      <w:r>
+        <w:rPr>
+          <w:rFonts w:ascii="Montserrat" w:hAnsi="Montserrat"/>
+          <w:color w:val="CC1903"/>
+          <w:sz w:val="36"/>
+          <w:szCs w:val="36"/>
+        </w:rPr>
+        <w:t>3. Progettazione</w:t>
+      </w:r>
+      <w:bookmarkEnd w:id="13"/>
+    </w:p>
+    <w:p>
+      <w:pPr>
+        <w:jc w:val="both"/>
+        <w:rPr>
+          <w:rFonts w:ascii="Montserrat" w:hAnsi="Montserrat"/>
+          <w:color w:val="272728"/>
+          <w:sz w:val="24"/>
+          <w:szCs w:val="24"/>
+        </w:rPr>
+      </w:pPr>
+      <w:r>
+        <w:rPr>
+          <w:rFonts w:ascii="Montserrat" w:hAnsi="Montserrat"/>
+          <w:color w:val="272728"/>
+          <w:sz w:val="24"/>
+          <w:szCs w:val="24"/>
+        </w:rPr>
+        <w:t>In questa fase ci si concentra sui diagrammi di sequenza/comunicazione</w:t>
+      </w:r>
+      <w:r>
+        <w:rPr>
+          <w:rFonts w:ascii="Montserrat" w:hAnsi="Montserrat"/>
+          <w:color w:val="272728"/>
+          <w:sz w:val="24"/>
+          <w:szCs w:val="24"/>
+        </w:rPr>
+        <w:t>, che mostrano come gli oggetti collaborano tra loro,</w:t>
+      </w:r>
+      <w:r>
+        <w:rPr>
+          <w:rFonts w:ascii="Montserrat" w:hAnsi="Montserrat"/>
+          <w:color w:val="272728"/>
+          <w:sz w:val="24"/>
+          <w:szCs w:val="24"/>
+        </w:rPr>
+        <w:t xml:space="preserve"> e sul Diagramma delle </w:t>
+      </w:r>
+      <w:r>
+        <w:rPr>
+          <w:rFonts w:ascii="Montserrat" w:hAnsi="Montserrat"/>
+          <w:color w:val="272728"/>
+          <w:sz w:val="24"/>
+          <w:szCs w:val="24"/>
+        </w:rPr>
+        <w:t>C</w:t>
+      </w:r>
+      <w:r>
+        <w:rPr>
+          <w:rFonts w:ascii="Montserrat" w:hAnsi="Montserrat"/>
+          <w:color w:val="272728"/>
+          <w:sz w:val="24"/>
+          <w:szCs w:val="24"/>
+        </w:rPr>
+        <w:t>lassi</w:t>
+      </w:r>
+      <w:r>
+        <w:rPr>
+          <w:rFonts w:ascii="Montserrat" w:hAnsi="Montserrat"/>
+          <w:color w:val="272728"/>
+          <w:sz w:val="24"/>
+          <w:szCs w:val="24"/>
+        </w:rPr>
+        <w:t xml:space="preserve"> di Progetto (DCD) che ci permette di ottenere una rappresentazione statica e dettagliata del sistema </w:t>
+      </w:r>
+      <w:proofErr w:type="spellStart"/>
+      <w:r>
+        <w:rPr>
+          <w:rFonts w:ascii="Montserrat" w:hAnsi="Montserrat"/>
+          <w:color w:val="272728"/>
+          <w:sz w:val="24"/>
+          <w:szCs w:val="24"/>
+        </w:rPr>
+        <w:t>CulturalFlow</w:t>
+      </w:r>
+      <w:proofErr w:type="spellEnd"/>
+      <w:r>
+        <w:rPr>
+          <w:rFonts w:ascii="Montserrat" w:hAnsi="Montserrat"/>
+          <w:color w:val="272728"/>
+          <w:sz w:val="24"/>
+          <w:szCs w:val="24"/>
+        </w:rPr>
+        <w:t>.</w:t>
+      </w:r>
+    </w:p>
+    <w:p>
+      <w:pPr>
+        <w:pStyle w:val="Titolo3"/>
+        <w:rPr>
+          <w:rFonts w:ascii="Montserrat" w:hAnsi="Montserrat"/>
+          <w:color w:val="CC1903"/>
+        </w:rPr>
+      </w:pPr>
+      <w:bookmarkStart w:id="14" w:name="_Toc222162206"/>
+      <w:r>
+        <w:rPr>
+          <w:rFonts w:ascii="Montserrat" w:hAnsi="Montserrat"/>
+          <w:color w:val="CC1903"/>
+        </w:rPr>
+        <w:t>3.1. Caso d’uso di avviamento, diagramma di comunicazione</w:t>
+      </w:r>
+      <w:bookmarkEnd w:id="14"/>
+    </w:p>
+    <w:p>
+      <w:pPr>
+        <w:jc w:val="both"/>
+        <w:rPr>
+          <w:rFonts w:ascii="Montserrat" w:hAnsi="Montserrat"/>
+          <w:b/>
+          <w:bCs/>
+          <w:i/>
+          <w:iCs/>
+          <w:color w:val="272728"/>
+          <w:sz w:val="24"/>
+          <w:szCs w:val="24"/>
+        </w:rPr>
+      </w:pPr>
+      <w:r>
+        <w:rPr>
+          <w:rFonts w:ascii="Montserrat" w:hAnsi="Montserrat"/>
+          <w:color w:val="272728"/>
+          <w:sz w:val="24"/>
+          <w:szCs w:val="24"/>
+        </w:rPr>
+        <w:t xml:space="preserve">Per funzionare correttamente, il sistema dovrà seguire dei passaggi iniziali di configurazione. </w:t>
+      </w:r>
+    </w:p>
+    <w:p>
+      <w:pPr>
+        <w:jc w:val="center"/>
+        <w:rPr>
+          <w:rFonts w:ascii="Montserrat" w:hAnsi="Montserrat"/>
+          <w:color w:val="272728"/>
+          <w:sz w:val="24"/>
+          <w:szCs w:val="24"/>
+        </w:rPr>
+      </w:pPr>
+      <w:r>
+        <w:rPr>
+          <w:rFonts w:ascii="Montserrat" w:hAnsi="Montserrat"/>
+          <w:noProof/>
+          <w:color w:val="272728"/>
+          <w:sz w:val="24"/>
+          <w:szCs w:val="24"/>
+        </w:rPr>
+        <w:lastRenderedPageBreak/>
+        <w:drawing>
+          <wp:inline distT="0" distB="0" distL="0" distR="0" wp14:anchorId="53D88B39" wp14:editId="13632906">
+            <wp:extent cx="5817184" cy="4170150"/>
+            <wp:effectExtent l="0" t="0" r="0" b="1905"/>
+            <wp:docPr id="90574821" name="Immagine 1"/>
+            <wp:cNvGraphicFramePr>
+              <a:graphicFrameLocks xmlns:a="http://schemas.openxmlformats.org/drawingml/2006/main" noChangeAspect="1"/>
+            </wp:cNvGraphicFramePr>
+            <a:graphic xmlns:a="http://schemas.openxmlformats.org/drawingml/2006/main">
+              <a:graphicData uri="http://schemas.openxmlformats.org/drawingml/2006/picture">
+                <pic:pic xmlns:pic="http://schemas.openxmlformats.org/drawingml/2006/picture">
+                  <pic:nvPicPr>
+                    <pic:cNvPr id="90574821" name="Immagine 1"/>
+                    <pic:cNvPicPr/>
+                  </pic:nvPicPr>
+                  <pic:blipFill>
+                    <a:blip r:embed="rId10">
+                      <a:extLst>
+                        <a:ext uri="{28A0092B-C50C-407E-A947-70E740481C1C}">
+                          <a14:useLocalDpi xmlns:a14="http://schemas.microsoft.com/office/drawing/2010/main" val="0"/>
+                        </a:ext>
+                      </a:extLst>
+                    </a:blip>
+                    <a:stretch>
+                      <a:fillRect/>
+                    </a:stretch>
+                  </pic:blipFill>
+                  <pic:spPr>
+                    <a:xfrm>
+                      <a:off x="0" y="0"/>
+                      <a:ext cx="5817184" cy="4170150"/>
+                    </a:xfrm>
+                    <a:prstGeom prst="rect">
+                      <a:avLst/>
+                    </a:prstGeom>
+                  </pic:spPr>
+                </pic:pic>
+              </a:graphicData>
+            </a:graphic>
+          </wp:inline>
+        </w:drawing>
+      </w:r>
+    </w:p>
+    <w:p>
+      <w:pPr>
+        <w:pStyle w:val="Titolo3"/>
+        <w:rPr>
+          <w:rFonts w:ascii="Montserrat" w:hAnsi="Montserrat"/>
+          <w:color w:val="CC1903"/>
+        </w:rPr>
+      </w:pPr>
+      <w:bookmarkStart w:id="15" w:name="_Toc222162207"/>
+      <w:r>
+        <w:rPr>
+          <w:rFonts w:ascii="Montserrat" w:hAnsi="Montserrat"/>
+          <w:color w:val="CC1903"/>
+        </w:rPr>
+        <w:t>3.2. Diagrammi di sequenza UC1</w:t>
+      </w:r>
+      <w:bookmarkEnd w:id="15"/>
+    </w:p>
+    <w:p>
+      <w:pPr>
+        <w:jc w:val="both"/>
+        <w:rPr>
+          <w:rFonts w:ascii="Montserrat" w:hAnsi="Montserrat"/>
+          <w:color w:val="272728"/>
+          <w:sz w:val="24"/>
+          <w:szCs w:val="24"/>
+        </w:rPr>
+      </w:pPr>
+      <w:r>
+        <w:rPr>
+          <w:rFonts w:ascii="Montserrat" w:hAnsi="Montserrat"/>
+          <w:color w:val="272728"/>
+          <w:sz w:val="24"/>
+          <w:szCs w:val="24"/>
+        </w:rPr>
+        <w:t xml:space="preserve">In questi primi diagrammi di sequenza, relativi al caso d’uso UC1, vengono applicati diversi pattern GRASP. Il primo da individuare è il </w:t>
+      </w:r>
+      <w:r>
+        <w:rPr>
+          <w:rFonts w:ascii="Montserrat" w:hAnsi="Montserrat"/>
+          <w:i/>
+          <w:iCs/>
+          <w:color w:val="272728"/>
+          <w:sz w:val="24"/>
+          <w:szCs w:val="24"/>
+        </w:rPr>
+        <w:t>pattern Controller</w:t>
+      </w:r>
+      <w:r>
+        <w:rPr>
+          <w:rFonts w:ascii="Montserrat" w:hAnsi="Montserrat"/>
+          <w:color w:val="272728"/>
+          <w:sz w:val="24"/>
+          <w:szCs w:val="24"/>
+        </w:rPr>
+        <w:t xml:space="preserve">. Essendo che stiamo considerando un sistema poco complesso con poche operazioni di sistema, si è scelto di utilizzare un </w:t>
+      </w:r>
+      <w:proofErr w:type="spellStart"/>
+      <w:r>
+        <w:rPr>
+          <w:rFonts w:ascii="Montserrat" w:hAnsi="Montserrat"/>
+          <w:i/>
+          <w:iCs/>
+          <w:color w:val="272728"/>
+          <w:sz w:val="24"/>
+          <w:szCs w:val="24"/>
+        </w:rPr>
+        <w:t>Facade</w:t>
+      </w:r>
+      <w:proofErr w:type="spellEnd"/>
+      <w:r>
+        <w:rPr>
+          <w:rFonts w:ascii="Montserrat" w:hAnsi="Montserrat"/>
+          <w:i/>
+          <w:iCs/>
+          <w:color w:val="272728"/>
+          <w:sz w:val="24"/>
+          <w:szCs w:val="24"/>
+        </w:rPr>
+        <w:t xml:space="preserve"> Controller</w:t>
+      </w:r>
+      <w:r>
+        <w:rPr>
+          <w:rFonts w:ascii="Montserrat" w:hAnsi="Montserrat"/>
+          <w:color w:val="272728"/>
+          <w:sz w:val="24"/>
+          <w:szCs w:val="24"/>
+        </w:rPr>
+        <w:t xml:space="preserve"> che è rappresentato proprio dal sistema </w:t>
+      </w:r>
+      <w:proofErr w:type="spellStart"/>
+      <w:r>
+        <w:rPr>
+          <w:rFonts w:ascii="Montserrat" w:hAnsi="Montserrat"/>
+          <w:color w:val="272728"/>
+          <w:sz w:val="24"/>
+          <w:szCs w:val="24"/>
+        </w:rPr>
+        <w:t>CulturalFlow</w:t>
+      </w:r>
+      <w:proofErr w:type="spellEnd"/>
+      <w:r>
+        <w:rPr>
+          <w:rFonts w:ascii="Montserrat" w:hAnsi="Montserrat"/>
+          <w:color w:val="272728"/>
+          <w:sz w:val="24"/>
+          <w:szCs w:val="24"/>
+        </w:rPr>
+        <w:t xml:space="preserve">. </w:t>
+      </w:r>
+      <w:r>
+        <w:rPr>
+          <w:rFonts w:ascii="Montserrat" w:hAnsi="Montserrat"/>
+          <w:color w:val="272728"/>
+          <w:sz w:val="24"/>
+          <w:szCs w:val="24"/>
+        </w:rPr>
+        <w:t xml:space="preserve">Il sistema utilizza </w:t>
+      </w:r>
+      <w:proofErr w:type="spellStart"/>
+      <w:r>
+        <w:rPr>
+          <w:rFonts w:ascii="Montserrat" w:hAnsi="Montserrat"/>
+          <w:color w:val="272728"/>
+          <w:sz w:val="24"/>
+          <w:szCs w:val="24"/>
+        </w:rPr>
+        <w:t>CulturalFlow</w:t>
+      </w:r>
+      <w:proofErr w:type="spellEnd"/>
+      <w:r>
+        <w:rPr>
+          <w:rFonts w:ascii="Montserrat" w:hAnsi="Montserrat"/>
+          <w:color w:val="272728"/>
+          <w:sz w:val="24"/>
+          <w:szCs w:val="24"/>
+        </w:rPr>
+        <w:t xml:space="preserve"> come unico punto di accesso per le operazioni provenienti dall’interfaccia utente. </w:t>
+      </w:r>
+      <w:r>
+        <w:rPr>
+          <w:rFonts w:ascii="Montserrat" w:hAnsi="Montserrat"/>
+          <w:color w:val="272728"/>
+          <w:sz w:val="24"/>
+          <w:szCs w:val="24"/>
+        </w:rPr>
+        <w:t xml:space="preserve">Il sistema tiene, inoltre, traccia di tutti i Clienti che sono iscritti al suo interno, attraverso una mappa dei Clienti. Applicando il </w:t>
+      </w:r>
+      <w:r>
+        <w:rPr>
+          <w:rFonts w:ascii="Montserrat" w:hAnsi="Montserrat"/>
+          <w:i/>
+          <w:iCs/>
+          <w:color w:val="272728"/>
+          <w:sz w:val="24"/>
+          <w:szCs w:val="24"/>
+        </w:rPr>
+        <w:t>pattern Creator</w:t>
+      </w:r>
+      <w:r>
+        <w:rPr>
+          <w:rFonts w:ascii="Montserrat" w:hAnsi="Montserrat"/>
+          <w:color w:val="272728"/>
+          <w:sz w:val="24"/>
+          <w:szCs w:val="24"/>
+        </w:rPr>
+        <w:t xml:space="preserve">, il Sistema ha, dunque, il compito di creare nuovi oggetti di tipo Cliente. È stato utilizzato anche il </w:t>
+      </w:r>
+      <w:r>
+        <w:rPr>
+          <w:rFonts w:ascii="Montserrat" w:hAnsi="Montserrat"/>
+          <w:i/>
+          <w:iCs/>
+          <w:color w:val="272728"/>
+          <w:sz w:val="24"/>
+          <w:szCs w:val="24"/>
+        </w:rPr>
+        <w:t>pattern Information Expert</w:t>
+      </w:r>
+      <w:r>
+        <w:rPr>
+          <w:rFonts w:ascii="Montserrat" w:hAnsi="Montserrat"/>
+          <w:color w:val="272728"/>
+          <w:sz w:val="24"/>
+          <w:szCs w:val="24"/>
+        </w:rPr>
+        <w:t xml:space="preserve"> per trovare eventuali Clienti già iscritti</w:t>
+      </w:r>
+      <w:r>
+        <w:rPr>
+          <w:rFonts w:ascii="Montserrat" w:hAnsi="Montserrat"/>
+          <w:color w:val="272728"/>
+          <w:sz w:val="24"/>
+          <w:szCs w:val="24"/>
+        </w:rPr>
+        <w:t>, permettendoci così di assegnare le responsabilità alle classi che possiedono le informazioni necessarie per portarle a termine.</w:t>
+      </w:r>
+    </w:p>
+    <w:p>
+      <w:pPr>
+        <w:jc w:val="both"/>
+        <w:rPr>
+          <w:rFonts w:ascii="Montserrat" w:hAnsi="Montserrat"/>
+          <w:color w:val="272728"/>
+          <w:sz w:val="24"/>
+          <w:szCs w:val="24"/>
+        </w:rPr>
+      </w:pPr>
+    </w:p>
+    <w:p>
+      <w:pPr>
+        <w:jc w:val="both"/>
+        <w:rPr>
+          <w:rFonts w:ascii="Montserrat" w:hAnsi="Montserrat"/>
+          <w:color w:val="272728"/>
+          <w:sz w:val="24"/>
+          <w:szCs w:val="24"/>
+        </w:rPr>
+      </w:pPr>
+    </w:p>
+    <w:p>
+      <w:pPr>
+        <w:jc w:val="both"/>
+        <w:rPr>
+          <w:rFonts w:ascii="Montserrat" w:hAnsi="Montserrat"/>
+          <w:color w:val="272728"/>
+          <w:sz w:val="24"/>
+          <w:szCs w:val="24"/>
+        </w:rPr>
+      </w:pPr>
+    </w:p>
+    <w:p>
+      <w:pPr>
+        <w:jc w:val="both"/>
+        <w:rPr>
+          <w:rFonts w:ascii="Montserrat" w:hAnsi="Montserrat"/>
+          <w:color w:val="272728"/>
+          <w:sz w:val="24"/>
+          <w:szCs w:val="24"/>
+        </w:rPr>
+      </w:pPr>
+    </w:p>
+    <w:p>
+      <w:pPr>
+        <w:jc w:val="both"/>
+        <w:rPr>
+          <w:rFonts w:ascii="Montserrat" w:hAnsi="Montserrat"/>
+          <w:color w:val="272728"/>
+          <w:sz w:val="24"/>
+          <w:szCs w:val="24"/>
+        </w:rPr>
+      </w:pPr>
+    </w:p>
+    <w:p>
+      <w:pPr>
+        <w:jc w:val="both"/>
+        <w:rPr>
+          <w:rFonts w:ascii="Montserrat" w:hAnsi="Montserrat"/>
+          <w:color w:val="272728"/>
+          <w:sz w:val="24"/>
+          <w:szCs w:val="24"/>
+        </w:rPr>
+      </w:pPr>
+    </w:p>
+    <w:p>
+      <w:pPr>
+        <w:pStyle w:val="Titolo4"/>
+        <w:rPr>
+          <w:rFonts w:ascii="Montserrat" w:hAnsi="Montserrat"/>
+          <w:i w:val="0"/>
+          <w:iCs w:val="0"/>
+          <w:color w:val="CC1903"/>
+          <w:sz w:val="26"/>
+          <w:szCs w:val="26"/>
+        </w:rPr>
+      </w:pPr>
+      <w:bookmarkStart w:id="16" w:name="_Toc222162208"/>
+      <w:r>
+        <w:rPr>
+          <w:rFonts w:ascii="Montserrat" w:hAnsi="Montserrat"/>
+          <w:i w:val="0"/>
+          <w:iCs w:val="0"/>
+          <w:color w:val="CC1903"/>
+          <w:sz w:val="26"/>
+          <w:szCs w:val="26"/>
+        </w:rPr>
+        <w:lastRenderedPageBreak/>
+        <w:t xml:space="preserve">3.2.1. </w:t>
+      </w:r>
+      <w:proofErr w:type="spellStart"/>
+      <w:proofErr w:type="gramStart"/>
+      <w:r>
+        <w:rPr>
+          <w:rFonts w:ascii="Montserrat" w:hAnsi="Montserrat"/>
+          <w:i w:val="0"/>
+          <w:iCs w:val="0"/>
+          <w:color w:val="CC1903"/>
+          <w:sz w:val="26"/>
+          <w:szCs w:val="26"/>
+        </w:rPr>
+        <w:t>inserisciDati</w:t>
+      </w:r>
+      <w:proofErr w:type="spellEnd"/>
+      <w:r>
+        <w:rPr>
+          <w:rFonts w:ascii="Montserrat" w:hAnsi="Montserrat"/>
+          <w:i w:val="0"/>
+          <w:iCs w:val="0"/>
+          <w:color w:val="CC1903"/>
+          <w:sz w:val="26"/>
+          <w:szCs w:val="26"/>
+        </w:rPr>
+        <w:t>(</w:t>
+      </w:r>
+      <w:proofErr w:type="gramEnd"/>
+      <w:r>
+        <w:rPr>
+          <w:rFonts w:ascii="Montserrat" w:hAnsi="Montserrat"/>
+          <w:i w:val="0"/>
+          <w:iCs w:val="0"/>
+          <w:color w:val="CC1903"/>
+          <w:sz w:val="26"/>
+          <w:szCs w:val="26"/>
+        </w:rPr>
+        <w:t>)</w:t>
+      </w:r>
+      <w:bookmarkEnd w:id="16"/>
+    </w:p>
+    <w:p>
+      <w:pPr>
+        <w:jc w:val="center"/>
+        <w:rPr>
+          <w:rFonts w:ascii="Montserrat" w:hAnsi="Montserrat"/>
+          <w:color w:val="CC1903"/>
+          <w:sz w:val="26"/>
+          <w:szCs w:val="26"/>
+        </w:rPr>
+      </w:pPr>
+      <w:r>
+        <w:rPr>
+          <w:rFonts w:ascii="Montserrat" w:hAnsi="Montserrat"/>
+          <w:noProof/>
+          <w:color w:val="CC1903"/>
+          <w:sz w:val="26"/>
+          <w:szCs w:val="26"/>
+        </w:rPr>
+        <w:drawing>
+          <wp:inline distT="0" distB="0" distL="0" distR="0" wp14:anchorId="3BD78C1A" wp14:editId="12B25143">
+            <wp:extent cx="6119702" cy="3199765"/>
+            <wp:effectExtent l="0" t="0" r="0" b="635"/>
+            <wp:docPr id="362180710" name="Immagine 5"/>
+            <wp:cNvGraphicFramePr>
+              <a:graphicFrameLocks xmlns:a="http://schemas.openxmlformats.org/drawingml/2006/main" noChangeAspect="1"/>
+            </wp:cNvGraphicFramePr>
+            <a:graphic xmlns:a="http://schemas.openxmlformats.org/drawingml/2006/main">
+              <a:graphicData uri="http://schemas.openxmlformats.org/drawingml/2006/picture">
+                <pic:pic xmlns:pic="http://schemas.openxmlformats.org/drawingml/2006/picture">
+                  <pic:nvPicPr>
+                    <pic:cNvPr id="362180710" name="Immagine 5"/>
+                    <pic:cNvPicPr/>
+                  </pic:nvPicPr>
+                  <pic:blipFill>
+                    <a:blip r:embed="rId11" cstate="print">
+                      <a:extLst>
+                        <a:ext uri="{28A0092B-C50C-407E-A947-70E740481C1C}">
+                          <a14:useLocalDpi xmlns:a14="http://schemas.microsoft.com/office/drawing/2010/main" val="0"/>
+                        </a:ext>
+                      </a:extLst>
+                    </a:blip>
+                    <a:stretch>
+                      <a:fillRect/>
+                    </a:stretch>
+                  </pic:blipFill>
+                  <pic:spPr>
+                    <a:xfrm>
+                      <a:off x="0" y="0"/>
+                      <a:ext cx="6119702" cy="3199765"/>
+                    </a:xfrm>
+                    <a:prstGeom prst="rect">
+                      <a:avLst/>
+                    </a:prstGeom>
+                  </pic:spPr>
+                </pic:pic>
+              </a:graphicData>
+            </a:graphic>
+          </wp:inline>
+        </w:drawing>
+      </w:r>
+    </w:p>
+    <w:p>
+      <w:pPr>
+        <w:pStyle w:val="Titolo4"/>
+        <w:rPr>
+          <w:rFonts w:ascii="Montserrat" w:hAnsi="Montserrat"/>
+          <w:i w:val="0"/>
+          <w:iCs w:val="0"/>
+          <w:color w:val="CC1903"/>
+          <w:sz w:val="26"/>
+          <w:szCs w:val="26"/>
+        </w:rPr>
+      </w:pPr>
+      <w:bookmarkStart w:id="17" w:name="_Toc222162209"/>
+      <w:r>
+        <w:rPr>
+          <w:rFonts w:ascii="Montserrat" w:hAnsi="Montserrat"/>
+          <w:i w:val="0"/>
+          <w:iCs w:val="0"/>
+          <w:color w:val="CC1903"/>
+          <w:sz w:val="26"/>
+          <w:szCs w:val="26"/>
+        </w:rPr>
+        <w:t xml:space="preserve">3.2.2. </w:t>
+      </w:r>
+      <w:proofErr w:type="spellStart"/>
+      <w:proofErr w:type="gramStart"/>
+      <w:r>
+        <w:rPr>
+          <w:rFonts w:ascii="Montserrat" w:hAnsi="Montserrat"/>
+          <w:i w:val="0"/>
+          <w:iCs w:val="0"/>
+          <w:color w:val="CC1903"/>
+          <w:sz w:val="26"/>
+          <w:szCs w:val="26"/>
+        </w:rPr>
+        <w:t>confermaRegistrazione</w:t>
+      </w:r>
+      <w:proofErr w:type="spellEnd"/>
+      <w:r>
+        <w:rPr>
+          <w:rFonts w:ascii="Montserrat" w:hAnsi="Montserrat"/>
+          <w:i w:val="0"/>
+          <w:iCs w:val="0"/>
+          <w:color w:val="CC1903"/>
+          <w:sz w:val="26"/>
+          <w:szCs w:val="26"/>
+        </w:rPr>
+        <w:t>(</w:t>
+      </w:r>
+      <w:proofErr w:type="gramEnd"/>
+      <w:r>
+        <w:rPr>
+          <w:rFonts w:ascii="Montserrat" w:hAnsi="Montserrat"/>
+          <w:i w:val="0"/>
+          <w:iCs w:val="0"/>
+          <w:color w:val="CC1903"/>
+          <w:sz w:val="26"/>
+          <w:szCs w:val="26"/>
+        </w:rPr>
+        <w:t>)</w:t>
+      </w:r>
+      <w:bookmarkEnd w:id="17"/>
+    </w:p>
+    <w:p>
+      <w:pPr>
+        <w:jc w:val="center"/>
+        <w:rPr>
+          <w:rFonts w:ascii="Montserrat" w:hAnsi="Montserrat"/>
+          <w:color w:val="CC1903"/>
+          <w:sz w:val="26"/>
+          <w:szCs w:val="26"/>
+        </w:rPr>
+      </w:pPr>
+      <w:r>
+        <w:rPr>
+          <w:rFonts w:ascii="Montserrat" w:hAnsi="Montserrat"/>
+          <w:noProof/>
+          <w:color w:val="CC1903"/>
+          <w:sz w:val="26"/>
+          <w:szCs w:val="26"/>
+        </w:rPr>
+        <w:drawing>
+          <wp:inline distT="0" distB="0" distL="0" distR="0" wp14:anchorId="6EB0B0AB" wp14:editId="0C4FCEF6">
+            <wp:extent cx="6120028" cy="2995930"/>
+            <wp:effectExtent l="0" t="0" r="0" b="0"/>
+            <wp:docPr id="651129621" name="Immagine 6"/>
+            <wp:cNvGraphicFramePr>
+              <a:graphicFrameLocks xmlns:a="http://schemas.openxmlformats.org/drawingml/2006/main" noChangeAspect="1"/>
+            </wp:cNvGraphicFramePr>
+            <a:graphic xmlns:a="http://schemas.openxmlformats.org/drawingml/2006/main">
+              <a:graphicData uri="http://schemas.openxmlformats.org/drawingml/2006/picture">
+                <pic:pic xmlns:pic="http://schemas.openxmlformats.org/drawingml/2006/picture">
+                  <pic:nvPicPr>
+                    <pic:cNvPr id="651129621" name="Immagine 6"/>
+                    <pic:cNvPicPr/>
+                  </pic:nvPicPr>
+                  <pic:blipFill>
+                    <a:blip r:embed="rId12">
+                      <a:extLst>
+                        <a:ext uri="{28A0092B-C50C-407E-A947-70E740481C1C}">
+                          <a14:useLocalDpi xmlns:a14="http://schemas.microsoft.com/office/drawing/2010/main" val="0"/>
+                        </a:ext>
+                      </a:extLst>
+                    </a:blip>
+                    <a:stretch>
+                      <a:fillRect/>
+                    </a:stretch>
+                  </pic:blipFill>
+                  <pic:spPr>
+                    <a:xfrm>
+                      <a:off x="0" y="0"/>
+                      <a:ext cx="6120028" cy="2995930"/>
+                    </a:xfrm>
+                    <a:prstGeom prst="rect">
+                      <a:avLst/>
+                    </a:prstGeom>
+                  </pic:spPr>
+                </pic:pic>
+              </a:graphicData>
+            </a:graphic>
+          </wp:inline>
+        </w:drawing>
+      </w:r>
+    </w:p>
+    <w:p>
+      <w:pPr>
+        <w:pStyle w:val="Titolo2"/>
+        <w:rPr>
+          <w:rFonts w:ascii="Montserrat" w:hAnsi="Montserrat"/>
+          <w:color w:val="CC1903"/>
+          <w:sz w:val="28"/>
+          <w:szCs w:val="28"/>
+        </w:rPr>
+      </w:pPr>
+      <w:bookmarkStart w:id="18" w:name="_Toc222162210"/>
+      <w:r>
+        <w:rPr>
+          <w:rFonts w:ascii="Montserrat" w:hAnsi="Montserrat"/>
+          <w:color w:val="CC1903"/>
+          <w:sz w:val="28"/>
+          <w:szCs w:val="28"/>
+        </w:rPr>
+        <w:t>3.3. Diagrammi di Sequenza UC2</w:t>
+      </w:r>
+      <w:bookmarkEnd w:id="18"/>
+    </w:p>
+    <w:p>
+      <w:pPr>
+        <w:jc w:val="both"/>
+        <w:rPr>
+          <w:rFonts w:ascii="Montserrat" w:hAnsi="Montserrat"/>
+          <w:color w:val="272728"/>
+          <w:sz w:val="24"/>
+          <w:szCs w:val="24"/>
+        </w:rPr>
+      </w:pPr>
+      <w:r>
+        <w:rPr>
+          <w:rFonts w:ascii="Montserrat" w:hAnsi="Montserrat"/>
+          <w:color w:val="272728"/>
+          <w:sz w:val="24"/>
+          <w:szCs w:val="24"/>
+        </w:rPr>
+        <w:t xml:space="preserve">In questo secondo caso d’uso, viene applicato il </w:t>
+      </w:r>
+      <w:r>
+        <w:rPr>
+          <w:rFonts w:ascii="Montserrat" w:hAnsi="Montserrat"/>
+          <w:i/>
+          <w:iCs/>
+          <w:color w:val="272728"/>
+          <w:sz w:val="24"/>
+          <w:szCs w:val="24"/>
+        </w:rPr>
+        <w:t>pattern Builder</w:t>
+      </w:r>
+      <w:r>
+        <w:rPr>
+          <w:rFonts w:ascii="Montserrat" w:hAnsi="Montserrat"/>
+          <w:color w:val="272728"/>
+          <w:sz w:val="24"/>
+          <w:szCs w:val="24"/>
+        </w:rPr>
+        <w:t xml:space="preserve">, che è uno dei pattern </w:t>
+      </w:r>
+      <w:proofErr w:type="spellStart"/>
+      <w:r>
+        <w:rPr>
+          <w:rFonts w:ascii="Montserrat" w:hAnsi="Montserrat"/>
+          <w:color w:val="272728"/>
+          <w:sz w:val="24"/>
+          <w:szCs w:val="24"/>
+        </w:rPr>
+        <w:t>creazionali</w:t>
+      </w:r>
+      <w:proofErr w:type="spellEnd"/>
+      <w:r>
+        <w:rPr>
+          <w:rFonts w:ascii="Montserrat" w:hAnsi="Montserrat"/>
+          <w:color w:val="272728"/>
+          <w:sz w:val="24"/>
+          <w:szCs w:val="24"/>
+        </w:rPr>
+        <w:t xml:space="preserve"> </w:t>
+      </w:r>
+      <w:proofErr w:type="spellStart"/>
+      <w:r>
+        <w:rPr>
+          <w:rFonts w:ascii="Montserrat" w:hAnsi="Montserrat"/>
+          <w:color w:val="272728"/>
+          <w:sz w:val="24"/>
+          <w:szCs w:val="24"/>
+        </w:rPr>
+        <w:t>GoF</w:t>
+      </w:r>
+      <w:proofErr w:type="spellEnd"/>
+      <w:r>
+        <w:rPr>
+          <w:rFonts w:ascii="Montserrat" w:hAnsi="Montserrat"/>
+          <w:color w:val="272728"/>
+          <w:sz w:val="24"/>
+          <w:szCs w:val="24"/>
+        </w:rPr>
+        <w:t xml:space="preserve">. Questo pattern viene applicato per la creazione dell’oggetto complesso Evento. Questo pattern ci permette di costruire l’oggetto passo dopo passo, separando la logica di costruzione dalla rappresentazione finale del prodotto (l’evento). Anche in questo caso è </w:t>
+      </w:r>
+      <w:proofErr w:type="spellStart"/>
+      <w:r>
+        <w:rPr>
+          <w:rFonts w:ascii="Montserrat" w:hAnsi="Montserrat"/>
+          <w:color w:val="272728"/>
+          <w:sz w:val="24"/>
+          <w:szCs w:val="24"/>
+        </w:rPr>
+        <w:t>CulturalFlow</w:t>
+      </w:r>
+      <w:proofErr w:type="spellEnd"/>
+      <w:r>
+        <w:rPr>
+          <w:rFonts w:ascii="Montserrat" w:hAnsi="Montserrat"/>
+          <w:color w:val="272728"/>
+          <w:sz w:val="24"/>
+          <w:szCs w:val="24"/>
+        </w:rPr>
+        <w:t xml:space="preserve"> che avrà il compito di creare le istanze di Evento, chiaramente tramite il supporto di un builder dedicato.</w:t>
+      </w:r>
+    </w:p>
+    <w:p>
+      <w:pPr>
+        <w:jc w:val="both"/>
+        <w:rPr>
+          <w:rFonts w:ascii="Montserrat" w:hAnsi="Montserrat"/>
+          <w:color w:val="272728"/>
+          <w:sz w:val="24"/>
+          <w:szCs w:val="24"/>
+        </w:rPr>
+      </w:pPr>
+    </w:p>
+    <w:p>
+      <w:pPr>
+        <w:pStyle w:val="Titolo4"/>
+        <w:rPr>
+          <w:rFonts w:ascii="Montserrat" w:hAnsi="Montserrat"/>
+          <w:i w:val="0"/>
+          <w:iCs w:val="0"/>
+          <w:color w:val="CC1903"/>
+          <w:sz w:val="26"/>
+          <w:szCs w:val="26"/>
+        </w:rPr>
+      </w:pPr>
+      <w:bookmarkStart w:id="19" w:name="_Toc222162211"/>
+      <w:r>
+        <w:rPr>
+          <w:rFonts w:ascii="Montserrat" w:hAnsi="Montserrat"/>
+          <w:i w:val="0"/>
+          <w:iCs w:val="0"/>
+          <w:color w:val="CC1903"/>
+          <w:sz w:val="26"/>
+          <w:szCs w:val="26"/>
+        </w:rPr>
+        <w:lastRenderedPageBreak/>
+        <w:t>3.3.1.</w:t>
+      </w:r>
+      <w:r>
+        <w:rPr>
+          <w:rFonts w:ascii="Montserrat" w:hAnsi="Montserrat"/>
+          <w:i w:val="0"/>
+          <w:iCs w:val="0"/>
+          <w:color w:val="CC1903"/>
+          <w:sz w:val="26"/>
+          <w:szCs w:val="26"/>
+        </w:rPr>
+        <w:t xml:space="preserve"> </w:t>
+      </w:r>
+      <w:proofErr w:type="spellStart"/>
+      <w:proofErr w:type="gramStart"/>
+      <w:r>
+        <w:rPr>
+          <w:rFonts w:ascii="Montserrat" w:hAnsi="Montserrat"/>
+          <w:i w:val="0"/>
+          <w:iCs w:val="0"/>
+          <w:color w:val="CC1903"/>
+          <w:sz w:val="26"/>
+          <w:szCs w:val="26"/>
+        </w:rPr>
+        <w:t>inserisciEvento</w:t>
+      </w:r>
+      <w:proofErr w:type="spellEnd"/>
+      <w:r>
+        <w:rPr>
+          <w:rFonts w:ascii="Montserrat" w:hAnsi="Montserrat"/>
+          <w:i w:val="0"/>
+          <w:iCs w:val="0"/>
+          <w:color w:val="CC1903"/>
+          <w:sz w:val="26"/>
+          <w:szCs w:val="26"/>
+        </w:rPr>
+        <w:t>(</w:t>
+      </w:r>
+      <w:proofErr w:type="gramEnd"/>
+      <w:r>
+        <w:rPr>
+          <w:rFonts w:ascii="Montserrat" w:hAnsi="Montserrat"/>
+          <w:i w:val="0"/>
+          <w:iCs w:val="0"/>
+          <w:color w:val="CC1903"/>
+          <w:sz w:val="26"/>
+          <w:szCs w:val="26"/>
+        </w:rPr>
+        <w:t>)</w:t>
+      </w:r>
+      <w:bookmarkEnd w:id="19"/>
+    </w:p>
+    <w:p>
+      <w:pPr>
+        <w:jc w:val="center"/>
+        <w:rPr>
+          <w:rFonts w:ascii="Montserrat" w:hAnsi="Montserrat"/>
+          <w:color w:val="CC1903"/>
+          <w:sz w:val="26"/>
+          <w:szCs w:val="26"/>
+        </w:rPr>
+      </w:pPr>
+      <w:r>
+        <w:rPr>
+          <w:rFonts w:ascii="Montserrat" w:hAnsi="Montserrat"/>
+          <w:noProof/>
+          <w:color w:val="CC1903"/>
+          <w:sz w:val="26"/>
+          <w:szCs w:val="26"/>
+        </w:rPr>
+        <w:drawing>
+          <wp:inline distT="0" distB="0" distL="0" distR="0" wp14:anchorId="40E9F8CA" wp14:editId="40F24E51">
+            <wp:extent cx="5988889" cy="2396490"/>
+            <wp:effectExtent l="0" t="0" r="0" b="3810"/>
+            <wp:docPr id="775785694" name="Immagine 7"/>
+            <wp:cNvGraphicFramePr>
+              <a:graphicFrameLocks xmlns:a="http://schemas.openxmlformats.org/drawingml/2006/main" noChangeAspect="1"/>
+            </wp:cNvGraphicFramePr>
+            <a:graphic xmlns:a="http://schemas.openxmlformats.org/drawingml/2006/main">
+              <a:graphicData uri="http://schemas.openxmlformats.org/drawingml/2006/picture">
+                <pic:pic xmlns:pic="http://schemas.openxmlformats.org/drawingml/2006/picture">
+                  <pic:nvPicPr>
+                    <pic:cNvPr id="775785694" name="Immagine 7"/>
+                    <pic:cNvPicPr/>
+                  </pic:nvPicPr>
+                  <pic:blipFill>
+                    <a:blip r:embed="rId13">
+                      <a:extLst>
+                        <a:ext uri="{28A0092B-C50C-407E-A947-70E740481C1C}">
+                          <a14:useLocalDpi xmlns:a14="http://schemas.microsoft.com/office/drawing/2010/main" val="0"/>
+                        </a:ext>
+                      </a:extLst>
+                    </a:blip>
+                    <a:stretch>
+                      <a:fillRect/>
+                    </a:stretch>
+                  </pic:blipFill>
+                  <pic:spPr>
+                    <a:xfrm>
+                      <a:off x="0" y="0"/>
+                      <a:ext cx="5988889" cy="2396490"/>
+                    </a:xfrm>
+                    <a:prstGeom prst="rect">
+                      <a:avLst/>
+                    </a:prstGeom>
+                  </pic:spPr>
+                </pic:pic>
+              </a:graphicData>
+            </a:graphic>
+          </wp:inline>
+        </w:drawing>
+      </w:r>
+    </w:p>
+    <w:p>
+      <w:pPr>
+        <w:pStyle w:val="Titolo4"/>
+        <w:rPr>
+          <w:rFonts w:ascii="Montserrat" w:hAnsi="Montserrat"/>
+          <w:i w:val="0"/>
+          <w:iCs w:val="0"/>
+          <w:color w:val="CC1903"/>
+          <w:sz w:val="26"/>
+          <w:szCs w:val="26"/>
+        </w:rPr>
+      </w:pPr>
+      <w:bookmarkStart w:id="20" w:name="_Toc222162212"/>
+      <w:r>
+        <w:rPr>
+          <w:rFonts w:ascii="Montserrat" w:hAnsi="Montserrat"/>
+          <w:i w:val="0"/>
+          <w:iCs w:val="0"/>
+          <w:color w:val="CC1903"/>
+          <w:sz w:val="26"/>
+          <w:szCs w:val="26"/>
+        </w:rPr>
+        <w:t xml:space="preserve">3.3.2. </w:t>
+      </w:r>
+      <w:proofErr w:type="spellStart"/>
+      <w:proofErr w:type="gramStart"/>
+      <w:r>
+        <w:rPr>
+          <w:rFonts w:ascii="Montserrat" w:hAnsi="Montserrat"/>
+          <w:i w:val="0"/>
+          <w:iCs w:val="0"/>
+          <w:color w:val="CC1903"/>
+          <w:sz w:val="26"/>
+          <w:szCs w:val="26"/>
+        </w:rPr>
+        <w:t>selezionaTipologia</w:t>
+      </w:r>
+      <w:proofErr w:type="spellEnd"/>
+      <w:r>
+        <w:rPr>
+          <w:rFonts w:ascii="Montserrat" w:hAnsi="Montserrat"/>
+          <w:i w:val="0"/>
+          <w:iCs w:val="0"/>
+          <w:color w:val="CC1903"/>
+          <w:sz w:val="26"/>
+          <w:szCs w:val="26"/>
+        </w:rPr>
+        <w:t>(</w:t>
+      </w:r>
+      <w:proofErr w:type="gramEnd"/>
+      <w:r>
+        <w:rPr>
+          <w:rFonts w:ascii="Montserrat" w:hAnsi="Montserrat"/>
+          <w:i w:val="0"/>
+          <w:iCs w:val="0"/>
+          <w:color w:val="CC1903"/>
+          <w:sz w:val="26"/>
+          <w:szCs w:val="26"/>
+        </w:rPr>
+        <w:t>)</w:t>
+      </w:r>
+      <w:bookmarkEnd w:id="20"/>
+    </w:p>
+    <w:p>
+      <w:pPr>
+        <w:jc w:val="center"/>
+        <w:rPr>
+          <w:rFonts w:ascii="Montserrat" w:hAnsi="Montserrat"/>
+          <w:color w:val="CC1903"/>
+          <w:sz w:val="26"/>
+          <w:szCs w:val="26"/>
+        </w:rPr>
+      </w:pPr>
+      <w:r>
+        <w:rPr>
+          <w:rFonts w:ascii="Montserrat" w:hAnsi="Montserrat"/>
+          <w:noProof/>
+          <w:color w:val="CC1903"/>
+          <w:sz w:val="26"/>
+          <w:szCs w:val="26"/>
+        </w:rPr>
+        <w:drawing>
+          <wp:inline distT="0" distB="0" distL="0" distR="0" wp14:anchorId="5F0D6B9E" wp14:editId="781472D0">
+            <wp:extent cx="6120130" cy="2738120"/>
+            <wp:effectExtent l="0" t="0" r="0" b="5080"/>
+            <wp:docPr id="1617070776" name="Immagine 8" descr="Immagine che contiene testo, linea, diagramma, schermata&#10;&#10;Il contenuto generato dall'IA potrebbe non essere corretto."/>
+            <wp:cNvGraphicFramePr>
+              <a:graphicFrameLocks xmlns:a="http://schemas.openxmlformats.org/drawingml/2006/main" noChangeAspect="1"/>
+            </wp:cNvGraphicFramePr>
+            <a:graphic xmlns:a="http://schemas.openxmlformats.org/drawingml/2006/main">
+              <a:graphicData uri="http://schemas.openxmlformats.org/drawingml/2006/picture">
+                <pic:pic xmlns:pic="http://schemas.openxmlformats.org/drawingml/2006/picture">
+                  <pic:nvPicPr>
+                    <pic:cNvPr id="1617070776" name="Immagine 8" descr="Immagine che contiene testo, linea, diagramma, schermata&#10;&#10;Il contenuto generato dall'IA potrebbe non essere corretto."/>
+                    <pic:cNvPicPr/>
+                  </pic:nvPicPr>
+                  <pic:blipFill>
+                    <a:blip r:embed="rId14">
+                      <a:extLst>
+                        <a:ext uri="{28A0092B-C50C-407E-A947-70E740481C1C}">
+                          <a14:useLocalDpi xmlns:a14="http://schemas.microsoft.com/office/drawing/2010/main" val="0"/>
+                        </a:ext>
+                      </a:extLst>
+                    </a:blip>
+                    <a:stretch>
+                      <a:fillRect/>
+                    </a:stretch>
+                  </pic:blipFill>
+                  <pic:spPr>
+                    <a:xfrm>
+                      <a:off x="0" y="0"/>
+                      <a:ext cx="6120130" cy="2738120"/>
+                    </a:xfrm>
+                    <a:prstGeom prst="rect">
+                      <a:avLst/>
+                    </a:prstGeom>
+                  </pic:spPr>
+                </pic:pic>
+              </a:graphicData>
+            </a:graphic>
+          </wp:inline>
+        </w:drawing>
+      </w:r>
+    </w:p>
+    <w:p>
+      <w:pPr>
+        <w:pStyle w:val="Titolo4"/>
+        <w:rPr>
+          <w:rFonts w:ascii="Montserrat" w:hAnsi="Montserrat"/>
+          <w:i w:val="0"/>
+          <w:iCs w:val="0"/>
+          <w:color w:val="CC1903"/>
+          <w:sz w:val="26"/>
+          <w:szCs w:val="26"/>
+        </w:rPr>
+      </w:pPr>
+      <w:bookmarkStart w:id="21" w:name="_Toc222162213"/>
+      <w:r>
+        <w:rPr>
+          <w:rFonts w:ascii="Montserrat" w:hAnsi="Montserrat"/>
+          <w:i w:val="0"/>
+          <w:iCs w:val="0"/>
+          <w:color w:val="CC1903"/>
+          <w:sz w:val="26"/>
+          <w:szCs w:val="26"/>
+        </w:rPr>
+        <w:t>3.3.3.</w:t>
+      </w:r>
+      <w:r>
+        <w:rPr>
+          <w:rFonts w:ascii="Montserrat" w:hAnsi="Montserrat"/>
+          <w:i w:val="0"/>
+          <w:iCs w:val="0"/>
+          <w:color w:val="CC1903"/>
+          <w:sz w:val="26"/>
+          <w:szCs w:val="26"/>
+        </w:rPr>
+        <w:t xml:space="preserve"> </w:t>
+      </w:r>
+      <w:proofErr w:type="spellStart"/>
+      <w:proofErr w:type="gramStart"/>
+      <w:r>
+        <w:rPr>
+          <w:rFonts w:ascii="Montserrat" w:hAnsi="Montserrat"/>
+          <w:i w:val="0"/>
+          <w:iCs w:val="0"/>
+          <w:color w:val="CC1903"/>
+          <w:sz w:val="26"/>
+          <w:szCs w:val="26"/>
+        </w:rPr>
+        <w:t>inserisciServizioDettagli</w:t>
+      </w:r>
+      <w:proofErr w:type="spellEnd"/>
+      <w:r>
+        <w:rPr>
+          <w:rFonts w:ascii="Montserrat" w:hAnsi="Montserrat"/>
+          <w:i w:val="0"/>
+          <w:iCs w:val="0"/>
+          <w:color w:val="CC1903"/>
+          <w:sz w:val="26"/>
+          <w:szCs w:val="26"/>
+        </w:rPr>
+        <w:t>(</w:t>
+      </w:r>
+      <w:proofErr w:type="gramEnd"/>
+      <w:r>
+        <w:rPr>
+          <w:rFonts w:ascii="Montserrat" w:hAnsi="Montserrat"/>
+          <w:i w:val="0"/>
+          <w:iCs w:val="0"/>
+          <w:color w:val="CC1903"/>
+          <w:sz w:val="26"/>
+          <w:szCs w:val="26"/>
+        </w:rPr>
+        <w:t>)</w:t>
+      </w:r>
+      <w:bookmarkEnd w:id="21"/>
+    </w:p>
+    <w:p>
+      <w:pPr>
+        <w:jc w:val="center"/>
+        <w:rPr>
+          <w:rFonts w:ascii="Montserrat" w:hAnsi="Montserrat"/>
+          <w:color w:val="CC1903"/>
+          <w:sz w:val="26"/>
+          <w:szCs w:val="26"/>
+        </w:rPr>
+      </w:pPr>
+      <w:r>
+        <w:rPr>
+          <w:rFonts w:ascii="Montserrat" w:hAnsi="Montserrat"/>
+          <w:noProof/>
+          <w:color w:val="CC1903"/>
+          <w:sz w:val="26"/>
+          <w:szCs w:val="26"/>
+        </w:rPr>
+        <w:drawing>
+          <wp:inline distT="0" distB="0" distL="0" distR="0" wp14:anchorId="43CA53A1" wp14:editId="03C1689C">
+            <wp:extent cx="5916637" cy="2695575"/>
+            <wp:effectExtent l="0" t="0" r="8255" b="0"/>
+            <wp:docPr id="565710918" name="Immagine 9" descr="Immagine che contiene testo, schermata, diagramma, linea&#10;&#10;Il contenuto generato dall'IA potrebbe non essere corretto."/>
+            <wp:cNvGraphicFramePr>
+              <a:graphicFrameLocks xmlns:a="http://schemas.openxmlformats.org/drawingml/2006/main" noChangeAspect="1"/>
+            </wp:cNvGraphicFramePr>
+            <a:graphic xmlns:a="http://schemas.openxmlformats.org/drawingml/2006/main">
+              <a:graphicData uri="http://schemas.openxmlformats.org/drawingml/2006/picture">
+                <pic:pic xmlns:pic="http://schemas.openxmlformats.org/drawingml/2006/picture">
+                  <pic:nvPicPr>
+                    <pic:cNvPr id="565710918" name="Immagine 9" descr="Immagine che contiene testo, schermata, diagramma, linea&#10;&#10;Il contenuto generato dall'IA potrebbe non essere corretto."/>
+                    <pic:cNvPicPr/>
+                  </pic:nvPicPr>
+                  <pic:blipFill>
+                    <a:blip r:embed="rId15">
+                      <a:extLst>
+                        <a:ext uri="{28A0092B-C50C-407E-A947-70E740481C1C}">
+                          <a14:useLocalDpi xmlns:a14="http://schemas.microsoft.com/office/drawing/2010/main" val="0"/>
+                        </a:ext>
+                      </a:extLst>
+                    </a:blip>
+                    <a:stretch>
+                      <a:fillRect/>
+                    </a:stretch>
+                  </pic:blipFill>
+                  <pic:spPr>
+                    <a:xfrm>
+                      <a:off x="0" y="0"/>
+                      <a:ext cx="5916637" cy="2695575"/>
+                    </a:xfrm>
+                    <a:prstGeom prst="rect">
+                      <a:avLst/>
+                    </a:prstGeom>
+                  </pic:spPr>
+                </pic:pic>
+              </a:graphicData>
+            </a:graphic>
+          </wp:inline>
+        </w:drawing>
+      </w:r>
+    </w:p>
+    <w:p>
+      <w:pPr>
+        <w:pStyle w:val="Titolo4"/>
+        <w:rPr>
+          <w:rFonts w:ascii="Montserrat" w:hAnsi="Montserrat"/>
+          <w:i w:val="0"/>
+          <w:iCs w:val="0"/>
+          <w:color w:val="CC1903"/>
+          <w:sz w:val="26"/>
+          <w:szCs w:val="26"/>
+        </w:rPr>
+      </w:pPr>
+      <w:bookmarkStart w:id="22" w:name="_Toc222162214"/>
+      <w:r>
+        <w:rPr>
+          <w:rFonts w:ascii="Montserrat" w:hAnsi="Montserrat"/>
+          <w:i w:val="0"/>
+          <w:iCs w:val="0"/>
+          <w:color w:val="CC1903"/>
+          <w:sz w:val="26"/>
+          <w:szCs w:val="26"/>
+        </w:rPr>
+        <w:lastRenderedPageBreak/>
+        <w:t xml:space="preserve">3.3.4. </w:t>
+      </w:r>
+      <w:proofErr w:type="spellStart"/>
+      <w:proofErr w:type="gramStart"/>
+      <w:r>
+        <w:rPr>
+          <w:rFonts w:ascii="Montserrat" w:hAnsi="Montserrat"/>
+          <w:i w:val="0"/>
+          <w:iCs w:val="0"/>
+          <w:color w:val="CC1903"/>
+          <w:sz w:val="26"/>
+          <w:szCs w:val="26"/>
+        </w:rPr>
+        <w:t>confermaEvento</w:t>
+      </w:r>
+      <w:proofErr w:type="spellEnd"/>
+      <w:r>
+        <w:rPr>
+          <w:rFonts w:ascii="Montserrat" w:hAnsi="Montserrat"/>
+          <w:i w:val="0"/>
+          <w:iCs w:val="0"/>
+          <w:color w:val="CC1903"/>
+          <w:sz w:val="26"/>
+          <w:szCs w:val="26"/>
+        </w:rPr>
+        <w:t>(</w:t>
+      </w:r>
+      <w:proofErr w:type="gramEnd"/>
+      <w:r>
+        <w:rPr>
+          <w:rFonts w:ascii="Montserrat" w:hAnsi="Montserrat"/>
+          <w:i w:val="0"/>
+          <w:iCs w:val="0"/>
+          <w:color w:val="CC1903"/>
+          <w:sz w:val="26"/>
+          <w:szCs w:val="26"/>
+        </w:rPr>
+        <w:t>)</w:t>
+      </w:r>
+      <w:bookmarkEnd w:id="22"/>
+    </w:p>
+    <w:p>
+      <w:pPr>
+        <w:jc w:val="center"/>
+        <w:rPr>
+          <w:rFonts w:ascii="Montserrat" w:hAnsi="Montserrat"/>
+          <w:color w:val="CC1903"/>
+          <w:sz w:val="26"/>
+          <w:szCs w:val="26"/>
+        </w:rPr>
+      </w:pPr>
+      <w:r>
+        <w:rPr>
+          <w:rFonts w:ascii="Montserrat" w:hAnsi="Montserrat"/>
+          <w:noProof/>
+          <w:color w:val="CC1903"/>
+          <w:sz w:val="26"/>
+          <w:szCs w:val="26"/>
+        </w:rPr>
+        <w:drawing>
+          <wp:inline distT="0" distB="0" distL="0" distR="0" wp14:anchorId="1FA916AD" wp14:editId="39944A5F">
+            <wp:extent cx="6119968" cy="2959734"/>
+            <wp:effectExtent l="0" t="0" r="0" b="0"/>
+            <wp:docPr id="2058017605" name="Immagine 10"/>
+            <wp:cNvGraphicFramePr>
+              <a:graphicFrameLocks xmlns:a="http://schemas.openxmlformats.org/drawingml/2006/main" noChangeAspect="1"/>
+            </wp:cNvGraphicFramePr>
+            <a:graphic xmlns:a="http://schemas.openxmlformats.org/drawingml/2006/main">
+              <a:graphicData uri="http://schemas.openxmlformats.org/drawingml/2006/picture">
+                <pic:pic xmlns:pic="http://schemas.openxmlformats.org/drawingml/2006/picture">
+                  <pic:nvPicPr>
+                    <pic:cNvPr id="2058017605" name="Immagine 10"/>
+                    <pic:cNvPicPr/>
+                  </pic:nvPicPr>
+                  <pic:blipFill>
+                    <a:blip r:embed="rId16">
+                      <a:extLst>
+                        <a:ext uri="{28A0092B-C50C-407E-A947-70E740481C1C}">
+                          <a14:useLocalDpi xmlns:a14="http://schemas.microsoft.com/office/drawing/2010/main" val="0"/>
+                        </a:ext>
+                      </a:extLst>
+                    </a:blip>
+                    <a:stretch>
+                      <a:fillRect/>
+                    </a:stretch>
+                  </pic:blipFill>
+                  <pic:spPr>
+                    <a:xfrm>
+                      <a:off x="0" y="0"/>
+                      <a:ext cx="6119968" cy="2959734"/>
+                    </a:xfrm>
+                    <a:prstGeom prst="rect">
+                      <a:avLst/>
+                    </a:prstGeom>
+                  </pic:spPr>
+                </pic:pic>
+              </a:graphicData>
+            </a:graphic>
+          </wp:inline>
+        </w:drawing>
+      </w:r>
+    </w:p>
+    <w:p>
+      <w:pPr>
+        <w:pStyle w:val="Titolo3"/>
+        <w:rPr>
+          <w:rFonts w:ascii="Montserrat" w:hAnsi="Montserrat"/>
+          <w:color w:val="CC1903"/>
+        </w:rPr>
+      </w:pPr>
+      <w:bookmarkStart w:id="23" w:name="_Toc222162215"/>
+      <w:r>
+        <w:rPr>
+          <w:rFonts w:ascii="Montserrat" w:hAnsi="Montserrat"/>
+          <w:color w:val="CC1903"/>
+        </w:rPr>
+        <w:t>3.4. Diagrammi di Sequenza UC3</w:t>
+      </w:r>
+      <w:bookmarkEnd w:id="23"/>
+    </w:p>
+    <w:p>
+      <w:pPr>
+        <w:jc w:val="both"/>
+        <w:rPr>
+          <w:rFonts w:ascii="Montserrat" w:hAnsi="Montserrat"/>
+          <w:color w:val="272728"/>
+          <w:sz w:val="24"/>
+          <w:szCs w:val="24"/>
+        </w:rPr>
+      </w:pPr>
+      <w:r>
+        <w:rPr>
+          <w:rFonts w:ascii="Montserrat" w:hAnsi="Montserrat"/>
+          <w:color w:val="272728"/>
+          <w:sz w:val="24"/>
+          <w:szCs w:val="24"/>
+        </w:rPr>
+        <w:t xml:space="preserve">In questo terzo caso d’uso, il sistema </w:t>
+      </w:r>
+      <w:proofErr w:type="spellStart"/>
+      <w:r>
+        <w:rPr>
+          <w:rFonts w:ascii="Montserrat" w:hAnsi="Montserrat"/>
+          <w:color w:val="272728"/>
+          <w:sz w:val="24"/>
+          <w:szCs w:val="24"/>
+        </w:rPr>
+        <w:t>CulturalFlow</w:t>
+      </w:r>
+      <w:proofErr w:type="spellEnd"/>
+      <w:r>
+        <w:rPr>
+          <w:rFonts w:ascii="Montserrat" w:hAnsi="Montserrat"/>
+          <w:color w:val="272728"/>
+          <w:sz w:val="24"/>
+          <w:szCs w:val="24"/>
+        </w:rPr>
+        <w:t xml:space="preserve"> ha la responsabilità di creare l</w:t>
+      </w:r>
+      <w:r>
+        <w:rPr>
+          <w:rFonts w:ascii="Montserrat" w:hAnsi="Montserrat"/>
+          <w:color w:val="272728"/>
+          <w:sz w:val="24"/>
+          <w:szCs w:val="24"/>
+        </w:rPr>
+        <w:t>’</w:t>
+      </w:r>
+      <w:r>
+        <w:rPr>
+          <w:rFonts w:ascii="Montserrat" w:hAnsi="Montserrat"/>
+          <w:color w:val="272728"/>
+          <w:sz w:val="24"/>
+          <w:szCs w:val="24"/>
+        </w:rPr>
+        <w:t xml:space="preserve">istanza di </w:t>
+      </w:r>
+      <w:proofErr w:type="spellStart"/>
+      <w:r>
+        <w:rPr>
+          <w:rFonts w:ascii="Montserrat" w:hAnsi="Montserrat"/>
+          <w:color w:val="272728"/>
+          <w:sz w:val="24"/>
+          <w:szCs w:val="24"/>
+        </w:rPr>
+        <w:t>elencoEventiDisponibili</w:t>
+      </w:r>
+      <w:proofErr w:type="spellEnd"/>
+      <w:r>
+        <w:rPr>
+          <w:rFonts w:ascii="Montserrat" w:hAnsi="Montserrat"/>
+          <w:color w:val="272728"/>
+          <w:sz w:val="24"/>
+          <w:szCs w:val="24"/>
+        </w:rPr>
+        <w:t xml:space="preserve"> di tipo List&lt;Evento&gt;. Questo ci permette di avere una struttura dati temporanea per memorizzare e poi mostrare al Cliente i risultati filtrati durante l’esecuzione del metodo </w:t>
+      </w:r>
+      <w:proofErr w:type="spellStart"/>
+      <w:r>
+        <w:rPr>
+          <w:rFonts w:ascii="Montserrat" w:hAnsi="Montserrat"/>
+          <w:color w:val="272728"/>
+          <w:sz w:val="24"/>
+          <w:szCs w:val="24"/>
+        </w:rPr>
+        <w:t>cercaEvento</w:t>
+      </w:r>
+      <w:proofErr w:type="spellEnd"/>
+      <w:r>
+        <w:rPr>
+          <w:rFonts w:ascii="Montserrat" w:hAnsi="Montserrat"/>
+          <w:color w:val="272728"/>
+          <w:sz w:val="24"/>
+          <w:szCs w:val="24"/>
+        </w:rPr>
+        <w:t xml:space="preserve">. Inoltre, la classe Evento qui agisce come esperto delle informazioni per quanto riguardi i propri attributi, secondo il </w:t>
+      </w:r>
+      <w:r>
+        <w:rPr>
+          <w:rFonts w:ascii="Montserrat" w:hAnsi="Montserrat"/>
+          <w:i/>
+          <w:iCs/>
+          <w:color w:val="272728"/>
+          <w:sz w:val="24"/>
+          <w:szCs w:val="24"/>
+        </w:rPr>
+        <w:t>pattern Information Expert</w:t>
+      </w:r>
+      <w:r>
+        <w:rPr>
+          <w:rFonts w:ascii="Montserrat" w:hAnsi="Montserrat"/>
+          <w:color w:val="272728"/>
+          <w:sz w:val="24"/>
+          <w:szCs w:val="24"/>
+        </w:rPr>
+        <w:t>.</w:t>
+      </w:r>
+    </w:p>
+    <w:p>
+      <w:pPr>
+        <w:pStyle w:val="Titolo4"/>
+        <w:rPr>
+          <w:rFonts w:ascii="Montserrat" w:hAnsi="Montserrat"/>
+          <w:i w:val="0"/>
+          <w:iCs w:val="0"/>
+          <w:color w:val="CC1903"/>
+          <w:sz w:val="26"/>
+          <w:szCs w:val="26"/>
+        </w:rPr>
+      </w:pPr>
+      <w:bookmarkStart w:id="24" w:name="_Toc222162216"/>
+      <w:r>
+        <w:rPr>
+          <w:rFonts w:ascii="Montserrat" w:hAnsi="Montserrat"/>
+          <w:i w:val="0"/>
+          <w:iCs w:val="0"/>
+          <w:color w:val="CC1903"/>
+          <w:sz w:val="26"/>
+          <w:szCs w:val="26"/>
+        </w:rPr>
+        <w:t xml:space="preserve">3.4.1. </w:t>
+      </w:r>
+      <w:proofErr w:type="spellStart"/>
+      <w:proofErr w:type="gramStart"/>
+      <w:r>
+        <w:rPr>
+          <w:rFonts w:ascii="Montserrat" w:hAnsi="Montserrat"/>
+          <w:i w:val="0"/>
+          <w:iCs w:val="0"/>
+          <w:color w:val="CC1903"/>
+          <w:sz w:val="26"/>
+          <w:szCs w:val="26"/>
+        </w:rPr>
+        <w:t>cercaEvento</w:t>
+      </w:r>
+      <w:proofErr w:type="spellEnd"/>
+      <w:r>
+        <w:rPr>
+          <w:rFonts w:ascii="Montserrat" w:hAnsi="Montserrat"/>
+          <w:i w:val="0"/>
+          <w:iCs w:val="0"/>
+          <w:color w:val="CC1903"/>
+          <w:sz w:val="26"/>
+          <w:szCs w:val="26"/>
+        </w:rPr>
+        <w:t>(</w:t>
+      </w:r>
+      <w:proofErr w:type="gramEnd"/>
+      <w:r>
+        <w:rPr>
+          <w:rFonts w:ascii="Montserrat" w:hAnsi="Montserrat"/>
+          <w:i w:val="0"/>
+          <w:iCs w:val="0"/>
+          <w:color w:val="CC1903"/>
+          <w:sz w:val="26"/>
+          <w:szCs w:val="26"/>
+        </w:rPr>
+        <w:t>)</w:t>
+      </w:r>
+      <w:bookmarkEnd w:id="24"/>
+    </w:p>
+    <w:p>
+      <w:pPr>
+        <w:jc w:val="center"/>
+        <w:rPr>
+          <w:rFonts w:ascii="Montserrat" w:hAnsi="Montserrat"/>
+          <w:color w:val="CC1903"/>
+          <w:sz w:val="26"/>
+          <w:szCs w:val="26"/>
+        </w:rPr>
+      </w:pPr>
+      <w:r>
+        <w:rPr>
+          <w:rFonts w:ascii="Montserrat" w:hAnsi="Montserrat"/>
+          <w:noProof/>
+          <w:color w:val="CC1903"/>
+          <w:sz w:val="26"/>
+          <w:szCs w:val="26"/>
+        </w:rPr>
+        <w:drawing>
+          <wp:inline distT="0" distB="0" distL="0" distR="0" wp14:anchorId="48E2E1C6" wp14:editId="59865D33">
+            <wp:extent cx="6120128" cy="3480573"/>
+            <wp:effectExtent l="0" t="0" r="0" b="5715"/>
+            <wp:docPr id="1235319416" name="Immagine 17"/>
+            <wp:cNvGraphicFramePr>
+              <a:graphicFrameLocks xmlns:a="http://schemas.openxmlformats.org/drawingml/2006/main" noChangeAspect="1"/>
+            </wp:cNvGraphicFramePr>
+            <a:graphic xmlns:a="http://schemas.openxmlformats.org/drawingml/2006/main">
+              <a:graphicData uri="http://schemas.openxmlformats.org/drawingml/2006/picture">
+                <pic:pic xmlns:pic="http://schemas.openxmlformats.org/drawingml/2006/picture">
+                  <pic:nvPicPr>
+                    <pic:cNvPr id="1235319416" name="Immagine 17"/>
+                    <pic:cNvPicPr/>
+                  </pic:nvPicPr>
+                  <pic:blipFill>
+                    <a:blip r:embed="rId17" cstate="print">
+                      <a:extLst>
+                        <a:ext uri="{28A0092B-C50C-407E-A947-70E740481C1C}">
+                          <a14:useLocalDpi xmlns:a14="http://schemas.microsoft.com/office/drawing/2010/main" val="0"/>
+                        </a:ext>
+                      </a:extLst>
+                    </a:blip>
+                    <a:stretch>
+                      <a:fillRect/>
+                    </a:stretch>
+                  </pic:blipFill>
+                  <pic:spPr>
+                    <a:xfrm>
+                      <a:off x="0" y="0"/>
+                      <a:ext cx="6120128" cy="3480573"/>
+                    </a:xfrm>
+                    <a:prstGeom prst="rect">
+                      <a:avLst/>
+                    </a:prstGeom>
+                  </pic:spPr>
+                </pic:pic>
+              </a:graphicData>
+            </a:graphic>
+          </wp:inline>
+        </w:drawing>
+      </w:r>
+    </w:p>
+    <w:p>
+      <w:pPr>
+        <w:jc w:val="center"/>
+        <w:rPr>
+          <w:rFonts w:ascii="Montserrat" w:hAnsi="Montserrat"/>
+          <w:color w:val="CC1903"/>
+          <w:sz w:val="26"/>
+          <w:szCs w:val="26"/>
+        </w:rPr>
+      </w:pPr>
+    </w:p>
+    <w:p>
+      <w:pPr>
+        <w:pStyle w:val="Titolo3"/>
+        <w:rPr>
+          <w:rFonts w:ascii="Montserrat" w:hAnsi="Montserrat"/>
+          <w:color w:val="CC1903"/>
+        </w:rPr>
+      </w:pPr>
+      <w:bookmarkStart w:id="25" w:name="_Toc222162217"/>
+      <w:r>
+        <w:rPr>
+          <w:rFonts w:ascii="Montserrat" w:hAnsi="Montserrat"/>
+          <w:color w:val="CC1903"/>
+        </w:rPr>
+        <w:lastRenderedPageBreak/>
+        <w:t>3.4. Diagramma delle Classi (DCD)</w:t>
+      </w:r>
+      <w:bookmarkEnd w:id="25"/>
+    </w:p>
+    <w:p>
+      <w:pPr>
+        <w:jc w:val="both"/>
+        <w:rPr>
+          <w:rFonts w:ascii="Montserrat" w:hAnsi="Montserrat"/>
+          <w:color w:val="272728"/>
+          <w:sz w:val="24"/>
+          <w:szCs w:val="24"/>
+        </w:rPr>
+      </w:pPr>
+      <w:r>
+        <w:rPr>
+          <w:rFonts w:ascii="Montserrat" w:hAnsi="Montserrat"/>
+          <w:color w:val="272728"/>
+          <w:sz w:val="24"/>
+          <w:szCs w:val="24"/>
+        </w:rPr>
+        <w:t xml:space="preserve">Il diagramma delle classi mostra la struttura statica del sistema. Le classi sono state arricchite con i metodi derivati dai contratti delle operazioni e dai diagrammi di sequenza. È possibile individuare i </w:t>
+      </w:r>
+      <w:r>
+        <w:rPr>
+          <w:rFonts w:ascii="Montserrat" w:hAnsi="Montserrat"/>
+          <w:i/>
+          <w:iCs/>
+          <w:color w:val="272728"/>
+          <w:sz w:val="24"/>
+          <w:szCs w:val="24"/>
+        </w:rPr>
+        <w:t>pattern Singleton</w:t>
+      </w:r>
+      <w:r>
+        <w:rPr>
+          <w:rFonts w:ascii="Montserrat" w:hAnsi="Montserrat"/>
+          <w:color w:val="272728"/>
+          <w:sz w:val="24"/>
+          <w:szCs w:val="24"/>
+        </w:rPr>
+        <w:t xml:space="preserve"> e </w:t>
+      </w:r>
+      <w:r>
+        <w:rPr>
+          <w:rFonts w:ascii="Montserrat" w:hAnsi="Montserrat"/>
+          <w:i/>
+          <w:iCs/>
+          <w:color w:val="272728"/>
+          <w:sz w:val="24"/>
+          <w:szCs w:val="24"/>
+        </w:rPr>
+        <w:t>Controller</w:t>
+      </w:r>
+      <w:r>
+        <w:rPr>
+          <w:rFonts w:ascii="Montserrat" w:hAnsi="Montserrat"/>
+          <w:color w:val="272728"/>
+          <w:sz w:val="24"/>
+          <w:szCs w:val="24"/>
+        </w:rPr>
+        <w:t xml:space="preserve">, applicati alla classe </w:t>
+      </w:r>
+      <w:proofErr w:type="spellStart"/>
+      <w:r>
+        <w:rPr>
+          <w:rFonts w:ascii="Montserrat" w:hAnsi="Montserrat"/>
+          <w:color w:val="272728"/>
+          <w:sz w:val="24"/>
+          <w:szCs w:val="24"/>
+        </w:rPr>
+        <w:t>CulturalFlow</w:t>
+      </w:r>
+      <w:proofErr w:type="spellEnd"/>
+      <w:r>
+        <w:rPr>
+          <w:rFonts w:ascii="Montserrat" w:hAnsi="Montserrat"/>
+          <w:color w:val="272728"/>
+          <w:sz w:val="24"/>
+          <w:szCs w:val="24"/>
+        </w:rPr>
+        <w:t xml:space="preserve">, e il </w:t>
+      </w:r>
+      <w:r>
+        <w:rPr>
+          <w:rFonts w:ascii="Montserrat" w:hAnsi="Montserrat"/>
+          <w:i/>
+          <w:iCs/>
+          <w:color w:val="272728"/>
+          <w:sz w:val="24"/>
+          <w:szCs w:val="24"/>
+        </w:rPr>
+        <w:t>pattern Builder</w:t>
+      </w:r>
+      <w:r>
+        <w:rPr>
+          <w:rFonts w:ascii="Montserrat" w:hAnsi="Montserrat"/>
+          <w:color w:val="272728"/>
+          <w:sz w:val="24"/>
+          <w:szCs w:val="24"/>
+        </w:rPr>
+        <w:t xml:space="preserve"> usato per la gestione della creazione complessa dell’oggetto Evento.</w:t>
+      </w:r>
+    </w:p>
+    <w:p>
+      <w:pPr>
+        <w:jc w:val="center"/>
+        <w:rPr>
+          <w:rFonts w:ascii="Montserrat" w:hAnsi="Montserrat"/>
+          <w:color w:val="272728"/>
+          <w:sz w:val="24"/>
+          <w:szCs w:val="24"/>
+        </w:rPr>
+      </w:pPr>
+      <w:r>
+        <w:rPr>
+          <w:rFonts w:ascii="Montserrat" w:hAnsi="Montserrat"/>
+          <w:noProof/>
+          <w:color w:val="272728"/>
+          <w:sz w:val="24"/>
+          <w:szCs w:val="24"/>
+        </w:rPr>
+        <w:drawing>
+          <wp:inline distT="0" distB="0" distL="0" distR="0" wp14:anchorId="1372C6E7" wp14:editId="1308F407">
+            <wp:extent cx="5900982" cy="3093718"/>
+            <wp:effectExtent l="0" t="0" r="5080" b="0"/>
+            <wp:docPr id="1007429099" name="Immagine 19"/>
+            <wp:cNvGraphicFramePr>
+              <a:graphicFrameLocks xmlns:a="http://schemas.openxmlformats.org/drawingml/2006/main" noChangeAspect="1"/>
+            </wp:cNvGraphicFramePr>
+            <a:graphic xmlns:a="http://schemas.openxmlformats.org/drawingml/2006/main">
+              <a:graphicData uri="http://schemas.openxmlformats.org/drawingml/2006/picture">
+                <pic:pic xmlns:pic="http://schemas.openxmlformats.org/drawingml/2006/picture">
+                  <pic:nvPicPr>
+                    <pic:cNvPr id="1007429099" name="Immagine 19"/>
+                    <pic:cNvPicPr/>
+                  </pic:nvPicPr>
+                  <pic:blipFill>
+                    <a:blip r:embed="rId18" cstate="print">
+                      <a:extLst>
+                        <a:ext uri="{28A0092B-C50C-407E-A947-70E740481C1C}">
+                          <a14:useLocalDpi xmlns:a14="http://schemas.microsoft.com/office/drawing/2010/main" val="0"/>
+                        </a:ext>
+                      </a:extLst>
+                    </a:blip>
+                    <a:stretch>
+                      <a:fillRect/>
+                    </a:stretch>
+                  </pic:blipFill>
+                  <pic:spPr>
+                    <a:xfrm>
+                      <a:off x="0" y="0"/>
+                      <a:ext cx="5900982" cy="3093718"/>
+                    </a:xfrm>
+                    <a:prstGeom prst="rect">
+                      <a:avLst/>
+                    </a:prstGeom>
+                  </pic:spPr>
+                </pic:pic>
+              </a:graphicData>
+            </a:graphic>
+          </wp:inline>
+        </w:drawing>
+      </w:r>
     </w:p>
     <w:p>
       <w:pPr>

--- a/2.Iterazione1/Iterazione1.docx
+++ b/2.Iterazione1/Iterazione1.docx
@@ -3,6 +3,2126 @@
 <w:document xmlns:wpc="http://schemas.microsoft.com/office/word/2010/wordprocessingCanvas" xmlns:cx="http://schemas.microsoft.com/office/drawing/2014/chartex" xmlns:cx1="http://schemas.microsoft.com/office/drawing/2015/9/8/chartex" xmlns:cx2="http://schemas.microsoft.com/office/drawing/2015/10/21/chartex" xmlns:cx3="http://schemas.microsoft.com/office/drawing/2016/5/9/chartex" xmlns:cx4="http://schemas.microsoft.com/office/drawing/2016/5/10/chartex" xmlns:cx5="http://schemas.microsoft.com/office/drawing/2016/5/11/chartex" xmlns:cx6="http://schemas.microsoft.com/office/drawing/2016/5/12/chartex" xmlns:cx7="http://schemas.microsoft.com/office/drawing/2016/5/13/chartex" xmlns:cx8="http://schemas.microsoft.com/office/drawing/2016/5/14/chartex" xmlns:mc="http://schemas.openxmlformats.org/markup-compatibility/2006" xmlns:aink="http://schemas.microsoft.com/office/drawing/2016/ink" xmlns:am3d="http://schemas.microsoft.com/office/drawing/2017/model3d" xmlns:o="urn:schemas-microsoft-com:office:office" xmlns:oel="http://schemas.microsoft.com/office/2019/extlst" xmlns:r="http://schemas.openxmlformats.org/officeDocument/2006/relationships" xmlns:m="http://schemas.openxmlformats.org/officeDocument/2006/math" xmlns:v="urn:schemas-microsoft-com:vml" xmlns:wp14="http://schemas.microsoft.com/office/word/2010/wordprocessingDrawing" xmlns:wp="http://schemas.openxmlformats.org/drawingml/2006/wordprocessingDrawing" xmlns:w10="urn:schemas-microsoft-com:office:word" xmlns:w="http://schemas.openxmlformats.org/wordprocessingml/2006/main" xmlns:w14="http://schemas.microsoft.com/office/word/2010/wordml" xmlns:w15="http://schemas.microsoft.com/office/word/2012/wordml" xmlns:w16cex="http://schemas.microsoft.com/office/word/2018/wordml/cex" xmlns:w16cid="http://schemas.microsoft.com/office/word/2016/wordml/cid" xmlns:w16="http://schemas.microsoft.com/office/word/2018/wordml" xmlns:w16du="http://schemas.microsoft.com/office/word/2023/wordml/word16du" xmlns:w16sdtdh="http://schemas.microsoft.com/office/word/2020/wordml/sdtdatahash" xmlns:w16sdtfl="http://schemas.microsoft.com/office/word/2024/wordml/sdtformatlock" xmlns:w16se="http://schemas.microsoft.com/office/word/2015/wordml/symex" xmlns:wpg="http://schemas.microsoft.com/office/word/2010/wordprocessingGroup" xmlns:wpi="http://schemas.microsoft.com/office/word/2010/wordprocessingInk" xmlns:wne="http://schemas.microsoft.com/office/word/2006/wordml" xmlns:wps="http://schemas.microsoft.com/office/word/2010/wordprocessingShape" mc:Ignorable="w14 w15 w16se w16cid w16 w16cex w16sdtdh w16sdtfl w16du wp14">
   <w:background w:color="F1EEF5"/>
   <w:body>
+    <w:sdt>
+      <w:sdtPr>
+        <w:rPr>
+          <w:rFonts w:eastAsiaTheme="minorHAnsi" w:cstheme="majorHAnsi"/>
+          <w:color w:val="auto"/>
+          <w:kern w:val="2"/>
+          <w:sz w:val="22"/>
+          <w:szCs w:val="22"/>
+          <w:lang w:eastAsia="en-US"/>
+          <w14:ligatures w14:val="standardContextual"/>
+        </w:rPr>
+        <w:id w:val="47739959"/>
+        <w:docPartObj>
+          <w:docPartGallery w:val="Table of Contents"/>
+          <w:docPartUnique/>
+        </w:docPartObj>
+      </w:sdtPr>
+      <w:sdtEndPr>
+        <w:rPr>
+          <w:b/>
+          <w:bCs/>
+        </w:rPr>
+      </w:sdtEndPr>
+      <w:sdtContent>
+        <w:p>
+          <w:pPr>
+            <w:pStyle w:val="Titolosommario"/>
+            <w:jc w:val="center"/>
+            <w:rPr>
+              <w:rFonts w:ascii="Montserrat" w:hAnsi="Montserrat"/>
+              <w:color w:val="FF4129"/>
+              <w:sz w:val="48"/>
+              <w:szCs w:val="48"/>
+            </w:rPr>
+          </w:pPr>
+          <w:r>
+            <w:rPr>
+              <w:rFonts w:ascii="Montserrat" w:hAnsi="Montserrat"/>
+              <w:color w:val="FF4129"/>
+              <w:sz w:val="48"/>
+              <w:szCs w:val="48"/>
+            </w:rPr>
+            <w:t>Sommario</w:t>
+          </w:r>
+        </w:p>
+        <w:p>
+          <w:pPr>
+            <w:pStyle w:val="Sommario1"/>
+            <w:tabs>
+              <w:tab w:val="right" w:leader="dot" w:pos="9628"/>
+            </w:tabs>
+            <w:rPr>
+              <w:rFonts w:asciiTheme="minorHAnsi" w:eastAsiaTheme="minorEastAsia" w:hAnsiTheme="minorHAnsi" w:cstheme="minorBidi"/>
+              <w:noProof/>
+              <w:sz w:val="24"/>
+              <w:szCs w:val="24"/>
+              <w:lang w:eastAsia="it-IT"/>
+            </w:rPr>
+          </w:pPr>
+          <w:r>
+            <w:fldChar w:fldCharType="begin"/>
+          </w:r>
+          <w:r>
+            <w:instrText xml:space="preserve"> TOC \o "1-4" \h \z \u </w:instrText>
+          </w:r>
+          <w:r>
+            <w:fldChar w:fldCharType="separate"/>
+          </w:r>
+          <w:hyperlink w:anchor="_Toc222162192" w:history="1">
+            <w:r>
+              <w:rPr>
+                <w:rStyle w:val="Collegamentoipertestuale"/>
+                <w:rFonts w:ascii="Montserrat" w:hAnsi="Montserrat"/>
+                <w:noProof/>
+              </w:rPr>
+              <w:t>ITERAZIONE 1</w:t>
+            </w:r>
+            <w:r>
+              <w:rPr>
+                <w:noProof/>
+                <w:webHidden/>
+              </w:rPr>
+              <w:tab/>
+            </w:r>
+            <w:r>
+              <w:rPr>
+                <w:noProof/>
+                <w:webHidden/>
+              </w:rPr>
+              <w:fldChar w:fldCharType="begin"/>
+            </w:r>
+            <w:r>
+              <w:rPr>
+                <w:noProof/>
+                <w:webHidden/>
+              </w:rPr>
+              <w:instrText xml:space="preserve"> PAGEREF _Toc222162192 \h </w:instrText>
+            </w:r>
+            <w:r>
+              <w:rPr>
+                <w:noProof/>
+                <w:webHidden/>
+              </w:rPr>
+            </w:r>
+            <w:r>
+              <w:rPr>
+                <w:noProof/>
+                <w:webHidden/>
+              </w:rPr>
+              <w:fldChar w:fldCharType="separate"/>
+            </w:r>
+            <w:r>
+              <w:rPr>
+                <w:noProof/>
+                <w:webHidden/>
+              </w:rPr>
+              <w:t>2</w:t>
+            </w:r>
+            <w:r>
+              <w:rPr>
+                <w:noProof/>
+                <w:webHidden/>
+              </w:rPr>
+              <w:fldChar w:fldCharType="end"/>
+            </w:r>
+          </w:hyperlink>
+        </w:p>
+        <w:p>
+          <w:pPr>
+            <w:pStyle w:val="Sommario2"/>
+            <w:tabs>
+              <w:tab w:val="right" w:leader="dot" w:pos="9628"/>
+            </w:tabs>
+            <w:rPr>
+              <w:rFonts w:asciiTheme="minorHAnsi" w:eastAsiaTheme="minorEastAsia" w:hAnsiTheme="minorHAnsi" w:cstheme="minorBidi"/>
+              <w:noProof/>
+              <w:sz w:val="24"/>
+              <w:szCs w:val="24"/>
+              <w:lang w:eastAsia="it-IT"/>
+            </w:rPr>
+          </w:pPr>
+          <w:hyperlink w:anchor="_Toc222162193" w:history="1">
+            <w:r>
+              <w:rPr>
+                <w:rStyle w:val="Collegamentoipertestuale"/>
+                <w:rFonts w:ascii="Montserrat" w:hAnsi="Montserrat"/>
+                <w:noProof/>
+              </w:rPr>
+              <w:t>1.  Introduzione</w:t>
+            </w:r>
+            <w:r>
+              <w:rPr>
+                <w:noProof/>
+                <w:webHidden/>
+              </w:rPr>
+              <w:tab/>
+            </w:r>
+            <w:r>
+              <w:rPr>
+                <w:noProof/>
+                <w:webHidden/>
+              </w:rPr>
+              <w:fldChar w:fldCharType="begin"/>
+            </w:r>
+            <w:r>
+              <w:rPr>
+                <w:noProof/>
+                <w:webHidden/>
+              </w:rPr>
+              <w:instrText xml:space="preserve"> PAGEREF _Toc222162193 \h </w:instrText>
+            </w:r>
+            <w:r>
+              <w:rPr>
+                <w:noProof/>
+                <w:webHidden/>
+              </w:rPr>
+            </w:r>
+            <w:r>
+              <w:rPr>
+                <w:noProof/>
+                <w:webHidden/>
+              </w:rPr>
+              <w:fldChar w:fldCharType="separate"/>
+            </w:r>
+            <w:r>
+              <w:rPr>
+                <w:noProof/>
+                <w:webHidden/>
+              </w:rPr>
+              <w:t>2</w:t>
+            </w:r>
+            <w:r>
+              <w:rPr>
+                <w:noProof/>
+                <w:webHidden/>
+              </w:rPr>
+              <w:fldChar w:fldCharType="end"/>
+            </w:r>
+          </w:hyperlink>
+        </w:p>
+        <w:p>
+          <w:pPr>
+            <w:pStyle w:val="Sommario3"/>
+            <w:tabs>
+              <w:tab w:val="right" w:leader="dot" w:pos="9628"/>
+            </w:tabs>
+            <w:rPr>
+              <w:rFonts w:asciiTheme="minorHAnsi" w:eastAsiaTheme="minorEastAsia" w:hAnsiTheme="minorHAnsi" w:cstheme="minorBidi"/>
+              <w:noProof/>
+              <w:sz w:val="24"/>
+              <w:szCs w:val="24"/>
+              <w:lang w:eastAsia="it-IT"/>
+            </w:rPr>
+          </w:pPr>
+          <w:hyperlink w:anchor="_Toc222162194" w:history="1">
+            <w:r>
+              <w:rPr>
+                <w:rStyle w:val="Collegamentoipertestuale"/>
+                <w:rFonts w:ascii="Montserrat" w:hAnsi="Montserrat"/>
+                <w:noProof/>
+              </w:rPr>
+              <w:t>2. Analisi</w:t>
+            </w:r>
+            <w:r>
+              <w:rPr>
+                <w:noProof/>
+                <w:webHidden/>
+              </w:rPr>
+              <w:tab/>
+            </w:r>
+            <w:r>
+              <w:rPr>
+                <w:noProof/>
+                <w:webHidden/>
+              </w:rPr>
+              <w:fldChar w:fldCharType="begin"/>
+            </w:r>
+            <w:r>
+              <w:rPr>
+                <w:noProof/>
+                <w:webHidden/>
+              </w:rPr>
+              <w:instrText xml:space="preserve"> PAGEREF _Toc222162194 \h </w:instrText>
+            </w:r>
+            <w:r>
+              <w:rPr>
+                <w:noProof/>
+                <w:webHidden/>
+              </w:rPr>
+            </w:r>
+            <w:r>
+              <w:rPr>
+                <w:noProof/>
+                <w:webHidden/>
+              </w:rPr>
+              <w:fldChar w:fldCharType="separate"/>
+            </w:r>
+            <w:r>
+              <w:rPr>
+                <w:noProof/>
+                <w:webHidden/>
+              </w:rPr>
+              <w:t>2</w:t>
+            </w:r>
+            <w:r>
+              <w:rPr>
+                <w:noProof/>
+                <w:webHidden/>
+              </w:rPr>
+              <w:fldChar w:fldCharType="end"/>
+            </w:r>
+          </w:hyperlink>
+        </w:p>
+        <w:p>
+          <w:pPr>
+            <w:pStyle w:val="Sommario3"/>
+            <w:tabs>
+              <w:tab w:val="right" w:leader="dot" w:pos="9628"/>
+            </w:tabs>
+            <w:rPr>
+              <w:rFonts w:asciiTheme="minorHAnsi" w:eastAsiaTheme="minorEastAsia" w:hAnsiTheme="minorHAnsi" w:cstheme="minorBidi"/>
+              <w:noProof/>
+              <w:sz w:val="24"/>
+              <w:szCs w:val="24"/>
+              <w:lang w:eastAsia="it-IT"/>
+            </w:rPr>
+          </w:pPr>
+          <w:hyperlink w:anchor="_Toc222162195" w:history="1">
+            <w:r>
+              <w:rPr>
+                <w:rStyle w:val="Collegamentoipertestuale"/>
+                <w:rFonts w:ascii="Montserrat" w:hAnsi="Montserrat"/>
+                <w:noProof/>
+              </w:rPr>
+              <w:t>2.1. Modello di Dominio</w:t>
+            </w:r>
+            <w:r>
+              <w:rPr>
+                <w:noProof/>
+                <w:webHidden/>
+              </w:rPr>
+              <w:tab/>
+            </w:r>
+            <w:r>
+              <w:rPr>
+                <w:noProof/>
+                <w:webHidden/>
+              </w:rPr>
+              <w:fldChar w:fldCharType="begin"/>
+            </w:r>
+            <w:r>
+              <w:rPr>
+                <w:noProof/>
+                <w:webHidden/>
+              </w:rPr>
+              <w:instrText xml:space="preserve"> PAGEREF _Toc222162195 \h </w:instrText>
+            </w:r>
+            <w:r>
+              <w:rPr>
+                <w:noProof/>
+                <w:webHidden/>
+              </w:rPr>
+            </w:r>
+            <w:r>
+              <w:rPr>
+                <w:noProof/>
+                <w:webHidden/>
+              </w:rPr>
+              <w:fldChar w:fldCharType="separate"/>
+            </w:r>
+            <w:r>
+              <w:rPr>
+                <w:noProof/>
+                <w:webHidden/>
+              </w:rPr>
+              <w:t>2</w:t>
+            </w:r>
+            <w:r>
+              <w:rPr>
+                <w:noProof/>
+                <w:webHidden/>
+              </w:rPr>
+              <w:fldChar w:fldCharType="end"/>
+            </w:r>
+          </w:hyperlink>
+        </w:p>
+        <w:p>
+          <w:pPr>
+            <w:pStyle w:val="Sommario3"/>
+            <w:tabs>
+              <w:tab w:val="right" w:leader="dot" w:pos="9628"/>
+            </w:tabs>
+            <w:rPr>
+              <w:rFonts w:asciiTheme="minorHAnsi" w:eastAsiaTheme="minorEastAsia" w:hAnsiTheme="minorHAnsi" w:cstheme="minorBidi"/>
+              <w:noProof/>
+              <w:sz w:val="24"/>
+              <w:szCs w:val="24"/>
+              <w:lang w:eastAsia="it-IT"/>
+            </w:rPr>
+          </w:pPr>
+          <w:hyperlink w:anchor="_Toc222162196" w:history="1">
+            <w:r>
+              <w:rPr>
+                <w:rStyle w:val="Collegamentoipertestuale"/>
+                <w:rFonts w:ascii="Montserrat" w:hAnsi="Montserrat"/>
+                <w:noProof/>
+              </w:rPr>
+              <w:t>2.2. Caso d’uso UC1: REGISTRAZIONE E VERIFICA ETÀ</w:t>
+            </w:r>
+            <w:r>
+              <w:rPr>
+                <w:noProof/>
+                <w:webHidden/>
+              </w:rPr>
+              <w:tab/>
+            </w:r>
+            <w:r>
+              <w:rPr>
+                <w:noProof/>
+                <w:webHidden/>
+              </w:rPr>
+              <w:fldChar w:fldCharType="begin"/>
+            </w:r>
+            <w:r>
+              <w:rPr>
+                <w:noProof/>
+                <w:webHidden/>
+              </w:rPr>
+              <w:instrText xml:space="preserve"> PAGEREF _Toc222162196 \h </w:instrText>
+            </w:r>
+            <w:r>
+              <w:rPr>
+                <w:noProof/>
+                <w:webHidden/>
+              </w:rPr>
+            </w:r>
+            <w:r>
+              <w:rPr>
+                <w:noProof/>
+                <w:webHidden/>
+              </w:rPr>
+              <w:fldChar w:fldCharType="separate"/>
+            </w:r>
+            <w:r>
+              <w:rPr>
+                <w:noProof/>
+                <w:webHidden/>
+              </w:rPr>
+              <w:t>4</w:t>
+            </w:r>
+            <w:r>
+              <w:rPr>
+                <w:noProof/>
+                <w:webHidden/>
+              </w:rPr>
+              <w:fldChar w:fldCharType="end"/>
+            </w:r>
+          </w:hyperlink>
+        </w:p>
+        <w:p>
+          <w:pPr>
+            <w:pStyle w:val="Sommario4"/>
+            <w:tabs>
+              <w:tab w:val="right" w:leader="dot" w:pos="9628"/>
+            </w:tabs>
+            <w:rPr>
+              <w:rFonts w:asciiTheme="minorHAnsi" w:eastAsiaTheme="minorEastAsia" w:hAnsiTheme="minorHAnsi" w:cstheme="minorBidi"/>
+              <w:noProof/>
+              <w:sz w:val="24"/>
+              <w:szCs w:val="24"/>
+              <w:lang w:eastAsia="it-IT"/>
+            </w:rPr>
+          </w:pPr>
+          <w:hyperlink w:anchor="_Toc222162197" w:history="1">
+            <w:r>
+              <w:rPr>
+                <w:rStyle w:val="Collegamentoipertestuale"/>
+                <w:rFonts w:ascii="Montserrat" w:hAnsi="Montserrat"/>
+                <w:noProof/>
+              </w:rPr>
+              <w:t>2.2.1. Diagramma di Sequenza di Sistema (SSD)</w:t>
+            </w:r>
+            <w:r>
+              <w:rPr>
+                <w:noProof/>
+                <w:webHidden/>
+              </w:rPr>
+              <w:tab/>
+            </w:r>
+            <w:r>
+              <w:rPr>
+                <w:noProof/>
+                <w:webHidden/>
+              </w:rPr>
+              <w:fldChar w:fldCharType="begin"/>
+            </w:r>
+            <w:r>
+              <w:rPr>
+                <w:noProof/>
+                <w:webHidden/>
+              </w:rPr>
+              <w:instrText xml:space="preserve"> PAGEREF _Toc222162197 \h </w:instrText>
+            </w:r>
+            <w:r>
+              <w:rPr>
+                <w:noProof/>
+                <w:webHidden/>
+              </w:rPr>
+            </w:r>
+            <w:r>
+              <w:rPr>
+                <w:noProof/>
+                <w:webHidden/>
+              </w:rPr>
+              <w:fldChar w:fldCharType="separate"/>
+            </w:r>
+            <w:r>
+              <w:rPr>
+                <w:noProof/>
+                <w:webHidden/>
+              </w:rPr>
+              <w:t>4</w:t>
+            </w:r>
+            <w:r>
+              <w:rPr>
+                <w:noProof/>
+                <w:webHidden/>
+              </w:rPr>
+              <w:fldChar w:fldCharType="end"/>
+            </w:r>
+          </w:hyperlink>
+        </w:p>
+        <w:p>
+          <w:pPr>
+            <w:pStyle w:val="Sommario4"/>
+            <w:tabs>
+              <w:tab w:val="right" w:leader="dot" w:pos="9628"/>
+            </w:tabs>
+            <w:rPr>
+              <w:rFonts w:asciiTheme="minorHAnsi" w:eastAsiaTheme="minorEastAsia" w:hAnsiTheme="minorHAnsi" w:cstheme="minorBidi"/>
+              <w:noProof/>
+              <w:sz w:val="24"/>
+              <w:szCs w:val="24"/>
+              <w:lang w:eastAsia="it-IT"/>
+            </w:rPr>
+          </w:pPr>
+          <w:hyperlink w:anchor="_Toc222162198" w:history="1">
+            <w:r>
+              <w:rPr>
+                <w:rStyle w:val="Collegamentoipertestuale"/>
+                <w:rFonts w:ascii="Montserrat" w:hAnsi="Montserrat"/>
+                <w:noProof/>
+              </w:rPr>
+              <w:t>2.2.2. Contratti delle operazioni</w:t>
+            </w:r>
+            <w:r>
+              <w:rPr>
+                <w:noProof/>
+                <w:webHidden/>
+              </w:rPr>
+              <w:tab/>
+            </w:r>
+            <w:r>
+              <w:rPr>
+                <w:noProof/>
+                <w:webHidden/>
+              </w:rPr>
+              <w:fldChar w:fldCharType="begin"/>
+            </w:r>
+            <w:r>
+              <w:rPr>
+                <w:noProof/>
+                <w:webHidden/>
+              </w:rPr>
+              <w:instrText xml:space="preserve"> PAGEREF _Toc222162198 \h </w:instrText>
+            </w:r>
+            <w:r>
+              <w:rPr>
+                <w:noProof/>
+                <w:webHidden/>
+              </w:rPr>
+            </w:r>
+            <w:r>
+              <w:rPr>
+                <w:noProof/>
+                <w:webHidden/>
+              </w:rPr>
+              <w:fldChar w:fldCharType="separate"/>
+            </w:r>
+            <w:r>
+              <w:rPr>
+                <w:noProof/>
+                <w:webHidden/>
+              </w:rPr>
+              <w:t>4</w:t>
+            </w:r>
+            <w:r>
+              <w:rPr>
+                <w:noProof/>
+                <w:webHidden/>
+              </w:rPr>
+              <w:fldChar w:fldCharType="end"/>
+            </w:r>
+          </w:hyperlink>
+        </w:p>
+        <w:p>
+          <w:pPr>
+            <w:pStyle w:val="Sommario3"/>
+            <w:tabs>
+              <w:tab w:val="right" w:leader="dot" w:pos="9628"/>
+            </w:tabs>
+            <w:rPr>
+              <w:rFonts w:asciiTheme="minorHAnsi" w:eastAsiaTheme="minorEastAsia" w:hAnsiTheme="minorHAnsi" w:cstheme="minorBidi"/>
+              <w:noProof/>
+              <w:sz w:val="24"/>
+              <w:szCs w:val="24"/>
+              <w:lang w:eastAsia="it-IT"/>
+            </w:rPr>
+          </w:pPr>
+          <w:hyperlink w:anchor="_Toc222162199" w:history="1">
+            <w:r>
+              <w:rPr>
+                <w:rStyle w:val="Collegamentoipertestuale"/>
+                <w:rFonts w:ascii="Montserrat" w:hAnsi="Montserrat"/>
+                <w:noProof/>
+              </w:rPr>
+              <w:t>2.3. Caso d’uso UC2: INSERIMENTO EVENTO</w:t>
+            </w:r>
+            <w:r>
+              <w:rPr>
+                <w:noProof/>
+                <w:webHidden/>
+              </w:rPr>
+              <w:tab/>
+            </w:r>
+            <w:r>
+              <w:rPr>
+                <w:noProof/>
+                <w:webHidden/>
+              </w:rPr>
+              <w:fldChar w:fldCharType="begin"/>
+            </w:r>
+            <w:r>
+              <w:rPr>
+                <w:noProof/>
+                <w:webHidden/>
+              </w:rPr>
+              <w:instrText xml:space="preserve"> PAGEREF _Toc222162199 \h </w:instrText>
+            </w:r>
+            <w:r>
+              <w:rPr>
+                <w:noProof/>
+                <w:webHidden/>
+              </w:rPr>
+            </w:r>
+            <w:r>
+              <w:rPr>
+                <w:noProof/>
+                <w:webHidden/>
+              </w:rPr>
+              <w:fldChar w:fldCharType="separate"/>
+            </w:r>
+            <w:r>
+              <w:rPr>
+                <w:noProof/>
+                <w:webHidden/>
+              </w:rPr>
+              <w:t>5</w:t>
+            </w:r>
+            <w:r>
+              <w:rPr>
+                <w:noProof/>
+                <w:webHidden/>
+              </w:rPr>
+              <w:fldChar w:fldCharType="end"/>
+            </w:r>
+          </w:hyperlink>
+        </w:p>
+        <w:p>
+          <w:pPr>
+            <w:pStyle w:val="Sommario4"/>
+            <w:tabs>
+              <w:tab w:val="right" w:leader="dot" w:pos="9628"/>
+            </w:tabs>
+            <w:rPr>
+              <w:rFonts w:asciiTheme="minorHAnsi" w:eastAsiaTheme="minorEastAsia" w:hAnsiTheme="minorHAnsi" w:cstheme="minorBidi"/>
+              <w:noProof/>
+              <w:sz w:val="24"/>
+              <w:szCs w:val="24"/>
+              <w:lang w:eastAsia="it-IT"/>
+            </w:rPr>
+          </w:pPr>
+          <w:hyperlink w:anchor="_Toc222162200" w:history="1">
+            <w:r>
+              <w:rPr>
+                <w:rStyle w:val="Collegamentoipertestuale"/>
+                <w:rFonts w:ascii="Montserrat" w:hAnsi="Montserrat"/>
+                <w:noProof/>
+              </w:rPr>
+              <w:t>2.3.1. Diagramma di Sequenza di Sistema</w:t>
+            </w:r>
+            <w:r>
+              <w:rPr>
+                <w:noProof/>
+                <w:webHidden/>
+              </w:rPr>
+              <w:tab/>
+            </w:r>
+            <w:r>
+              <w:rPr>
+                <w:noProof/>
+                <w:webHidden/>
+              </w:rPr>
+              <w:fldChar w:fldCharType="begin"/>
+            </w:r>
+            <w:r>
+              <w:rPr>
+                <w:noProof/>
+                <w:webHidden/>
+              </w:rPr>
+              <w:instrText xml:space="preserve"> PAGEREF _Toc222162200 \h </w:instrText>
+            </w:r>
+            <w:r>
+              <w:rPr>
+                <w:noProof/>
+                <w:webHidden/>
+              </w:rPr>
+            </w:r>
+            <w:r>
+              <w:rPr>
+                <w:noProof/>
+                <w:webHidden/>
+              </w:rPr>
+              <w:fldChar w:fldCharType="separate"/>
+            </w:r>
+            <w:r>
+              <w:rPr>
+                <w:noProof/>
+                <w:webHidden/>
+              </w:rPr>
+              <w:t>5</w:t>
+            </w:r>
+            <w:r>
+              <w:rPr>
+                <w:noProof/>
+                <w:webHidden/>
+              </w:rPr>
+              <w:fldChar w:fldCharType="end"/>
+            </w:r>
+          </w:hyperlink>
+        </w:p>
+        <w:p>
+          <w:pPr>
+            <w:pStyle w:val="Sommario4"/>
+            <w:tabs>
+              <w:tab w:val="right" w:leader="dot" w:pos="9628"/>
+            </w:tabs>
+            <w:rPr>
+              <w:rFonts w:asciiTheme="minorHAnsi" w:eastAsiaTheme="minorEastAsia" w:hAnsiTheme="minorHAnsi" w:cstheme="minorBidi"/>
+              <w:noProof/>
+              <w:sz w:val="24"/>
+              <w:szCs w:val="24"/>
+              <w:lang w:eastAsia="it-IT"/>
+            </w:rPr>
+          </w:pPr>
+          <w:hyperlink w:anchor="_Toc222162201" w:history="1">
+            <w:r>
+              <w:rPr>
+                <w:rStyle w:val="Collegamentoipertestuale"/>
+                <w:rFonts w:ascii="Montserrat" w:hAnsi="Montserrat"/>
+                <w:noProof/>
+              </w:rPr>
+              <w:t>2.3.2. Contratti delle operazioni</w:t>
+            </w:r>
+            <w:r>
+              <w:rPr>
+                <w:noProof/>
+                <w:webHidden/>
+              </w:rPr>
+              <w:tab/>
+            </w:r>
+            <w:r>
+              <w:rPr>
+                <w:noProof/>
+                <w:webHidden/>
+              </w:rPr>
+              <w:fldChar w:fldCharType="begin"/>
+            </w:r>
+            <w:r>
+              <w:rPr>
+                <w:noProof/>
+                <w:webHidden/>
+              </w:rPr>
+              <w:instrText xml:space="preserve"> PAGEREF _Toc222162201 \h </w:instrText>
+            </w:r>
+            <w:r>
+              <w:rPr>
+                <w:noProof/>
+                <w:webHidden/>
+              </w:rPr>
+            </w:r>
+            <w:r>
+              <w:rPr>
+                <w:noProof/>
+                <w:webHidden/>
+              </w:rPr>
+              <w:fldChar w:fldCharType="separate"/>
+            </w:r>
+            <w:r>
+              <w:rPr>
+                <w:noProof/>
+                <w:webHidden/>
+              </w:rPr>
+              <w:t>6</w:t>
+            </w:r>
+            <w:r>
+              <w:rPr>
+                <w:noProof/>
+                <w:webHidden/>
+              </w:rPr>
+              <w:fldChar w:fldCharType="end"/>
+            </w:r>
+          </w:hyperlink>
+        </w:p>
+        <w:p>
+          <w:pPr>
+            <w:pStyle w:val="Sommario3"/>
+            <w:tabs>
+              <w:tab w:val="right" w:leader="dot" w:pos="9628"/>
+            </w:tabs>
+            <w:rPr>
+              <w:rFonts w:asciiTheme="minorHAnsi" w:eastAsiaTheme="minorEastAsia" w:hAnsiTheme="minorHAnsi" w:cstheme="minorBidi"/>
+              <w:noProof/>
+              <w:sz w:val="24"/>
+              <w:szCs w:val="24"/>
+              <w:lang w:eastAsia="it-IT"/>
+            </w:rPr>
+          </w:pPr>
+          <w:hyperlink w:anchor="_Toc222162202" w:history="1">
+            <w:r>
+              <w:rPr>
+                <w:rStyle w:val="Collegamentoipertestuale"/>
+                <w:rFonts w:ascii="Montserrat" w:hAnsi="Montserrat"/>
+                <w:noProof/>
+              </w:rPr>
+              <w:t>2.4. Caso d’uso UC3: RICERCA EVENTO</w:t>
+            </w:r>
+            <w:r>
+              <w:rPr>
+                <w:noProof/>
+                <w:webHidden/>
+              </w:rPr>
+              <w:tab/>
+            </w:r>
+            <w:r>
+              <w:rPr>
+                <w:noProof/>
+                <w:webHidden/>
+              </w:rPr>
+              <w:fldChar w:fldCharType="begin"/>
+            </w:r>
+            <w:r>
+              <w:rPr>
+                <w:noProof/>
+                <w:webHidden/>
+              </w:rPr>
+              <w:instrText xml:space="preserve"> PAGEREF _Toc222162202 \h </w:instrText>
+            </w:r>
+            <w:r>
+              <w:rPr>
+                <w:noProof/>
+                <w:webHidden/>
+              </w:rPr>
+            </w:r>
+            <w:r>
+              <w:rPr>
+                <w:noProof/>
+                <w:webHidden/>
+              </w:rPr>
+              <w:fldChar w:fldCharType="separate"/>
+            </w:r>
+            <w:r>
+              <w:rPr>
+                <w:noProof/>
+                <w:webHidden/>
+              </w:rPr>
+              <w:t>7</w:t>
+            </w:r>
+            <w:r>
+              <w:rPr>
+                <w:noProof/>
+                <w:webHidden/>
+              </w:rPr>
+              <w:fldChar w:fldCharType="end"/>
+            </w:r>
+          </w:hyperlink>
+        </w:p>
+        <w:p>
+          <w:pPr>
+            <w:pStyle w:val="Sommario4"/>
+            <w:tabs>
+              <w:tab w:val="right" w:leader="dot" w:pos="9628"/>
+            </w:tabs>
+            <w:rPr>
+              <w:rFonts w:asciiTheme="minorHAnsi" w:eastAsiaTheme="minorEastAsia" w:hAnsiTheme="minorHAnsi" w:cstheme="minorBidi"/>
+              <w:noProof/>
+              <w:sz w:val="24"/>
+              <w:szCs w:val="24"/>
+              <w:lang w:eastAsia="it-IT"/>
+            </w:rPr>
+          </w:pPr>
+          <w:hyperlink w:anchor="_Toc222162203" w:history="1">
+            <w:r>
+              <w:rPr>
+                <w:rStyle w:val="Collegamentoipertestuale"/>
+                <w:rFonts w:ascii="Montserrat" w:hAnsi="Montserrat"/>
+                <w:noProof/>
+              </w:rPr>
+              <w:t>2.4.1. Diagramma di Sequenza di Sistema</w:t>
+            </w:r>
+            <w:r>
+              <w:rPr>
+                <w:noProof/>
+                <w:webHidden/>
+              </w:rPr>
+              <w:tab/>
+            </w:r>
+            <w:r>
+              <w:rPr>
+                <w:noProof/>
+                <w:webHidden/>
+              </w:rPr>
+              <w:fldChar w:fldCharType="begin"/>
+            </w:r>
+            <w:r>
+              <w:rPr>
+                <w:noProof/>
+                <w:webHidden/>
+              </w:rPr>
+              <w:instrText xml:space="preserve"> PAGEREF _Toc222162203 \h </w:instrText>
+            </w:r>
+            <w:r>
+              <w:rPr>
+                <w:noProof/>
+                <w:webHidden/>
+              </w:rPr>
+            </w:r>
+            <w:r>
+              <w:rPr>
+                <w:noProof/>
+                <w:webHidden/>
+              </w:rPr>
+              <w:fldChar w:fldCharType="separate"/>
+            </w:r>
+            <w:r>
+              <w:rPr>
+                <w:noProof/>
+                <w:webHidden/>
+              </w:rPr>
+              <w:t>7</w:t>
+            </w:r>
+            <w:r>
+              <w:rPr>
+                <w:noProof/>
+                <w:webHidden/>
+              </w:rPr>
+              <w:fldChar w:fldCharType="end"/>
+            </w:r>
+          </w:hyperlink>
+        </w:p>
+        <w:p>
+          <w:pPr>
+            <w:pStyle w:val="Sommario4"/>
+            <w:tabs>
+              <w:tab w:val="right" w:leader="dot" w:pos="9628"/>
+            </w:tabs>
+            <w:rPr>
+              <w:rFonts w:asciiTheme="minorHAnsi" w:eastAsiaTheme="minorEastAsia" w:hAnsiTheme="minorHAnsi" w:cstheme="minorBidi"/>
+              <w:noProof/>
+              <w:sz w:val="24"/>
+              <w:szCs w:val="24"/>
+              <w:lang w:eastAsia="it-IT"/>
+            </w:rPr>
+          </w:pPr>
+          <w:hyperlink w:anchor="_Toc222162204" w:history="1">
+            <w:r>
+              <w:rPr>
+                <w:rStyle w:val="Collegamentoipertestuale"/>
+                <w:rFonts w:ascii="Montserrat" w:hAnsi="Montserrat"/>
+                <w:noProof/>
+              </w:rPr>
+              <w:t>2.4.2. Contratti delle operazioni</w:t>
+            </w:r>
+            <w:r>
+              <w:rPr>
+                <w:noProof/>
+                <w:webHidden/>
+              </w:rPr>
+              <w:tab/>
+            </w:r>
+            <w:r>
+              <w:rPr>
+                <w:noProof/>
+                <w:webHidden/>
+              </w:rPr>
+              <w:fldChar w:fldCharType="begin"/>
+            </w:r>
+            <w:r>
+              <w:rPr>
+                <w:noProof/>
+                <w:webHidden/>
+              </w:rPr>
+              <w:instrText xml:space="preserve"> PAGEREF _Toc222162204 \h </w:instrText>
+            </w:r>
+            <w:r>
+              <w:rPr>
+                <w:noProof/>
+                <w:webHidden/>
+              </w:rPr>
+            </w:r>
+            <w:r>
+              <w:rPr>
+                <w:noProof/>
+                <w:webHidden/>
+              </w:rPr>
+              <w:fldChar w:fldCharType="separate"/>
+            </w:r>
+            <w:r>
+              <w:rPr>
+                <w:noProof/>
+                <w:webHidden/>
+              </w:rPr>
+              <w:t>8</w:t>
+            </w:r>
+            <w:r>
+              <w:rPr>
+                <w:noProof/>
+                <w:webHidden/>
+              </w:rPr>
+              <w:fldChar w:fldCharType="end"/>
+            </w:r>
+          </w:hyperlink>
+        </w:p>
+        <w:p>
+          <w:pPr>
+            <w:pStyle w:val="Sommario2"/>
+            <w:tabs>
+              <w:tab w:val="right" w:leader="dot" w:pos="9628"/>
+            </w:tabs>
+            <w:rPr>
+              <w:rFonts w:asciiTheme="minorHAnsi" w:eastAsiaTheme="minorEastAsia" w:hAnsiTheme="minorHAnsi" w:cstheme="minorBidi"/>
+              <w:noProof/>
+              <w:sz w:val="24"/>
+              <w:szCs w:val="24"/>
+              <w:lang w:eastAsia="it-IT"/>
+            </w:rPr>
+          </w:pPr>
+          <w:hyperlink w:anchor="_Toc222162205" w:history="1">
+            <w:r>
+              <w:rPr>
+                <w:rStyle w:val="Collegamentoipertestuale"/>
+                <w:rFonts w:ascii="Montserrat" w:hAnsi="Montserrat"/>
+                <w:noProof/>
+              </w:rPr>
+              <w:t>3. Progettazione</w:t>
+            </w:r>
+            <w:r>
+              <w:rPr>
+                <w:noProof/>
+                <w:webHidden/>
+              </w:rPr>
+              <w:tab/>
+            </w:r>
+            <w:r>
+              <w:rPr>
+                <w:noProof/>
+                <w:webHidden/>
+              </w:rPr>
+              <w:fldChar w:fldCharType="begin"/>
+            </w:r>
+            <w:r>
+              <w:rPr>
+                <w:noProof/>
+                <w:webHidden/>
+              </w:rPr>
+              <w:instrText xml:space="preserve"> PAGEREF _Toc222162205 \h </w:instrText>
+            </w:r>
+            <w:r>
+              <w:rPr>
+                <w:noProof/>
+                <w:webHidden/>
+              </w:rPr>
+            </w:r>
+            <w:r>
+              <w:rPr>
+                <w:noProof/>
+                <w:webHidden/>
+              </w:rPr>
+              <w:fldChar w:fldCharType="separate"/>
+            </w:r>
+            <w:r>
+              <w:rPr>
+                <w:noProof/>
+                <w:webHidden/>
+              </w:rPr>
+              <w:t>8</w:t>
+            </w:r>
+            <w:r>
+              <w:rPr>
+                <w:noProof/>
+                <w:webHidden/>
+              </w:rPr>
+              <w:fldChar w:fldCharType="end"/>
+            </w:r>
+          </w:hyperlink>
+        </w:p>
+        <w:p>
+          <w:pPr>
+            <w:pStyle w:val="Sommario3"/>
+            <w:tabs>
+              <w:tab w:val="right" w:leader="dot" w:pos="9628"/>
+            </w:tabs>
+            <w:rPr>
+              <w:rFonts w:asciiTheme="minorHAnsi" w:eastAsiaTheme="minorEastAsia" w:hAnsiTheme="minorHAnsi" w:cstheme="minorBidi"/>
+              <w:noProof/>
+              <w:sz w:val="24"/>
+              <w:szCs w:val="24"/>
+              <w:lang w:eastAsia="it-IT"/>
+            </w:rPr>
+          </w:pPr>
+          <w:hyperlink w:anchor="_Toc222162206" w:history="1">
+            <w:r>
+              <w:rPr>
+                <w:rStyle w:val="Collegamentoipertestuale"/>
+                <w:rFonts w:ascii="Montserrat" w:hAnsi="Montserrat"/>
+                <w:noProof/>
+              </w:rPr>
+              <w:t>3.1. Caso d’uso di avviamento, diagramma di comunicazione</w:t>
+            </w:r>
+            <w:r>
+              <w:rPr>
+                <w:noProof/>
+                <w:webHidden/>
+              </w:rPr>
+              <w:tab/>
+            </w:r>
+            <w:r>
+              <w:rPr>
+                <w:noProof/>
+                <w:webHidden/>
+              </w:rPr>
+              <w:fldChar w:fldCharType="begin"/>
+            </w:r>
+            <w:r>
+              <w:rPr>
+                <w:noProof/>
+                <w:webHidden/>
+              </w:rPr>
+              <w:instrText xml:space="preserve"> PAGEREF _Toc222162206 \h </w:instrText>
+            </w:r>
+            <w:r>
+              <w:rPr>
+                <w:noProof/>
+                <w:webHidden/>
+              </w:rPr>
+            </w:r>
+            <w:r>
+              <w:rPr>
+                <w:noProof/>
+                <w:webHidden/>
+              </w:rPr>
+              <w:fldChar w:fldCharType="separate"/>
+            </w:r>
+            <w:r>
+              <w:rPr>
+                <w:noProof/>
+                <w:webHidden/>
+              </w:rPr>
+              <w:t>8</w:t>
+            </w:r>
+            <w:r>
+              <w:rPr>
+                <w:noProof/>
+                <w:webHidden/>
+              </w:rPr>
+              <w:fldChar w:fldCharType="end"/>
+            </w:r>
+          </w:hyperlink>
+        </w:p>
+        <w:p>
+          <w:pPr>
+            <w:pStyle w:val="Sommario3"/>
+            <w:tabs>
+              <w:tab w:val="right" w:leader="dot" w:pos="9628"/>
+            </w:tabs>
+            <w:rPr>
+              <w:rFonts w:asciiTheme="minorHAnsi" w:eastAsiaTheme="minorEastAsia" w:hAnsiTheme="minorHAnsi" w:cstheme="minorBidi"/>
+              <w:noProof/>
+              <w:sz w:val="24"/>
+              <w:szCs w:val="24"/>
+              <w:lang w:eastAsia="it-IT"/>
+            </w:rPr>
+          </w:pPr>
+          <w:hyperlink w:anchor="_Toc222162207" w:history="1">
+            <w:r>
+              <w:rPr>
+                <w:rStyle w:val="Collegamentoipertestuale"/>
+                <w:rFonts w:ascii="Montserrat" w:hAnsi="Montserrat"/>
+                <w:noProof/>
+              </w:rPr>
+              <w:t>3.2. Diagrammi di sequenza UC1</w:t>
+            </w:r>
+            <w:r>
+              <w:rPr>
+                <w:noProof/>
+                <w:webHidden/>
+              </w:rPr>
+              <w:tab/>
+            </w:r>
+            <w:r>
+              <w:rPr>
+                <w:noProof/>
+                <w:webHidden/>
+              </w:rPr>
+              <w:fldChar w:fldCharType="begin"/>
+            </w:r>
+            <w:r>
+              <w:rPr>
+                <w:noProof/>
+                <w:webHidden/>
+              </w:rPr>
+              <w:instrText xml:space="preserve"> PAGEREF _Toc222162207 \h </w:instrText>
+            </w:r>
+            <w:r>
+              <w:rPr>
+                <w:noProof/>
+                <w:webHidden/>
+              </w:rPr>
+            </w:r>
+            <w:r>
+              <w:rPr>
+                <w:noProof/>
+                <w:webHidden/>
+              </w:rPr>
+              <w:fldChar w:fldCharType="separate"/>
+            </w:r>
+            <w:r>
+              <w:rPr>
+                <w:noProof/>
+                <w:webHidden/>
+              </w:rPr>
+              <w:t>9</w:t>
+            </w:r>
+            <w:r>
+              <w:rPr>
+                <w:noProof/>
+                <w:webHidden/>
+              </w:rPr>
+              <w:fldChar w:fldCharType="end"/>
+            </w:r>
+          </w:hyperlink>
+        </w:p>
+        <w:p>
+          <w:pPr>
+            <w:pStyle w:val="Sommario4"/>
+            <w:tabs>
+              <w:tab w:val="right" w:leader="dot" w:pos="9628"/>
+            </w:tabs>
+            <w:rPr>
+              <w:rFonts w:asciiTheme="minorHAnsi" w:eastAsiaTheme="minorEastAsia" w:hAnsiTheme="minorHAnsi" w:cstheme="minorBidi"/>
+              <w:noProof/>
+              <w:sz w:val="24"/>
+              <w:szCs w:val="24"/>
+              <w:lang w:eastAsia="it-IT"/>
+            </w:rPr>
+          </w:pPr>
+          <w:hyperlink w:anchor="_Toc222162208" w:history="1">
+            <w:r>
+              <w:rPr>
+                <w:rStyle w:val="Collegamentoipertestuale"/>
+                <w:rFonts w:ascii="Montserrat" w:hAnsi="Montserrat"/>
+                <w:noProof/>
+              </w:rPr>
+              <w:t>3.2.1. inserisciDati()</w:t>
+            </w:r>
+            <w:r>
+              <w:rPr>
+                <w:noProof/>
+                <w:webHidden/>
+              </w:rPr>
+              <w:tab/>
+            </w:r>
+            <w:r>
+              <w:rPr>
+                <w:noProof/>
+                <w:webHidden/>
+              </w:rPr>
+              <w:fldChar w:fldCharType="begin"/>
+            </w:r>
+            <w:r>
+              <w:rPr>
+                <w:noProof/>
+                <w:webHidden/>
+              </w:rPr>
+              <w:instrText xml:space="preserve"> PAGEREF _Toc222162208 \h </w:instrText>
+            </w:r>
+            <w:r>
+              <w:rPr>
+                <w:noProof/>
+                <w:webHidden/>
+              </w:rPr>
+            </w:r>
+            <w:r>
+              <w:rPr>
+                <w:noProof/>
+                <w:webHidden/>
+              </w:rPr>
+              <w:fldChar w:fldCharType="separate"/>
+            </w:r>
+            <w:r>
+              <w:rPr>
+                <w:noProof/>
+                <w:webHidden/>
+              </w:rPr>
+              <w:t>10</w:t>
+            </w:r>
+            <w:r>
+              <w:rPr>
+                <w:noProof/>
+                <w:webHidden/>
+              </w:rPr>
+              <w:fldChar w:fldCharType="end"/>
+            </w:r>
+          </w:hyperlink>
+        </w:p>
+        <w:p>
+          <w:pPr>
+            <w:pStyle w:val="Sommario4"/>
+            <w:tabs>
+              <w:tab w:val="right" w:leader="dot" w:pos="9628"/>
+            </w:tabs>
+            <w:rPr>
+              <w:rFonts w:asciiTheme="minorHAnsi" w:eastAsiaTheme="minorEastAsia" w:hAnsiTheme="minorHAnsi" w:cstheme="minorBidi"/>
+              <w:noProof/>
+              <w:sz w:val="24"/>
+              <w:szCs w:val="24"/>
+              <w:lang w:eastAsia="it-IT"/>
+            </w:rPr>
+          </w:pPr>
+          <w:hyperlink w:anchor="_Toc222162209" w:history="1">
+            <w:r>
+              <w:rPr>
+                <w:rStyle w:val="Collegamentoipertestuale"/>
+                <w:rFonts w:ascii="Montserrat" w:hAnsi="Montserrat"/>
+                <w:noProof/>
+              </w:rPr>
+              <w:t>3.2.2. confermaRegistrazione()</w:t>
+            </w:r>
+            <w:r>
+              <w:rPr>
+                <w:noProof/>
+                <w:webHidden/>
+              </w:rPr>
+              <w:tab/>
+            </w:r>
+            <w:r>
+              <w:rPr>
+                <w:noProof/>
+                <w:webHidden/>
+              </w:rPr>
+              <w:fldChar w:fldCharType="begin"/>
+            </w:r>
+            <w:r>
+              <w:rPr>
+                <w:noProof/>
+                <w:webHidden/>
+              </w:rPr>
+              <w:instrText xml:space="preserve"> PAGEREF _Toc222162209 \h </w:instrText>
+            </w:r>
+            <w:r>
+              <w:rPr>
+                <w:noProof/>
+                <w:webHidden/>
+              </w:rPr>
+            </w:r>
+            <w:r>
+              <w:rPr>
+                <w:noProof/>
+                <w:webHidden/>
+              </w:rPr>
+              <w:fldChar w:fldCharType="separate"/>
+            </w:r>
+            <w:r>
+              <w:rPr>
+                <w:noProof/>
+                <w:webHidden/>
+              </w:rPr>
+              <w:t>10</w:t>
+            </w:r>
+            <w:r>
+              <w:rPr>
+                <w:noProof/>
+                <w:webHidden/>
+              </w:rPr>
+              <w:fldChar w:fldCharType="end"/>
+            </w:r>
+          </w:hyperlink>
+        </w:p>
+        <w:p>
+          <w:pPr>
+            <w:pStyle w:val="Sommario2"/>
+            <w:tabs>
+              <w:tab w:val="right" w:leader="dot" w:pos="9628"/>
+            </w:tabs>
+            <w:rPr>
+              <w:rFonts w:asciiTheme="minorHAnsi" w:eastAsiaTheme="minorEastAsia" w:hAnsiTheme="minorHAnsi" w:cstheme="minorBidi"/>
+              <w:noProof/>
+              <w:sz w:val="24"/>
+              <w:szCs w:val="24"/>
+              <w:lang w:eastAsia="it-IT"/>
+            </w:rPr>
+          </w:pPr>
+          <w:hyperlink w:anchor="_Toc222162210" w:history="1">
+            <w:r>
+              <w:rPr>
+                <w:rStyle w:val="Collegamentoipertestuale"/>
+                <w:rFonts w:ascii="Montserrat" w:hAnsi="Montserrat"/>
+                <w:noProof/>
+              </w:rPr>
+              <w:t>3.3. Diagrammi di Sequenza UC2</w:t>
+            </w:r>
+            <w:r>
+              <w:rPr>
+                <w:noProof/>
+                <w:webHidden/>
+              </w:rPr>
+              <w:tab/>
+            </w:r>
+            <w:r>
+              <w:rPr>
+                <w:noProof/>
+                <w:webHidden/>
+              </w:rPr>
+              <w:fldChar w:fldCharType="begin"/>
+            </w:r>
+            <w:r>
+              <w:rPr>
+                <w:noProof/>
+                <w:webHidden/>
+              </w:rPr>
+              <w:instrText xml:space="preserve"> PAGEREF _Toc222162210 \h </w:instrText>
+            </w:r>
+            <w:r>
+              <w:rPr>
+                <w:noProof/>
+                <w:webHidden/>
+              </w:rPr>
+            </w:r>
+            <w:r>
+              <w:rPr>
+                <w:noProof/>
+                <w:webHidden/>
+              </w:rPr>
+              <w:fldChar w:fldCharType="separate"/>
+            </w:r>
+            <w:r>
+              <w:rPr>
+                <w:noProof/>
+                <w:webHidden/>
+              </w:rPr>
+              <w:t>10</w:t>
+            </w:r>
+            <w:r>
+              <w:rPr>
+                <w:noProof/>
+                <w:webHidden/>
+              </w:rPr>
+              <w:fldChar w:fldCharType="end"/>
+            </w:r>
+          </w:hyperlink>
+        </w:p>
+        <w:p>
+          <w:pPr>
+            <w:pStyle w:val="Sommario4"/>
+            <w:tabs>
+              <w:tab w:val="right" w:leader="dot" w:pos="9628"/>
+            </w:tabs>
+            <w:rPr>
+              <w:rFonts w:asciiTheme="minorHAnsi" w:eastAsiaTheme="minorEastAsia" w:hAnsiTheme="minorHAnsi" w:cstheme="minorBidi"/>
+              <w:noProof/>
+              <w:sz w:val="24"/>
+              <w:szCs w:val="24"/>
+              <w:lang w:eastAsia="it-IT"/>
+            </w:rPr>
+          </w:pPr>
+          <w:hyperlink w:anchor="_Toc222162211" w:history="1">
+            <w:r>
+              <w:rPr>
+                <w:rStyle w:val="Collegamentoipertestuale"/>
+                <w:rFonts w:ascii="Montserrat" w:hAnsi="Montserrat"/>
+                <w:noProof/>
+              </w:rPr>
+              <w:t>3.3.1. inserisciEvento()</w:t>
+            </w:r>
+            <w:r>
+              <w:rPr>
+                <w:noProof/>
+                <w:webHidden/>
+              </w:rPr>
+              <w:tab/>
+            </w:r>
+            <w:r>
+              <w:rPr>
+                <w:noProof/>
+                <w:webHidden/>
+              </w:rPr>
+              <w:fldChar w:fldCharType="begin"/>
+            </w:r>
+            <w:r>
+              <w:rPr>
+                <w:noProof/>
+                <w:webHidden/>
+              </w:rPr>
+              <w:instrText xml:space="preserve"> PAGEREF _Toc222162211 \h </w:instrText>
+            </w:r>
+            <w:r>
+              <w:rPr>
+                <w:noProof/>
+                <w:webHidden/>
+              </w:rPr>
+            </w:r>
+            <w:r>
+              <w:rPr>
+                <w:noProof/>
+                <w:webHidden/>
+              </w:rPr>
+              <w:fldChar w:fldCharType="separate"/>
+            </w:r>
+            <w:r>
+              <w:rPr>
+                <w:noProof/>
+                <w:webHidden/>
+              </w:rPr>
+              <w:t>11</w:t>
+            </w:r>
+            <w:r>
+              <w:rPr>
+                <w:noProof/>
+                <w:webHidden/>
+              </w:rPr>
+              <w:fldChar w:fldCharType="end"/>
+            </w:r>
+          </w:hyperlink>
+        </w:p>
+        <w:p>
+          <w:pPr>
+            <w:pStyle w:val="Sommario4"/>
+            <w:tabs>
+              <w:tab w:val="right" w:leader="dot" w:pos="9628"/>
+            </w:tabs>
+            <w:rPr>
+              <w:rFonts w:asciiTheme="minorHAnsi" w:eastAsiaTheme="minorEastAsia" w:hAnsiTheme="minorHAnsi" w:cstheme="minorBidi"/>
+              <w:noProof/>
+              <w:sz w:val="24"/>
+              <w:szCs w:val="24"/>
+              <w:lang w:eastAsia="it-IT"/>
+            </w:rPr>
+          </w:pPr>
+          <w:hyperlink w:anchor="_Toc222162212" w:history="1">
+            <w:r>
+              <w:rPr>
+                <w:rStyle w:val="Collegamentoipertestuale"/>
+                <w:rFonts w:ascii="Montserrat" w:hAnsi="Montserrat"/>
+                <w:noProof/>
+              </w:rPr>
+              <w:t>3.3.2. selezionaTipologia()</w:t>
+            </w:r>
+            <w:r>
+              <w:rPr>
+                <w:noProof/>
+                <w:webHidden/>
+              </w:rPr>
+              <w:tab/>
+            </w:r>
+            <w:r>
+              <w:rPr>
+                <w:noProof/>
+                <w:webHidden/>
+              </w:rPr>
+              <w:fldChar w:fldCharType="begin"/>
+            </w:r>
+            <w:r>
+              <w:rPr>
+                <w:noProof/>
+                <w:webHidden/>
+              </w:rPr>
+              <w:instrText xml:space="preserve"> PAGEREF _Toc222162212 \h </w:instrText>
+            </w:r>
+            <w:r>
+              <w:rPr>
+                <w:noProof/>
+                <w:webHidden/>
+              </w:rPr>
+            </w:r>
+            <w:r>
+              <w:rPr>
+                <w:noProof/>
+                <w:webHidden/>
+              </w:rPr>
+              <w:fldChar w:fldCharType="separate"/>
+            </w:r>
+            <w:r>
+              <w:rPr>
+                <w:noProof/>
+                <w:webHidden/>
+              </w:rPr>
+              <w:t>11</w:t>
+            </w:r>
+            <w:r>
+              <w:rPr>
+                <w:noProof/>
+                <w:webHidden/>
+              </w:rPr>
+              <w:fldChar w:fldCharType="end"/>
+            </w:r>
+          </w:hyperlink>
+        </w:p>
+        <w:p>
+          <w:pPr>
+            <w:pStyle w:val="Sommario4"/>
+            <w:tabs>
+              <w:tab w:val="right" w:leader="dot" w:pos="9628"/>
+            </w:tabs>
+            <w:rPr>
+              <w:rFonts w:asciiTheme="minorHAnsi" w:eastAsiaTheme="minorEastAsia" w:hAnsiTheme="minorHAnsi" w:cstheme="minorBidi"/>
+              <w:noProof/>
+              <w:sz w:val="24"/>
+              <w:szCs w:val="24"/>
+              <w:lang w:eastAsia="it-IT"/>
+            </w:rPr>
+          </w:pPr>
+          <w:hyperlink w:anchor="_Toc222162213" w:history="1">
+            <w:r>
+              <w:rPr>
+                <w:rStyle w:val="Collegamentoipertestuale"/>
+                <w:rFonts w:ascii="Montserrat" w:hAnsi="Montserrat"/>
+                <w:noProof/>
+              </w:rPr>
+              <w:t>3.3.3. inserisciServizioDettagli()</w:t>
+            </w:r>
+            <w:r>
+              <w:rPr>
+                <w:noProof/>
+                <w:webHidden/>
+              </w:rPr>
+              <w:tab/>
+            </w:r>
+            <w:r>
+              <w:rPr>
+                <w:noProof/>
+                <w:webHidden/>
+              </w:rPr>
+              <w:fldChar w:fldCharType="begin"/>
+            </w:r>
+            <w:r>
+              <w:rPr>
+                <w:noProof/>
+                <w:webHidden/>
+              </w:rPr>
+              <w:instrText xml:space="preserve"> PAGEREF _Toc222162213 \h </w:instrText>
+            </w:r>
+            <w:r>
+              <w:rPr>
+                <w:noProof/>
+                <w:webHidden/>
+              </w:rPr>
+            </w:r>
+            <w:r>
+              <w:rPr>
+                <w:noProof/>
+                <w:webHidden/>
+              </w:rPr>
+              <w:fldChar w:fldCharType="separate"/>
+            </w:r>
+            <w:r>
+              <w:rPr>
+                <w:noProof/>
+                <w:webHidden/>
+              </w:rPr>
+              <w:t>11</w:t>
+            </w:r>
+            <w:r>
+              <w:rPr>
+                <w:noProof/>
+                <w:webHidden/>
+              </w:rPr>
+              <w:fldChar w:fldCharType="end"/>
+            </w:r>
+          </w:hyperlink>
+        </w:p>
+        <w:p>
+          <w:pPr>
+            <w:pStyle w:val="Sommario4"/>
+            <w:tabs>
+              <w:tab w:val="right" w:leader="dot" w:pos="9628"/>
+            </w:tabs>
+            <w:rPr>
+              <w:rFonts w:asciiTheme="minorHAnsi" w:eastAsiaTheme="minorEastAsia" w:hAnsiTheme="minorHAnsi" w:cstheme="minorBidi"/>
+              <w:noProof/>
+              <w:sz w:val="24"/>
+              <w:szCs w:val="24"/>
+              <w:lang w:eastAsia="it-IT"/>
+            </w:rPr>
+          </w:pPr>
+          <w:hyperlink w:anchor="_Toc222162214" w:history="1">
+            <w:r>
+              <w:rPr>
+                <w:rStyle w:val="Collegamentoipertestuale"/>
+                <w:rFonts w:ascii="Montserrat" w:hAnsi="Montserrat"/>
+                <w:noProof/>
+              </w:rPr>
+              <w:t>3.3.4. confermaEvento()</w:t>
+            </w:r>
+            <w:r>
+              <w:rPr>
+                <w:noProof/>
+                <w:webHidden/>
+              </w:rPr>
+              <w:tab/>
+            </w:r>
+            <w:r>
+              <w:rPr>
+                <w:noProof/>
+                <w:webHidden/>
+              </w:rPr>
+              <w:fldChar w:fldCharType="begin"/>
+            </w:r>
+            <w:r>
+              <w:rPr>
+                <w:noProof/>
+                <w:webHidden/>
+              </w:rPr>
+              <w:instrText xml:space="preserve"> PAGEREF _Toc222162214 \h </w:instrText>
+            </w:r>
+            <w:r>
+              <w:rPr>
+                <w:noProof/>
+                <w:webHidden/>
+              </w:rPr>
+            </w:r>
+            <w:r>
+              <w:rPr>
+                <w:noProof/>
+                <w:webHidden/>
+              </w:rPr>
+              <w:fldChar w:fldCharType="separate"/>
+            </w:r>
+            <w:r>
+              <w:rPr>
+                <w:noProof/>
+                <w:webHidden/>
+              </w:rPr>
+              <w:t>12</w:t>
+            </w:r>
+            <w:r>
+              <w:rPr>
+                <w:noProof/>
+                <w:webHidden/>
+              </w:rPr>
+              <w:fldChar w:fldCharType="end"/>
+            </w:r>
+          </w:hyperlink>
+        </w:p>
+        <w:p>
+          <w:pPr>
+            <w:pStyle w:val="Sommario3"/>
+            <w:tabs>
+              <w:tab w:val="right" w:leader="dot" w:pos="9628"/>
+            </w:tabs>
+            <w:rPr>
+              <w:rFonts w:asciiTheme="minorHAnsi" w:eastAsiaTheme="minorEastAsia" w:hAnsiTheme="minorHAnsi" w:cstheme="minorBidi"/>
+              <w:noProof/>
+              <w:sz w:val="24"/>
+              <w:szCs w:val="24"/>
+              <w:lang w:eastAsia="it-IT"/>
+            </w:rPr>
+          </w:pPr>
+          <w:hyperlink w:anchor="_Toc222162215" w:history="1">
+            <w:r>
+              <w:rPr>
+                <w:rStyle w:val="Collegamentoipertestuale"/>
+                <w:rFonts w:ascii="Montserrat" w:hAnsi="Montserrat"/>
+                <w:noProof/>
+              </w:rPr>
+              <w:t>3.4. Diagrammi di Sequenza UC3</w:t>
+            </w:r>
+            <w:r>
+              <w:rPr>
+                <w:noProof/>
+                <w:webHidden/>
+              </w:rPr>
+              <w:tab/>
+            </w:r>
+            <w:r>
+              <w:rPr>
+                <w:noProof/>
+                <w:webHidden/>
+              </w:rPr>
+              <w:fldChar w:fldCharType="begin"/>
+            </w:r>
+            <w:r>
+              <w:rPr>
+                <w:noProof/>
+                <w:webHidden/>
+              </w:rPr>
+              <w:instrText xml:space="preserve"> PAGEREF _Toc222162215 \h </w:instrText>
+            </w:r>
+            <w:r>
+              <w:rPr>
+                <w:noProof/>
+                <w:webHidden/>
+              </w:rPr>
+            </w:r>
+            <w:r>
+              <w:rPr>
+                <w:noProof/>
+                <w:webHidden/>
+              </w:rPr>
+              <w:fldChar w:fldCharType="separate"/>
+            </w:r>
+            <w:r>
+              <w:rPr>
+                <w:noProof/>
+                <w:webHidden/>
+              </w:rPr>
+              <w:t>12</w:t>
+            </w:r>
+            <w:r>
+              <w:rPr>
+                <w:noProof/>
+                <w:webHidden/>
+              </w:rPr>
+              <w:fldChar w:fldCharType="end"/>
+            </w:r>
+          </w:hyperlink>
+        </w:p>
+        <w:p>
+          <w:pPr>
+            <w:pStyle w:val="Sommario4"/>
+            <w:tabs>
+              <w:tab w:val="right" w:leader="dot" w:pos="9628"/>
+            </w:tabs>
+            <w:rPr>
+              <w:rFonts w:asciiTheme="minorHAnsi" w:eastAsiaTheme="minorEastAsia" w:hAnsiTheme="minorHAnsi" w:cstheme="minorBidi"/>
+              <w:noProof/>
+              <w:sz w:val="24"/>
+              <w:szCs w:val="24"/>
+              <w:lang w:eastAsia="it-IT"/>
+            </w:rPr>
+          </w:pPr>
+          <w:hyperlink w:anchor="_Toc222162216" w:history="1">
+            <w:r>
+              <w:rPr>
+                <w:rStyle w:val="Collegamentoipertestuale"/>
+                <w:rFonts w:ascii="Montserrat" w:hAnsi="Montserrat"/>
+                <w:noProof/>
+              </w:rPr>
+              <w:t>3.4.1. cercaEvento()</w:t>
+            </w:r>
+            <w:r>
+              <w:rPr>
+                <w:noProof/>
+                <w:webHidden/>
+              </w:rPr>
+              <w:tab/>
+            </w:r>
+            <w:r>
+              <w:rPr>
+                <w:noProof/>
+                <w:webHidden/>
+              </w:rPr>
+              <w:fldChar w:fldCharType="begin"/>
+            </w:r>
+            <w:r>
+              <w:rPr>
+                <w:noProof/>
+                <w:webHidden/>
+              </w:rPr>
+              <w:instrText xml:space="preserve"> PAGEREF _Toc222162216 \h </w:instrText>
+            </w:r>
+            <w:r>
+              <w:rPr>
+                <w:noProof/>
+                <w:webHidden/>
+              </w:rPr>
+            </w:r>
+            <w:r>
+              <w:rPr>
+                <w:noProof/>
+                <w:webHidden/>
+              </w:rPr>
+              <w:fldChar w:fldCharType="separate"/>
+            </w:r>
+            <w:r>
+              <w:rPr>
+                <w:noProof/>
+                <w:webHidden/>
+              </w:rPr>
+              <w:t>12</w:t>
+            </w:r>
+            <w:r>
+              <w:rPr>
+                <w:noProof/>
+                <w:webHidden/>
+              </w:rPr>
+              <w:fldChar w:fldCharType="end"/>
+            </w:r>
+          </w:hyperlink>
+        </w:p>
+        <w:p>
+          <w:pPr>
+            <w:pStyle w:val="Sommario3"/>
+            <w:tabs>
+              <w:tab w:val="right" w:leader="dot" w:pos="9628"/>
+            </w:tabs>
+            <w:rPr>
+              <w:rFonts w:asciiTheme="minorHAnsi" w:eastAsiaTheme="minorEastAsia" w:hAnsiTheme="minorHAnsi" w:cstheme="minorBidi"/>
+              <w:noProof/>
+              <w:sz w:val="24"/>
+              <w:szCs w:val="24"/>
+              <w:lang w:eastAsia="it-IT"/>
+            </w:rPr>
+          </w:pPr>
+          <w:hyperlink w:anchor="_Toc222162217" w:history="1">
+            <w:r>
+              <w:rPr>
+                <w:rStyle w:val="Collegamentoipertestuale"/>
+                <w:rFonts w:ascii="Montserrat" w:hAnsi="Montserrat"/>
+                <w:noProof/>
+              </w:rPr>
+              <w:t>3.4. Diagramma delle Classi (DCD)</w:t>
+            </w:r>
+            <w:r>
+              <w:rPr>
+                <w:noProof/>
+                <w:webHidden/>
+              </w:rPr>
+              <w:tab/>
+            </w:r>
+            <w:r>
+              <w:rPr>
+                <w:noProof/>
+                <w:webHidden/>
+              </w:rPr>
+              <w:fldChar w:fldCharType="begin"/>
+            </w:r>
+            <w:r>
+              <w:rPr>
+                <w:noProof/>
+                <w:webHidden/>
+              </w:rPr>
+              <w:instrText xml:space="preserve"> PAGEREF _Toc222162217 \h </w:instrText>
+            </w:r>
+            <w:r>
+              <w:rPr>
+                <w:noProof/>
+                <w:webHidden/>
+              </w:rPr>
+            </w:r>
+            <w:r>
+              <w:rPr>
+                <w:noProof/>
+                <w:webHidden/>
+              </w:rPr>
+              <w:fldChar w:fldCharType="separate"/>
+            </w:r>
+            <w:r>
+              <w:rPr>
+                <w:noProof/>
+                <w:webHidden/>
+              </w:rPr>
+              <w:t>13</w:t>
+            </w:r>
+            <w:r>
+              <w:rPr>
+                <w:noProof/>
+                <w:webHidden/>
+              </w:rPr>
+              <w:fldChar w:fldCharType="end"/>
+            </w:r>
+          </w:hyperlink>
+        </w:p>
+        <w:p>
+          <w:pPr>
+            <w:pStyle w:val="Sommario2"/>
+            <w:tabs>
+              <w:tab w:val="right" w:leader="dot" w:pos="9628"/>
+            </w:tabs>
+            <w:rPr>
+              <w:rFonts w:asciiTheme="minorHAnsi" w:eastAsiaTheme="minorEastAsia" w:hAnsiTheme="minorHAnsi" w:cstheme="minorBidi"/>
+              <w:noProof/>
+              <w:sz w:val="24"/>
+              <w:szCs w:val="24"/>
+              <w:lang w:eastAsia="it-IT"/>
+            </w:rPr>
+          </w:pPr>
+          <w:hyperlink w:anchor="_Toc222162218" w:history="1">
+            <w:r>
+              <w:rPr>
+                <w:rStyle w:val="Collegamentoipertestuale"/>
+                <w:rFonts w:ascii="Montserrat" w:hAnsi="Montserrat"/>
+                <w:noProof/>
+              </w:rPr>
+              <w:t>4. Testing</w:t>
+            </w:r>
+            <w:r>
+              <w:rPr>
+                <w:noProof/>
+                <w:webHidden/>
+              </w:rPr>
+              <w:tab/>
+            </w:r>
+            <w:r>
+              <w:rPr>
+                <w:noProof/>
+                <w:webHidden/>
+              </w:rPr>
+              <w:fldChar w:fldCharType="begin"/>
+            </w:r>
+            <w:r>
+              <w:rPr>
+                <w:noProof/>
+                <w:webHidden/>
+              </w:rPr>
+              <w:instrText xml:space="preserve"> PAGEREF _Toc222162218 \h </w:instrText>
+            </w:r>
+            <w:r>
+              <w:rPr>
+                <w:noProof/>
+                <w:webHidden/>
+              </w:rPr>
+            </w:r>
+            <w:r>
+              <w:rPr>
+                <w:noProof/>
+                <w:webHidden/>
+              </w:rPr>
+              <w:fldChar w:fldCharType="separate"/>
+            </w:r>
+            <w:r>
+              <w:rPr>
+                <w:noProof/>
+                <w:webHidden/>
+              </w:rPr>
+              <w:t>13</w:t>
+            </w:r>
+            <w:r>
+              <w:rPr>
+                <w:noProof/>
+                <w:webHidden/>
+              </w:rPr>
+              <w:fldChar w:fldCharType="end"/>
+            </w:r>
+          </w:hyperlink>
+        </w:p>
+        <w:p>
+          <w:pPr>
+            <w:pStyle w:val="Sommario3"/>
+            <w:tabs>
+              <w:tab w:val="right" w:leader="dot" w:pos="9628"/>
+            </w:tabs>
+            <w:rPr>
+              <w:rFonts w:asciiTheme="minorHAnsi" w:eastAsiaTheme="minorEastAsia" w:hAnsiTheme="minorHAnsi" w:cstheme="minorBidi"/>
+              <w:noProof/>
+              <w:sz w:val="24"/>
+              <w:szCs w:val="24"/>
+              <w:lang w:eastAsia="it-IT"/>
+            </w:rPr>
+          </w:pPr>
+          <w:hyperlink w:anchor="_Toc222162219" w:history="1">
+            <w:r>
+              <w:rPr>
+                <w:rStyle w:val="Collegamentoipertestuale"/>
+                <w:rFonts w:ascii="Montserrat" w:hAnsi="Montserrat"/>
+                <w:noProof/>
+              </w:rPr>
+              <w:t>4.1. Individuazione dei casi di test</w:t>
+            </w:r>
+            <w:r>
+              <w:rPr>
+                <w:noProof/>
+                <w:webHidden/>
+              </w:rPr>
+              <w:tab/>
+            </w:r>
+            <w:r>
+              <w:rPr>
+                <w:noProof/>
+                <w:webHidden/>
+              </w:rPr>
+              <w:fldChar w:fldCharType="begin"/>
+            </w:r>
+            <w:r>
+              <w:rPr>
+                <w:noProof/>
+                <w:webHidden/>
+              </w:rPr>
+              <w:instrText xml:space="preserve"> PAGEREF _Toc222162219 \h </w:instrText>
+            </w:r>
+            <w:r>
+              <w:rPr>
+                <w:noProof/>
+                <w:webHidden/>
+              </w:rPr>
+            </w:r>
+            <w:r>
+              <w:rPr>
+                <w:noProof/>
+                <w:webHidden/>
+              </w:rPr>
+              <w:fldChar w:fldCharType="separate"/>
+            </w:r>
+            <w:r>
+              <w:rPr>
+                <w:noProof/>
+                <w:webHidden/>
+              </w:rPr>
+              <w:t>13</w:t>
+            </w:r>
+            <w:r>
+              <w:rPr>
+                <w:noProof/>
+                <w:webHidden/>
+              </w:rPr>
+              <w:fldChar w:fldCharType="end"/>
+            </w:r>
+          </w:hyperlink>
+        </w:p>
+        <w:p>
+          <w:r>
+            <w:fldChar w:fldCharType="end"/>
+          </w:r>
+        </w:p>
+      </w:sdtContent>
+    </w:sdt>
+    <w:p>
+      <w:pPr>
+        <w:rPr>
+          <w:rFonts w:ascii="Montserrat" w:eastAsiaTheme="majorEastAsia" w:hAnsi="Montserrat" w:cstheme="majorBidi"/>
+          <w:color w:val="FF4129"/>
+        </w:rPr>
+      </w:pPr>
+      <w:r>
+        <w:rPr>
+          <w:rFonts w:ascii="Montserrat" w:hAnsi="Montserrat"/>
+          <w:color w:val="FF4129"/>
+        </w:rPr>
+        <w:br w:type="page"/>
+      </w:r>
+    </w:p>
     <w:p>
       <w:pPr>
         <w:pStyle w:val="Titolo1"/>
@@ -22,6 +2142,7 @@
           <w:sz w:val="64"/>
           <w:szCs w:val="64"/>
         </w:rPr>
+        <w:lastRenderedPageBreak/>
         <w:t>ITERAZIONE 1</w:t>
       </w:r>
       <w:bookmarkEnd w:id="0"/>
@@ -9037,7 +11158,7 @@
           <w:szCs w:val="26"/>
         </w:rPr>
         <w:drawing>
-          <wp:inline distT="0" distB="0" distL="0" distR="0" wp14:anchorId="3BD78C1A" wp14:editId="12B25143">
+          <wp:inline distT="0" distB="0" distL="0" distR="0" wp14:anchorId="3BD78C1A" wp14:editId="27D5126A">
             <wp:extent cx="6119702" cy="3199765"/>
             <wp:effectExtent l="0" t="0" r="0" b="635"/>
             <wp:docPr id="362180710" name="Immagine 5"/>
@@ -10074,7 +12195,7 @@
           <w:szCs w:val="26"/>
         </w:rPr>
         <w:drawing>
-          <wp:inline distT="0" distB="0" distL="0" distR="0" wp14:anchorId="48E2E1C6" wp14:editId="59865D33">
+          <wp:inline distT="0" distB="0" distL="0" distR="0" wp14:anchorId="48E2E1C6" wp14:editId="2975D0B9">
             <wp:extent cx="6120128" cy="3480573"/>
             <wp:effectExtent l="0" t="0" r="0" b="5715"/>
             <wp:docPr id="1235319416" name="Immagine 17"/>
@@ -10265,7 +12386,7 @@
           <w:szCs w:val="24"/>
         </w:rPr>
         <w:drawing>
-          <wp:inline distT="0" distB="0" distL="0" distR="0" wp14:anchorId="1372C6E7" wp14:editId="1308F407">
+          <wp:inline distT="0" distB="0" distL="0" distR="0" wp14:anchorId="1372C6E7" wp14:editId="24B406CE">
             <wp:extent cx="5900982" cy="3093718"/>
             <wp:effectExtent l="0" t="0" r="5080" b="0"/>
             <wp:docPr id="1007429099" name="Immagine 19"/>
@@ -10309,15 +12430,1307 @@
     </w:p>
     <w:p>
       <w:pPr>
+        <w:pStyle w:val="Titolo2"/>
+        <w:rPr>
+          <w:rFonts w:ascii="Montserrat" w:hAnsi="Montserrat"/>
+          <w:color w:val="CC1903"/>
+          <w:sz w:val="36"/>
+          <w:szCs w:val="36"/>
+        </w:rPr>
+      </w:pPr>
+      <w:bookmarkStart w:id="26" w:name="_Toc222162218"/>
+      <w:r>
+        <w:rPr>
+          <w:rFonts w:ascii="Montserrat" w:hAnsi="Montserrat"/>
+          <w:color w:val="CC1903"/>
+          <w:sz w:val="36"/>
+          <w:szCs w:val="36"/>
+        </w:rPr>
+        <w:t>4. Testing</w:t>
+      </w:r>
+      <w:bookmarkEnd w:id="26"/>
+    </w:p>
+    <w:p>
+      <w:pPr>
         <w:jc w:val="both"/>
         <w:rPr>
           <w:rFonts w:ascii="Montserrat" w:hAnsi="Montserrat"/>
           <w:color w:val="272728"/>
           <w:sz w:val="24"/>
           <w:szCs w:val="24"/>
+        </w:rPr>
+      </w:pPr>
+      <w:r>
+        <w:rPr>
+          <w:rFonts w:ascii="Montserrat" w:hAnsi="Montserrat"/>
+          <w:color w:val="272728"/>
+          <w:sz w:val="24"/>
+          <w:szCs w:val="24"/>
+        </w:rPr>
+        <w:t xml:space="preserve">La fase di test </w:t>
+      </w:r>
+      <w:r>
+        <w:rPr>
+          <w:rFonts w:ascii="Montserrat" w:hAnsi="Montserrat"/>
+          <w:color w:val="272728"/>
+          <w:sz w:val="24"/>
+          <w:szCs w:val="24"/>
+        </w:rPr>
+        <w:t xml:space="preserve">punta a mostrare che il software </w:t>
+      </w:r>
+      <w:r>
+        <w:rPr>
+          <w:rFonts w:ascii="Montserrat" w:hAnsi="Montserrat"/>
+          <w:color w:val="272728"/>
+          <w:sz w:val="24"/>
+          <w:szCs w:val="24"/>
+        </w:rPr>
+        <w:t>sia</w:t>
+      </w:r>
+      <w:r>
+        <w:rPr>
+          <w:rFonts w:ascii="Montserrat" w:hAnsi="Montserrat"/>
+          <w:color w:val="272728"/>
+          <w:sz w:val="24"/>
+          <w:szCs w:val="24"/>
+        </w:rPr>
+        <w:t xml:space="preserve"> conforme alle sue specifiche</w:t>
+      </w:r>
+      <w:r>
+        <w:rPr>
+          <w:rFonts w:ascii="Montserrat" w:hAnsi="Montserrat"/>
+          <w:color w:val="272728"/>
+          <w:sz w:val="24"/>
+          <w:szCs w:val="24"/>
+        </w:rPr>
+        <w:t xml:space="preserve"> </w:t>
+      </w:r>
+      <w:r>
+        <w:rPr>
+          <w:rFonts w:ascii="Montserrat" w:hAnsi="Montserrat"/>
+          <w:color w:val="272728"/>
+          <w:sz w:val="24"/>
+          <w:szCs w:val="24"/>
+        </w:rPr>
+        <w:t>e soddisf</w:t>
+      </w:r>
+      <w:r>
+        <w:rPr>
+          <w:rFonts w:ascii="Montserrat" w:hAnsi="Montserrat"/>
+          <w:color w:val="272728"/>
+          <w:sz w:val="24"/>
+          <w:szCs w:val="24"/>
+        </w:rPr>
+        <w:t>i</w:t>
+      </w:r>
+      <w:r>
+        <w:rPr>
+          <w:rFonts w:ascii="Montserrat" w:hAnsi="Montserrat"/>
+          <w:color w:val="272728"/>
+          <w:sz w:val="24"/>
+          <w:szCs w:val="24"/>
+        </w:rPr>
+        <w:t xml:space="preserve"> le aspettative</w:t>
+      </w:r>
+      <w:r>
+        <w:rPr>
+          <w:rFonts w:ascii="Montserrat" w:hAnsi="Montserrat"/>
+          <w:color w:val="272728"/>
+          <w:sz w:val="24"/>
+          <w:szCs w:val="24"/>
+        </w:rPr>
+        <w:t>. Permette la ricerca di errori e anomalie nel software, consentendo così di ridurre i costi di manutenzione e migliorare la qualità del prodotto.</w:t>
+      </w:r>
+    </w:p>
+    <w:p>
+      <w:pPr>
+        <w:pStyle w:val="Titolo3"/>
+        <w:rPr>
+          <w:rFonts w:ascii="Montserrat" w:hAnsi="Montserrat"/>
+          <w:color w:val="CC1903"/>
+        </w:rPr>
+      </w:pPr>
+      <w:bookmarkStart w:id="27" w:name="_Toc222162219"/>
+      <w:r>
+        <w:rPr>
+          <w:rFonts w:ascii="Montserrat" w:hAnsi="Montserrat"/>
+          <w:color w:val="CC1903"/>
+        </w:rPr>
+        <w:t>4.1. Individuazione dei casi di test</w:t>
+      </w:r>
+      <w:bookmarkEnd w:id="27"/>
+    </w:p>
+    <w:p>
+      <w:pPr>
+        <w:jc w:val="both"/>
+        <w:rPr>
+          <w:rFonts w:ascii="Montserrat" w:hAnsi="Montserrat"/>
+          <w:color w:val="272728"/>
+          <w:sz w:val="24"/>
+          <w:szCs w:val="24"/>
+        </w:rPr>
+      </w:pPr>
+      <w:r>
+        <w:rPr>
+          <w:rFonts w:ascii="Montserrat" w:hAnsi="Montserrat"/>
+          <w:color w:val="272728"/>
+          <w:sz w:val="24"/>
+          <w:szCs w:val="24"/>
+        </w:rPr>
+        <w:t xml:space="preserve">In questa fase si è svolta un’analisi del codice al fine di individuare le classi e i rispettivi metodi da verificare. È stata data maggiore importanza ai metodi più significativi per il funzionamento del sistema relativamente ai casi d’uso implementati. </w:t>
+      </w:r>
+    </w:p>
+    <w:p>
+      <w:pPr>
+        <w:jc w:val="both"/>
+        <w:rPr>
+          <w:rFonts w:ascii="Montserrat" w:hAnsi="Montserrat"/>
+          <w:color w:val="272728"/>
+          <w:sz w:val="24"/>
+          <w:szCs w:val="24"/>
+        </w:rPr>
+      </w:pPr>
+      <w:r>
+        <w:rPr>
+          <w:rFonts w:ascii="Montserrat" w:hAnsi="Montserrat"/>
+          <w:color w:val="272728"/>
+          <w:sz w:val="24"/>
+          <w:szCs w:val="24"/>
+        </w:rPr>
+        <w:t>Di seguito sono elencati i principali casi di test individuati per le varie classi:</w:t>
+      </w:r>
+    </w:p>
+    <w:p>
+      <w:pPr>
+        <w:jc w:val="both"/>
+        <w:rPr>
+          <w:rFonts w:ascii="Montserrat" w:hAnsi="Montserrat"/>
+          <w:color w:val="CC1903"/>
+          <w:sz w:val="26"/>
+          <w:szCs w:val="26"/>
+        </w:rPr>
+      </w:pPr>
+      <w:proofErr w:type="spellStart"/>
+      <w:r>
+        <w:rPr>
+          <w:rFonts w:ascii="Montserrat" w:hAnsi="Montserrat"/>
+          <w:color w:val="CC1903"/>
+          <w:sz w:val="26"/>
+          <w:szCs w:val="26"/>
+        </w:rPr>
+        <w:t>CulturalFlowTest</w:t>
+      </w:r>
+      <w:proofErr w:type="spellEnd"/>
+    </w:p>
+    <w:p>
+      <w:pPr>
+        <w:spacing w:after="0"/>
+        <w:jc w:val="both"/>
+        <w:rPr>
+          <w:rFonts w:ascii="Montserrat" w:hAnsi="Montserrat"/>
+          <w:color w:val="CC1903"/>
+          <w:sz w:val="24"/>
+          <w:szCs w:val="24"/>
+        </w:rPr>
+      </w:pPr>
+      <w:r>
+        <w:rPr>
+          <w:rFonts w:ascii="Montserrat" w:hAnsi="Montserrat"/>
+          <w:color w:val="CC1903"/>
+          <w:sz w:val="24"/>
+          <w:szCs w:val="24"/>
+        </w:rPr>
+        <w:t xml:space="preserve">1. </w:t>
+      </w:r>
+      <w:r>
+        <w:rPr>
+          <w:rFonts w:ascii="Montserrat" w:hAnsi="Montserrat"/>
+          <w:color w:val="CC1903"/>
+          <w:sz w:val="24"/>
+          <w:szCs w:val="24"/>
+        </w:rPr>
+        <w:t xml:space="preserve"> </w:t>
+      </w:r>
+      <w:proofErr w:type="spellStart"/>
+      <w:proofErr w:type="gramStart"/>
+      <w:r>
+        <w:rPr>
+          <w:rFonts w:ascii="Montserrat" w:hAnsi="Montserrat"/>
+          <w:color w:val="CC1903"/>
+          <w:sz w:val="24"/>
+          <w:szCs w:val="24"/>
+        </w:rPr>
+        <w:t>testSingletonInstance</w:t>
+      </w:r>
+      <w:proofErr w:type="spellEnd"/>
+      <w:r>
+        <w:rPr>
+          <w:rFonts w:ascii="Montserrat" w:hAnsi="Montserrat"/>
+          <w:color w:val="CC1903"/>
+          <w:sz w:val="24"/>
+          <w:szCs w:val="24"/>
+        </w:rPr>
+        <w:t>(</w:t>
+      </w:r>
+      <w:proofErr w:type="gramEnd"/>
+      <w:r>
+        <w:rPr>
+          <w:rFonts w:ascii="Montserrat" w:hAnsi="Montserrat"/>
+          <w:color w:val="CC1903"/>
+          <w:sz w:val="24"/>
+          <w:szCs w:val="24"/>
+        </w:rPr>
+        <w:t>)</w:t>
+      </w:r>
+    </w:p>
+    <w:p>
+      <w:pPr>
+        <w:jc w:val="both"/>
+        <w:rPr>
+          <w:rFonts w:ascii="Montserrat" w:hAnsi="Montserrat"/>
+          <w:color w:val="272728"/>
+          <w:sz w:val="24"/>
+          <w:szCs w:val="24"/>
+        </w:rPr>
+      </w:pPr>
+      <w:r>
+        <w:rPr>
+          <w:rFonts w:ascii="Montserrat" w:hAnsi="Montserrat"/>
+          <w:color w:val="272728"/>
+          <w:sz w:val="24"/>
+          <w:szCs w:val="24"/>
+        </w:rPr>
+        <w:t>Verifica che</w:t>
+      </w:r>
+      <w:r>
+        <w:rPr>
+          <w:rFonts w:ascii="Montserrat" w:hAnsi="Montserrat"/>
+          <w:color w:val="272728"/>
+          <w:sz w:val="24"/>
+          <w:szCs w:val="24"/>
+        </w:rPr>
+        <w:t xml:space="preserve"> la classe</w:t>
+      </w:r>
+      <w:r>
+        <w:rPr>
+          <w:rFonts w:ascii="Montserrat" w:hAnsi="Montserrat"/>
+          <w:color w:val="272728"/>
+          <w:sz w:val="24"/>
+          <w:szCs w:val="24"/>
+        </w:rPr>
+        <w:t xml:space="preserve"> </w:t>
+      </w:r>
+      <w:proofErr w:type="spellStart"/>
+      <w:r>
+        <w:rPr>
+          <w:rFonts w:ascii="Montserrat" w:hAnsi="Montserrat"/>
+          <w:color w:val="272728"/>
+          <w:sz w:val="24"/>
+          <w:szCs w:val="24"/>
+        </w:rPr>
+        <w:t>CulturalFlow</w:t>
+      </w:r>
+      <w:proofErr w:type="spellEnd"/>
+      <w:r>
+        <w:rPr>
+          <w:rFonts w:ascii="Montserrat" w:hAnsi="Montserrat"/>
+          <w:color w:val="272728"/>
+          <w:sz w:val="24"/>
+          <w:szCs w:val="24"/>
+        </w:rPr>
+        <w:t xml:space="preserve"> </w:t>
+      </w:r>
+      <w:r>
+        <w:rPr>
+          <w:rFonts w:ascii="Montserrat" w:hAnsi="Montserrat"/>
+          <w:color w:val="272728"/>
+          <w:sz w:val="24"/>
+          <w:szCs w:val="24"/>
+        </w:rPr>
+        <w:t xml:space="preserve">segua il pattern </w:t>
+      </w:r>
+      <w:r>
+        <w:rPr>
+          <w:rFonts w:ascii="Montserrat" w:hAnsi="Montserrat"/>
+          <w:color w:val="272728"/>
+          <w:sz w:val="24"/>
+          <w:szCs w:val="24"/>
+        </w:rPr>
+        <w:t xml:space="preserve">Singleton, cioè </w:t>
+      </w:r>
+      <w:r>
+        <w:rPr>
+          <w:rFonts w:ascii="Montserrat" w:hAnsi="Montserrat"/>
+          <w:color w:val="272728"/>
+          <w:sz w:val="24"/>
+          <w:szCs w:val="24"/>
+        </w:rPr>
+        <w:t>che venga</w:t>
+      </w:r>
+      <w:r>
+        <w:rPr>
+          <w:rFonts w:ascii="Montserrat" w:hAnsi="Montserrat"/>
+          <w:color w:val="272728"/>
+          <w:sz w:val="24"/>
+          <w:szCs w:val="24"/>
+        </w:rPr>
+        <w:t xml:space="preserve"> garantita una sola istanza della classe.</w:t>
+      </w:r>
+    </w:p>
+    <w:p>
+      <w:pPr>
+        <w:jc w:val="both"/>
+        <w:rPr>
+          <w:rFonts w:ascii="Montserrat" w:hAnsi="Montserrat"/>
+          <w:color w:val="272728"/>
+          <w:sz w:val="24"/>
+          <w:szCs w:val="24"/>
+        </w:rPr>
+      </w:pPr>
+    </w:p>
+    <w:p>
+      <w:pPr>
+        <w:jc w:val="both"/>
+        <w:rPr>
+          <w:rFonts w:ascii="Montserrat" w:hAnsi="Montserrat"/>
+          <w:color w:val="272728"/>
+          <w:sz w:val="24"/>
+          <w:szCs w:val="24"/>
+        </w:rPr>
+      </w:pPr>
+    </w:p>
+    <w:p>
+      <w:pPr>
+        <w:spacing w:after="0"/>
+        <w:jc w:val="both"/>
+        <w:rPr>
+          <w:rFonts w:ascii="Montserrat" w:hAnsi="Montserrat"/>
+          <w:color w:val="CC1903"/>
+          <w:sz w:val="24"/>
+          <w:szCs w:val="24"/>
+        </w:rPr>
+      </w:pPr>
+      <w:r>
+        <w:rPr>
+          <w:rFonts w:ascii="Montserrat" w:hAnsi="Montserrat"/>
+          <w:color w:val="CC1903"/>
+          <w:sz w:val="24"/>
+          <w:szCs w:val="24"/>
+        </w:rPr>
+        <w:lastRenderedPageBreak/>
+        <w:t xml:space="preserve">2. </w:t>
+      </w:r>
+      <w:proofErr w:type="spellStart"/>
+      <w:proofErr w:type="gramStart"/>
+      <w:r>
+        <w:rPr>
+          <w:rFonts w:ascii="Montserrat" w:hAnsi="Montserrat"/>
+          <w:color w:val="CC1903"/>
+          <w:sz w:val="24"/>
+          <w:szCs w:val="24"/>
+        </w:rPr>
+        <w:t>testInserisciDati</w:t>
+      </w:r>
+      <w:proofErr w:type="spellEnd"/>
+      <w:r>
+        <w:rPr>
+          <w:rFonts w:ascii="Montserrat" w:hAnsi="Montserrat"/>
+          <w:color w:val="CC1903"/>
+          <w:sz w:val="24"/>
+          <w:szCs w:val="24"/>
+        </w:rPr>
+        <w:t>(</w:t>
+      </w:r>
+      <w:proofErr w:type="gramEnd"/>
+      <w:r>
+        <w:rPr>
+          <w:rFonts w:ascii="Montserrat" w:hAnsi="Montserrat"/>
+          <w:color w:val="CC1903"/>
+          <w:sz w:val="24"/>
+          <w:szCs w:val="24"/>
+        </w:rPr>
+        <w:t>)</w:t>
+      </w:r>
+    </w:p>
+    <w:p>
+      <w:pPr>
+        <w:jc w:val="both"/>
+        <w:rPr>
+          <w:rFonts w:ascii="Montserrat" w:hAnsi="Montserrat"/>
+          <w:color w:val="272728"/>
+          <w:sz w:val="24"/>
+          <w:szCs w:val="24"/>
+        </w:rPr>
+      </w:pPr>
+      <w:r>
+        <w:rPr>
+          <w:rFonts w:ascii="Montserrat" w:hAnsi="Montserrat"/>
+          <w:color w:val="272728"/>
+          <w:sz w:val="24"/>
+          <w:szCs w:val="24"/>
+        </w:rPr>
+        <w:t>Verifica che l’inserimento dei dati relativi ad un Cliente funzioni correttamente e che l’istanza</w:t>
+      </w:r>
+      <w:r>
+        <w:rPr>
+          <w:rFonts w:ascii="Montserrat" w:hAnsi="Montserrat"/>
+          <w:color w:val="272728"/>
+          <w:sz w:val="24"/>
+          <w:szCs w:val="24"/>
+        </w:rPr>
+        <w:t>, correttamente creata,</w:t>
+      </w:r>
+      <w:r>
+        <w:rPr>
+          <w:rFonts w:ascii="Montserrat" w:hAnsi="Montserrat"/>
+          <w:color w:val="272728"/>
+          <w:sz w:val="24"/>
+          <w:szCs w:val="24"/>
+        </w:rPr>
+        <w:t xml:space="preserve"> venga impostata come cliente corrente. Se il Cliente è già registrato, verifica che venga sollevata un’eccezione</w:t>
+      </w:r>
+      <w:r>
+        <w:rPr>
+          <w:rFonts w:ascii="Montserrat" w:hAnsi="Montserrat"/>
+          <w:color w:val="272728"/>
+          <w:sz w:val="24"/>
+          <w:szCs w:val="24"/>
+        </w:rPr>
+        <w:t xml:space="preserve">, testando così l’estensione </w:t>
+      </w:r>
+      <w:proofErr w:type="gramStart"/>
+      <w:r>
+        <w:rPr>
+          <w:rFonts w:ascii="Montserrat" w:hAnsi="Montserrat"/>
+          <w:color w:val="272728"/>
+          <w:sz w:val="24"/>
+          <w:szCs w:val="24"/>
+        </w:rPr>
+        <w:t>6a</w:t>
+      </w:r>
+      <w:proofErr w:type="gramEnd"/>
+      <w:r>
+        <w:rPr>
+          <w:rFonts w:ascii="Montserrat" w:hAnsi="Montserrat"/>
+          <w:color w:val="272728"/>
+          <w:sz w:val="24"/>
+          <w:szCs w:val="24"/>
+        </w:rPr>
+        <w:t>.</w:t>
+      </w:r>
+    </w:p>
+    <w:p>
+      <w:pPr>
+        <w:spacing w:after="0"/>
+        <w:jc w:val="both"/>
+        <w:rPr>
+          <w:rFonts w:ascii="Montserrat" w:hAnsi="Montserrat"/>
+          <w:color w:val="CC1903"/>
+          <w:sz w:val="24"/>
+          <w:szCs w:val="24"/>
+        </w:rPr>
+      </w:pPr>
+      <w:r>
+        <w:rPr>
+          <w:rFonts w:ascii="Montserrat" w:hAnsi="Montserrat"/>
+          <w:color w:val="CC1903"/>
+          <w:sz w:val="24"/>
+          <w:szCs w:val="24"/>
+        </w:rPr>
+        <w:t xml:space="preserve">3. </w:t>
+      </w:r>
+      <w:proofErr w:type="spellStart"/>
+      <w:proofErr w:type="gramStart"/>
+      <w:r>
+        <w:rPr>
+          <w:rFonts w:ascii="Montserrat" w:hAnsi="Montserrat"/>
+          <w:color w:val="CC1903"/>
+          <w:sz w:val="24"/>
+          <w:szCs w:val="24"/>
+        </w:rPr>
+        <w:t>test</w:t>
+      </w:r>
+      <w:r>
+        <w:rPr>
+          <w:rFonts w:ascii="Montserrat" w:hAnsi="Montserrat"/>
+          <w:color w:val="CC1903"/>
+          <w:sz w:val="24"/>
+          <w:szCs w:val="24"/>
+        </w:rPr>
+        <w:t>VerificaEta</w:t>
+      </w:r>
+      <w:proofErr w:type="spellEnd"/>
+      <w:r>
+        <w:rPr>
+          <w:rFonts w:ascii="Montserrat" w:hAnsi="Montserrat"/>
+          <w:color w:val="CC1903"/>
+          <w:sz w:val="24"/>
+          <w:szCs w:val="24"/>
+        </w:rPr>
+        <w:t>(</w:t>
+      </w:r>
+      <w:proofErr w:type="gramEnd"/>
+      <w:r>
+        <w:rPr>
+          <w:rFonts w:ascii="Montserrat" w:hAnsi="Montserrat"/>
+          <w:color w:val="CC1903"/>
+          <w:sz w:val="24"/>
+          <w:szCs w:val="24"/>
+        </w:rPr>
+        <w:t>)</w:t>
+      </w:r>
+      <w:r>
+        <w:rPr>
+          <w:rFonts w:ascii="Montserrat" w:hAnsi="Montserrat"/>
+          <w:color w:val="CC1903"/>
+          <w:sz w:val="24"/>
+          <w:szCs w:val="24"/>
+        </w:rPr>
+        <w:t xml:space="preserve"> </w:t>
+      </w:r>
+    </w:p>
+    <w:p>
+      <w:pPr>
+        <w:jc w:val="both"/>
+        <w:rPr>
+          <w:rFonts w:ascii="Montserrat" w:hAnsi="Montserrat"/>
+          <w:color w:val="272728"/>
+          <w:sz w:val="24"/>
+          <w:szCs w:val="24"/>
+        </w:rPr>
+      </w:pPr>
+      <w:r>
+        <w:rPr>
+          <w:rFonts w:ascii="Montserrat" w:hAnsi="Montserrat"/>
+          <w:color w:val="272728"/>
+          <w:sz w:val="24"/>
+          <w:szCs w:val="24"/>
+        </w:rPr>
+        <w:t>Verifica che il Cliente inserito sia effettivamente maggiorenne e solleva un’eccezione nel caso in cui sia minorenne</w:t>
+      </w:r>
+      <w:r>
+        <w:rPr>
+          <w:rFonts w:ascii="Montserrat" w:hAnsi="Montserrat"/>
+          <w:color w:val="272728"/>
+          <w:sz w:val="24"/>
+          <w:szCs w:val="24"/>
+        </w:rPr>
+        <w:t xml:space="preserve">, testando l’estensione </w:t>
+      </w:r>
+      <w:proofErr w:type="gramStart"/>
+      <w:r>
+        <w:rPr>
+          <w:rFonts w:ascii="Montserrat" w:hAnsi="Montserrat"/>
+          <w:color w:val="272728"/>
+          <w:sz w:val="24"/>
+          <w:szCs w:val="24"/>
+        </w:rPr>
+        <w:t>5a</w:t>
+      </w:r>
+      <w:proofErr w:type="gramEnd"/>
+      <w:r>
+        <w:rPr>
+          <w:rFonts w:ascii="Montserrat" w:hAnsi="Montserrat"/>
+          <w:color w:val="272728"/>
+          <w:sz w:val="24"/>
+          <w:szCs w:val="24"/>
+        </w:rPr>
+        <w:t>.</w:t>
+      </w:r>
+    </w:p>
+    <w:p>
+      <w:pPr>
+        <w:spacing w:after="0"/>
+        <w:jc w:val="both"/>
+        <w:rPr>
+          <w:rFonts w:ascii="Montserrat" w:hAnsi="Montserrat"/>
+          <w:color w:val="CC1903"/>
+          <w:sz w:val="24"/>
+          <w:szCs w:val="24"/>
+        </w:rPr>
+      </w:pPr>
+      <w:r>
+        <w:rPr>
+          <w:rFonts w:ascii="Montserrat" w:hAnsi="Montserrat"/>
+          <w:color w:val="CC1903"/>
+          <w:sz w:val="24"/>
+          <w:szCs w:val="24"/>
+        </w:rPr>
+        <w:t xml:space="preserve">4. </w:t>
+      </w:r>
+      <w:proofErr w:type="spellStart"/>
+      <w:proofErr w:type="gramStart"/>
+      <w:r>
+        <w:rPr>
+          <w:rFonts w:ascii="Montserrat" w:hAnsi="Montserrat"/>
+          <w:color w:val="CC1903"/>
+          <w:sz w:val="24"/>
+          <w:szCs w:val="24"/>
+        </w:rPr>
+        <w:t>testPassword</w:t>
+      </w:r>
+      <w:proofErr w:type="spellEnd"/>
+      <w:r>
+        <w:rPr>
+          <w:rFonts w:ascii="Montserrat" w:hAnsi="Montserrat"/>
+          <w:color w:val="CC1903"/>
+          <w:sz w:val="24"/>
+          <w:szCs w:val="24"/>
+        </w:rPr>
+        <w:t>(</w:t>
+      </w:r>
+      <w:proofErr w:type="gramEnd"/>
+      <w:r>
+        <w:rPr>
+          <w:rFonts w:ascii="Montserrat" w:hAnsi="Montserrat"/>
+          <w:color w:val="CC1903"/>
+          <w:sz w:val="24"/>
+          <w:szCs w:val="24"/>
+        </w:rPr>
+        <w:t>)</w:t>
+      </w:r>
+    </w:p>
+    <w:p>
+      <w:pPr>
+        <w:jc w:val="both"/>
+        <w:rPr>
+          <w:rFonts w:ascii="Montserrat" w:hAnsi="Montserrat"/>
+          <w:color w:val="272728"/>
+          <w:sz w:val="24"/>
+          <w:szCs w:val="24"/>
+        </w:rPr>
+      </w:pPr>
+      <w:r>
+        <w:rPr>
+          <w:rFonts w:ascii="Montserrat" w:hAnsi="Montserrat"/>
+          <w:color w:val="272728"/>
+          <w:sz w:val="24"/>
+          <w:szCs w:val="24"/>
+        </w:rPr>
+        <w:t>Verifica che la password inserita non sia troppo debole</w:t>
+      </w:r>
+      <w:r>
+        <w:rPr>
+          <w:rFonts w:ascii="Montserrat" w:hAnsi="Montserrat"/>
+          <w:color w:val="272728"/>
+          <w:sz w:val="24"/>
+          <w:szCs w:val="24"/>
+        </w:rPr>
+        <w:t xml:space="preserve"> e che venga sollevata un’eccezione in caso contrario.</w:t>
+      </w:r>
+    </w:p>
+    <w:p>
+      <w:pPr>
+        <w:spacing w:after="0"/>
+        <w:jc w:val="both"/>
+        <w:rPr>
+          <w:rFonts w:ascii="Montserrat" w:hAnsi="Montserrat"/>
+          <w:color w:val="CC1903"/>
+          <w:sz w:val="24"/>
+          <w:szCs w:val="24"/>
+        </w:rPr>
+      </w:pPr>
+      <w:r>
+        <w:rPr>
+          <w:rFonts w:ascii="Montserrat" w:hAnsi="Montserrat"/>
+          <w:color w:val="CC1903"/>
+          <w:sz w:val="24"/>
+          <w:szCs w:val="24"/>
+        </w:rPr>
+        <w:t xml:space="preserve">5. </w:t>
+      </w:r>
+      <w:proofErr w:type="spellStart"/>
+      <w:proofErr w:type="gramStart"/>
+      <w:r>
+        <w:rPr>
+          <w:rFonts w:ascii="Montserrat" w:hAnsi="Montserrat"/>
+          <w:color w:val="CC1903"/>
+          <w:sz w:val="24"/>
+          <w:szCs w:val="24"/>
+        </w:rPr>
+        <w:t>testConfermaRegistrazione</w:t>
+      </w:r>
+      <w:proofErr w:type="spellEnd"/>
+      <w:r>
+        <w:rPr>
+          <w:rFonts w:ascii="Montserrat" w:hAnsi="Montserrat"/>
+          <w:color w:val="CC1903"/>
+          <w:sz w:val="24"/>
+          <w:szCs w:val="24"/>
+        </w:rPr>
+        <w:t>(</w:t>
+      </w:r>
+      <w:proofErr w:type="gramEnd"/>
+      <w:r>
+        <w:rPr>
+          <w:rFonts w:ascii="Montserrat" w:hAnsi="Montserrat"/>
+          <w:color w:val="CC1903"/>
+          <w:sz w:val="24"/>
+          <w:szCs w:val="24"/>
+        </w:rPr>
+        <w:t>)</w:t>
+      </w:r>
+    </w:p>
+    <w:p>
+      <w:pPr>
+        <w:jc w:val="both"/>
+        <w:rPr>
+          <w:rFonts w:ascii="Montserrat" w:hAnsi="Montserrat"/>
+          <w:color w:val="272728"/>
+          <w:sz w:val="24"/>
+          <w:szCs w:val="24"/>
+        </w:rPr>
+      </w:pPr>
+      <w:r>
+        <w:rPr>
+          <w:rFonts w:ascii="Montserrat" w:hAnsi="Montserrat"/>
+          <w:color w:val="272728"/>
+          <w:sz w:val="24"/>
+          <w:szCs w:val="24"/>
+        </w:rPr>
+        <w:t>Verifica che la conferma della registrazione di un Cliente funzioni e che il Cliente venga inserito</w:t>
+      </w:r>
+      <w:r>
+        <w:rPr>
+          <w:rFonts w:ascii="Montserrat" w:hAnsi="Montserrat"/>
+          <w:color w:val="272728"/>
+          <w:sz w:val="24"/>
+          <w:szCs w:val="24"/>
+        </w:rPr>
+        <w:t xml:space="preserve"> correttamente</w:t>
+      </w:r>
+      <w:r>
+        <w:rPr>
+          <w:rFonts w:ascii="Montserrat" w:hAnsi="Montserrat"/>
+          <w:color w:val="272728"/>
+          <w:sz w:val="24"/>
+          <w:szCs w:val="24"/>
+        </w:rPr>
+        <w:t xml:space="preserve"> nell’elenco dei Clienti.</w:t>
+      </w:r>
+    </w:p>
+    <w:p>
+      <w:pPr>
+        <w:spacing w:after="0"/>
+        <w:jc w:val="both"/>
+        <w:rPr>
+          <w:rFonts w:ascii="Montserrat" w:hAnsi="Montserrat"/>
+          <w:color w:val="CC1903"/>
+          <w:sz w:val="24"/>
+          <w:szCs w:val="24"/>
+        </w:rPr>
+      </w:pPr>
+      <w:r>
+        <w:rPr>
+          <w:rFonts w:ascii="Montserrat" w:hAnsi="Montserrat"/>
+          <w:color w:val="CC1903"/>
+          <w:sz w:val="24"/>
+          <w:szCs w:val="24"/>
+        </w:rPr>
+        <w:t xml:space="preserve">6. </w:t>
+      </w:r>
+      <w:proofErr w:type="spellStart"/>
+      <w:proofErr w:type="gramStart"/>
+      <w:r>
+        <w:rPr>
+          <w:rFonts w:ascii="Montserrat" w:hAnsi="Montserrat"/>
+          <w:color w:val="CC1903"/>
+          <w:sz w:val="24"/>
+          <w:szCs w:val="24"/>
+        </w:rPr>
+        <w:t>testInserisciEvento</w:t>
+      </w:r>
+      <w:proofErr w:type="spellEnd"/>
+      <w:r>
+        <w:rPr>
+          <w:rFonts w:ascii="Montserrat" w:hAnsi="Montserrat"/>
+          <w:color w:val="CC1903"/>
+          <w:sz w:val="24"/>
+          <w:szCs w:val="24"/>
+        </w:rPr>
+        <w:t>(</w:t>
+      </w:r>
+      <w:proofErr w:type="gramEnd"/>
+      <w:r>
+        <w:rPr>
+          <w:rFonts w:ascii="Montserrat" w:hAnsi="Montserrat"/>
+          <w:color w:val="CC1903"/>
+          <w:sz w:val="24"/>
+          <w:szCs w:val="24"/>
+        </w:rPr>
+        <w:t>)</w:t>
+      </w:r>
+    </w:p>
+    <w:p>
+      <w:pPr>
+        <w:jc w:val="both"/>
+        <w:rPr>
+          <w:rFonts w:ascii="Montserrat" w:hAnsi="Montserrat"/>
+          <w:color w:val="272728"/>
+          <w:sz w:val="24"/>
+          <w:szCs w:val="24"/>
+        </w:rPr>
+      </w:pPr>
+      <w:r>
+        <w:rPr>
+          <w:rFonts w:ascii="Montserrat" w:hAnsi="Montserrat"/>
+          <w:color w:val="272728"/>
+          <w:sz w:val="24"/>
+          <w:szCs w:val="24"/>
+        </w:rPr>
+        <w:t>Veri</w:t>
+      </w:r>
+      <w:r>
+        <w:rPr>
+          <w:rFonts w:ascii="Montserrat" w:hAnsi="Montserrat"/>
+          <w:color w:val="272728"/>
+          <w:sz w:val="24"/>
+          <w:szCs w:val="24"/>
+        </w:rPr>
+        <w:t>fi</w:t>
+      </w:r>
+      <w:r>
+        <w:rPr>
+          <w:rFonts w:ascii="Montserrat" w:hAnsi="Montserrat"/>
+          <w:color w:val="272728"/>
+          <w:sz w:val="24"/>
+          <w:szCs w:val="24"/>
+        </w:rPr>
+        <w:t xml:space="preserve">ca che </w:t>
+      </w:r>
+      <w:r>
+        <w:rPr>
+          <w:rFonts w:ascii="Montserrat" w:hAnsi="Montserrat"/>
+          <w:color w:val="272728"/>
+          <w:sz w:val="24"/>
+          <w:szCs w:val="24"/>
+        </w:rPr>
+        <w:t>l’inizio del processo di creazione</w:t>
+      </w:r>
+      <w:r>
+        <w:rPr>
+          <w:rFonts w:ascii="Montserrat" w:hAnsi="Montserrat"/>
+          <w:color w:val="272728"/>
+          <w:sz w:val="24"/>
+          <w:szCs w:val="24"/>
+        </w:rPr>
+        <w:t xml:space="preserve"> di un Evento funzioni</w:t>
+      </w:r>
+      <w:r>
+        <w:rPr>
+          <w:rFonts w:ascii="Montserrat" w:hAnsi="Montserrat"/>
+          <w:color w:val="272728"/>
+          <w:sz w:val="24"/>
+          <w:szCs w:val="24"/>
+        </w:rPr>
+        <w:t>,</w:t>
+      </w:r>
+      <w:r>
+        <w:rPr>
+          <w:rFonts w:ascii="Montserrat" w:hAnsi="Montserrat"/>
+          <w:color w:val="272728"/>
+          <w:sz w:val="24"/>
+          <w:szCs w:val="24"/>
+        </w:rPr>
+        <w:t xml:space="preserve"> </w:t>
+      </w:r>
+      <w:r>
+        <w:rPr>
+          <w:rFonts w:ascii="Montserrat" w:hAnsi="Montserrat"/>
+          <w:color w:val="272728"/>
+          <w:sz w:val="24"/>
+          <w:szCs w:val="24"/>
+        </w:rPr>
+        <w:t>assicurandosi, inoltre,</w:t>
+      </w:r>
+      <w:r>
+        <w:rPr>
+          <w:rFonts w:ascii="Montserrat" w:hAnsi="Montserrat"/>
+          <w:color w:val="272728"/>
+          <w:sz w:val="24"/>
+          <w:szCs w:val="24"/>
+        </w:rPr>
+        <w:t xml:space="preserve"> che venga impostato correttamente come evento corrente.</w:t>
+      </w:r>
+    </w:p>
+    <w:p>
+      <w:pPr>
+        <w:spacing w:after="0"/>
+        <w:jc w:val="both"/>
+        <w:rPr>
+          <w:rFonts w:ascii="Montserrat" w:hAnsi="Montserrat"/>
+          <w:color w:val="CC1903"/>
+          <w:sz w:val="24"/>
+          <w:szCs w:val="24"/>
+        </w:rPr>
+      </w:pPr>
+      <w:r>
+        <w:rPr>
+          <w:rFonts w:ascii="Montserrat" w:hAnsi="Montserrat"/>
+          <w:color w:val="CC1903"/>
+          <w:sz w:val="24"/>
+          <w:szCs w:val="24"/>
+        </w:rPr>
+        <w:t xml:space="preserve">7. </w:t>
+      </w:r>
+      <w:proofErr w:type="spellStart"/>
+      <w:proofErr w:type="gramStart"/>
+      <w:r>
+        <w:rPr>
+          <w:rFonts w:ascii="Montserrat" w:hAnsi="Montserrat"/>
+          <w:color w:val="CC1903"/>
+          <w:sz w:val="24"/>
+          <w:szCs w:val="24"/>
+        </w:rPr>
+        <w:t>testSelezionaTipologia</w:t>
+      </w:r>
+      <w:proofErr w:type="spellEnd"/>
+      <w:r>
+        <w:rPr>
+          <w:rFonts w:ascii="Montserrat" w:hAnsi="Montserrat"/>
+          <w:color w:val="CC1903"/>
+          <w:sz w:val="24"/>
+          <w:szCs w:val="24"/>
+        </w:rPr>
+        <w:t>(</w:t>
+      </w:r>
+      <w:proofErr w:type="gramEnd"/>
+      <w:r>
+        <w:rPr>
+          <w:rFonts w:ascii="Montserrat" w:hAnsi="Montserrat"/>
+          <w:color w:val="CC1903"/>
+          <w:sz w:val="24"/>
+          <w:szCs w:val="24"/>
+        </w:rPr>
+        <w:t>)</w:t>
+      </w:r>
+    </w:p>
+    <w:p>
+      <w:pPr>
+        <w:jc w:val="both"/>
+        <w:rPr>
+          <w:rFonts w:ascii="Montserrat" w:hAnsi="Montserrat"/>
+          <w:color w:val="272728"/>
+          <w:sz w:val="24"/>
+          <w:szCs w:val="24"/>
+        </w:rPr>
+      </w:pPr>
+      <w:r>
+        <w:rPr>
+          <w:rFonts w:ascii="Montserrat" w:hAnsi="Montserrat"/>
+          <w:color w:val="272728"/>
+          <w:sz w:val="24"/>
+          <w:szCs w:val="24"/>
+        </w:rPr>
+        <w:t>Verifica che la tipologia di evento venga inserita correttamente</w:t>
+      </w:r>
+      <w:r>
+        <w:rPr>
+          <w:rFonts w:ascii="Montserrat" w:hAnsi="Montserrat"/>
+          <w:color w:val="272728"/>
+          <w:sz w:val="24"/>
+          <w:szCs w:val="24"/>
+        </w:rPr>
+        <w:t>, confermando che il Builder è in grado di aggiornare la tipologia specifica dell’evento.</w:t>
+      </w:r>
+    </w:p>
+    <w:p>
+      <w:pPr>
+        <w:spacing w:after="0"/>
+        <w:jc w:val="both"/>
+        <w:rPr>
+          <w:rFonts w:ascii="Montserrat" w:hAnsi="Montserrat"/>
+          <w:color w:val="CC1903"/>
+          <w:sz w:val="24"/>
+          <w:szCs w:val="24"/>
+        </w:rPr>
+      </w:pPr>
+      <w:r>
+        <w:rPr>
+          <w:rFonts w:ascii="Montserrat" w:hAnsi="Montserrat"/>
+          <w:color w:val="CC1903"/>
+          <w:sz w:val="24"/>
+          <w:szCs w:val="24"/>
+        </w:rPr>
+        <w:t xml:space="preserve">8. </w:t>
+      </w:r>
+      <w:proofErr w:type="spellStart"/>
+      <w:proofErr w:type="gramStart"/>
+      <w:r>
+        <w:rPr>
+          <w:rFonts w:ascii="Montserrat" w:hAnsi="Montserrat"/>
+          <w:color w:val="CC1903"/>
+          <w:sz w:val="24"/>
+          <w:szCs w:val="24"/>
+        </w:rPr>
+        <w:t>testInserisciServizioDettagli</w:t>
+      </w:r>
+      <w:proofErr w:type="spellEnd"/>
+      <w:r>
+        <w:rPr>
+          <w:rFonts w:ascii="Montserrat" w:hAnsi="Montserrat"/>
+          <w:color w:val="CC1903"/>
+          <w:sz w:val="24"/>
+          <w:szCs w:val="24"/>
+        </w:rPr>
+        <w:t>(</w:t>
+      </w:r>
+      <w:proofErr w:type="gramEnd"/>
+      <w:r>
+        <w:rPr>
+          <w:rFonts w:ascii="Montserrat" w:hAnsi="Montserrat"/>
+          <w:color w:val="CC1903"/>
+          <w:sz w:val="24"/>
+          <w:szCs w:val="24"/>
+        </w:rPr>
+        <w:t>)</w:t>
+      </w:r>
+    </w:p>
+    <w:p>
+      <w:pPr>
+        <w:jc w:val="both"/>
+        <w:rPr>
+          <w:rFonts w:ascii="Montserrat" w:hAnsi="Montserrat"/>
+          <w:color w:val="272728"/>
+          <w:sz w:val="24"/>
+          <w:szCs w:val="24"/>
+        </w:rPr>
+      </w:pPr>
+      <w:r>
+        <w:rPr>
+          <w:rFonts w:ascii="Montserrat" w:hAnsi="Montserrat"/>
+          <w:color w:val="272728"/>
+          <w:sz w:val="24"/>
+          <w:szCs w:val="24"/>
+        </w:rPr>
+        <w:t>Verifica che gli eventuali servizi e i dettagli di un evento vengano inseriti correttamente.</w:t>
+      </w:r>
+    </w:p>
+    <w:p>
+      <w:pPr>
+        <w:spacing w:after="0"/>
+        <w:jc w:val="both"/>
+        <w:rPr>
+          <w:rFonts w:ascii="Montserrat" w:hAnsi="Montserrat"/>
+          <w:color w:val="CC1903"/>
+          <w:sz w:val="24"/>
+          <w:szCs w:val="24"/>
+        </w:rPr>
+      </w:pPr>
+      <w:r>
+        <w:rPr>
+          <w:rFonts w:ascii="Montserrat" w:hAnsi="Montserrat"/>
+          <w:color w:val="CC1903"/>
+          <w:sz w:val="24"/>
+          <w:szCs w:val="24"/>
+        </w:rPr>
+        <w:t xml:space="preserve">9. </w:t>
+      </w:r>
+      <w:proofErr w:type="spellStart"/>
+      <w:proofErr w:type="gramStart"/>
+      <w:r>
+        <w:rPr>
+          <w:rFonts w:ascii="Montserrat" w:hAnsi="Montserrat"/>
+          <w:color w:val="CC1903"/>
+          <w:sz w:val="24"/>
+          <w:szCs w:val="24"/>
+        </w:rPr>
+        <w:t>testConfermaEvento</w:t>
+      </w:r>
+      <w:proofErr w:type="spellEnd"/>
+      <w:r>
+        <w:rPr>
+          <w:rFonts w:ascii="Montserrat" w:hAnsi="Montserrat"/>
+          <w:color w:val="CC1903"/>
+          <w:sz w:val="24"/>
+          <w:szCs w:val="24"/>
+        </w:rPr>
+        <w:t>(</w:t>
+      </w:r>
+      <w:proofErr w:type="gramEnd"/>
+      <w:r>
+        <w:rPr>
+          <w:rFonts w:ascii="Montserrat" w:hAnsi="Montserrat"/>
+          <w:color w:val="CC1903"/>
+          <w:sz w:val="24"/>
+          <w:szCs w:val="24"/>
+        </w:rPr>
+        <w:t>)</w:t>
+      </w:r>
+    </w:p>
+    <w:p>
+      <w:pPr>
+        <w:jc w:val="both"/>
+        <w:rPr>
+          <w:rFonts w:ascii="Montserrat" w:hAnsi="Montserrat"/>
+          <w:color w:val="272728"/>
+          <w:sz w:val="24"/>
+          <w:szCs w:val="24"/>
+        </w:rPr>
+      </w:pPr>
+      <w:r>
+        <w:rPr>
+          <w:rFonts w:ascii="Montserrat" w:hAnsi="Montserrat"/>
+          <w:color w:val="272728"/>
+          <w:sz w:val="24"/>
+          <w:szCs w:val="24"/>
+        </w:rPr>
+        <w:t>Verifica che la conferma dell’inserimento di un Evento funzioni</w:t>
+      </w:r>
+      <w:r>
+        <w:rPr>
+          <w:rFonts w:ascii="Montserrat" w:hAnsi="Montserrat"/>
+          <w:color w:val="272728"/>
+          <w:sz w:val="24"/>
+          <w:szCs w:val="24"/>
+        </w:rPr>
+        <w:t>, assegna un id univoco</w:t>
+      </w:r>
+      <w:r>
+        <w:rPr>
+          <w:rFonts w:ascii="Montserrat" w:hAnsi="Montserrat"/>
+          <w:color w:val="272728"/>
+          <w:sz w:val="24"/>
+          <w:szCs w:val="24"/>
+        </w:rPr>
+        <w:t xml:space="preserve"> e che l’Evento venga inserito nell’elenco degli Eventi.</w:t>
+      </w:r>
+    </w:p>
+    <w:p>
+      <w:pPr>
+        <w:spacing w:after="0"/>
+        <w:jc w:val="both"/>
+        <w:rPr>
+          <w:rFonts w:ascii="Montserrat" w:hAnsi="Montserrat"/>
+          <w:color w:val="CC1903"/>
+          <w:sz w:val="24"/>
+          <w:szCs w:val="24"/>
+        </w:rPr>
+      </w:pPr>
+      <w:r>
+        <w:rPr>
+          <w:rFonts w:ascii="Montserrat" w:hAnsi="Montserrat"/>
+          <w:color w:val="CC1903"/>
+          <w:sz w:val="24"/>
+          <w:szCs w:val="24"/>
+        </w:rPr>
+        <w:t xml:space="preserve">10. </w:t>
+      </w:r>
+      <w:proofErr w:type="spellStart"/>
+      <w:proofErr w:type="gramStart"/>
+      <w:r>
+        <w:rPr>
+          <w:rFonts w:ascii="Montserrat" w:hAnsi="Montserrat"/>
+          <w:color w:val="CC1903"/>
+          <w:sz w:val="24"/>
+          <w:szCs w:val="24"/>
+        </w:rPr>
+        <w:t>testCercaEvento</w:t>
+      </w:r>
+      <w:proofErr w:type="spellEnd"/>
+      <w:r>
+        <w:rPr>
+          <w:rFonts w:ascii="Montserrat" w:hAnsi="Montserrat"/>
+          <w:color w:val="CC1903"/>
+          <w:sz w:val="24"/>
+          <w:szCs w:val="24"/>
+        </w:rPr>
+        <w:t>(</w:t>
+      </w:r>
+      <w:proofErr w:type="gramEnd"/>
+      <w:r>
+        <w:rPr>
+          <w:rFonts w:ascii="Montserrat" w:hAnsi="Montserrat"/>
+          <w:color w:val="CC1903"/>
+          <w:sz w:val="24"/>
+          <w:szCs w:val="24"/>
+        </w:rPr>
+        <w:t>)</w:t>
+      </w:r>
+    </w:p>
+    <w:p>
+      <w:pPr>
+        <w:jc w:val="both"/>
+        <w:rPr>
+          <w:rFonts w:ascii="Montserrat" w:hAnsi="Montserrat"/>
+          <w:color w:val="272728"/>
+          <w:sz w:val="24"/>
+          <w:szCs w:val="24"/>
           <w:u w:val="single"/>
         </w:rPr>
       </w:pPr>
+      <w:r>
+        <w:rPr>
+          <w:rFonts w:ascii="Montserrat" w:hAnsi="Montserrat"/>
+          <w:color w:val="272728"/>
+          <w:sz w:val="24"/>
+          <w:szCs w:val="24"/>
+        </w:rPr>
+        <w:t>V</w:t>
+      </w:r>
+      <w:r>
+        <w:rPr>
+          <w:rFonts w:ascii="Montserrat" w:hAnsi="Montserrat"/>
+          <w:color w:val="272728"/>
+          <w:sz w:val="24"/>
+          <w:szCs w:val="24"/>
+        </w:rPr>
+        <w:t>alida</w:t>
+      </w:r>
+      <w:r>
+        <w:rPr>
+          <w:rFonts w:ascii="Montserrat" w:hAnsi="Montserrat"/>
+          <w:color w:val="272728"/>
+          <w:sz w:val="24"/>
+          <w:szCs w:val="24"/>
+        </w:rPr>
+        <w:t xml:space="preserve"> la</w:t>
+      </w:r>
+      <w:r>
+        <w:rPr>
+          <w:rFonts w:ascii="Montserrat" w:hAnsi="Montserrat"/>
+          <w:color w:val="272728"/>
+          <w:sz w:val="24"/>
+          <w:szCs w:val="24"/>
+        </w:rPr>
+        <w:t xml:space="preserve"> logica dei filtri di</w:t>
+      </w:r>
+      <w:r>
+        <w:rPr>
+          <w:rFonts w:ascii="Montserrat" w:hAnsi="Montserrat"/>
+          <w:color w:val="272728"/>
+          <w:sz w:val="24"/>
+          <w:szCs w:val="24"/>
+        </w:rPr>
+        <w:t xml:space="preserve"> ricerca degli eventi</w:t>
+      </w:r>
+      <w:r>
+        <w:rPr>
+          <w:rFonts w:ascii="Montserrat" w:hAnsi="Montserrat"/>
+          <w:color w:val="272728"/>
+          <w:sz w:val="24"/>
+          <w:szCs w:val="24"/>
+        </w:rPr>
+        <w:t>, verificando che la ricerca</w:t>
+      </w:r>
+      <w:r>
+        <w:rPr>
+          <w:rFonts w:ascii="Montserrat" w:hAnsi="Montserrat"/>
+          <w:color w:val="272728"/>
+          <w:sz w:val="24"/>
+          <w:szCs w:val="24"/>
+        </w:rPr>
+        <w:t xml:space="preserve"> vada a buon fine</w:t>
+      </w:r>
+      <w:r>
+        <w:rPr>
+          <w:rFonts w:ascii="Montserrat" w:hAnsi="Montserrat"/>
+          <w:color w:val="272728"/>
+          <w:sz w:val="24"/>
+          <w:szCs w:val="24"/>
+        </w:rPr>
+        <w:t>.</w:t>
+      </w:r>
     </w:p>
     <w:sectPr>
       <w:pgSz w:w="11906" w:h="16838"/>
